--- a/rapports/16_02_2026/BALDE/coh_EQ36_sup_141202020004.docx
+++ b/rapports/16_02_2026/BALDE/coh_EQ36_sup_141202020004.docx
@@ -25,7 +25,7 @@
         <w:br/>
         <w:t>Grappe: 141202020004</w:t>
         <w:br/>
-        <w:t>Date: 16/02/2026 a 12:41</w:t>
+        <w:t>Date: 16/02/2026 a 12:58</w:t>
       </w:r>
     </w:p>
     <w:p/>
@@ -1646,7 +1646,7 @@
         <w:rPr>
           <w:sz w:val="20"/>
         </w:rPr>
-        <w:t>- Les informations sur ces entrepises non agricole manquent, prière de les renseigner. Le montant obtenus sur les services rendus par l'entreprise ##N/A## au cours des 30 derniers jours ou durant le dernier mois où l'entreprise a fonctionné n'a pas été renseigné, prière de mettre de 0 si l'entreprise n'a pas rendu de service. Prière de renseigner les montants dans les champs (s10q46 s10q47 s10q48 s10q49 s10q50 s10q51 s10q52 s10q53 s10q54 s10q55 s10q56 s10q57), mettre 0 si l'entreprise ##N/A## n'a pas effectué des dépenses ou faire des reventes des marchandises ou des produits ou rendre de service.Cette entreprise ##N/A## dit avoir obtenu une valeur sur les marchandises vendu en etat, les marchandises vendu après transformation et les services rendus. Prière de corriger. Cette entreprise ##N/A## dit avoir obtenu une valeur sur les marchandises vendu en etat et les marchandises vendu après transformation.</w:t>
+        <w:t>- Les informations sur ces entrepises non agricole manquent, prière de les renseigner. Le montant obtenus sur les services rendus par l'entreprise ##N/A## au cours des 30 derniers jours ou durant le dernier mois où l'entreprise a fonctionné n'a pas été renseigné, prière de mettre de 0 si l'entreprise n'a pas rendu de service. Prière de renseigner les montants dans les champs (s10q46 s10q47 s10q48 s10q49 s10q50 s10q51 s10q52 s10q53 s10q54 s10q55 s10q56 s10q57), mettre 0 si l'entreprise ##N/A## n'a pas effectué des dépenses ou faire des reventes des marchandises ou des produits ou rendre de service.Cette entreprise ##N/A## dit avoir obtenu une valeur sur les marchandises vendu en etat, les marchandises vendu après transformation et les services rendus. Prière de corriger. Cette entreprise ##N/A## dit avoir obtenu une valeur sur les marchandises vendu en etat et les marchandises vendu après transformation. La main d'oeuvre familiale pour Thierno Djitté ayant travaillé dans cette entreprise ##N/A## aucours des 12 derniers mois n'est pas renseigner. Prière de reneigner toutes les informations qui lui concerne.</w:t>
       </w:r>
     </w:p>
     <w:p>

--- a/rapports/16_02_2026/BALDE/coh_EQ36_sup_141202020004.docx
+++ b/rapports/16_02_2026/BALDE/coh_EQ36_sup_141202020004.docx
@@ -25,7 +25,7 @@
         <w:br/>
         <w:t>Grappe: 141202020004</w:t>
         <w:br/>
-        <w:t>Date: 16/02/2026 a 12:58</w:t>
+        <w:t>Date: 16/02/2026 a 13:05</w:t>
       </w:r>
     </w:p>
     <w:p/>
@@ -97,7 +97,7 @@
           </w:tcPr>
           <w:p>
             <w:r>
-              <w:t>2</w:t>
+              <w:t>12</w:t>
             </w:r>
           </w:p>
         </w:tc>
@@ -119,7 +119,7 @@
           </w:tcPr>
           <w:p>
             <w:r>
-              <w:t>17</w:t>
+              <w:t>26</w:t>
             </w:r>
           </w:p>
         </w:tc>
@@ -199,6 +199,70 @@
           </w:tcPr>
           <w:p>
             <w:r>
+              <w:t>Section7b</w:t>
+            </w:r>
+          </w:p>
+        </w:tc>
+        <w:tc>
+          <w:tcPr>
+            <w:tcW w:type="dxa" w:w="3324"/>
+          </w:tcPr>
+          <w:p>
+            <w:r>
+              <w:t>Consommation alimentaire - 7 jours</w:t>
+            </w:r>
+          </w:p>
+        </w:tc>
+        <w:tc>
+          <w:tcPr>
+            <w:tcW w:type="dxa" w:w="3324"/>
+          </w:tcPr>
+          <w:p>
+            <w:r>
+              <w:t>12</w:t>
+            </w:r>
+          </w:p>
+        </w:tc>
+      </w:tr>
+      <w:tr>
+        <w:tc>
+          <w:tcPr>
+            <w:tcW w:type="dxa" w:w="3324"/>
+          </w:tcPr>
+          <w:p>
+            <w:r>
+              <w:t>Section16a</w:t>
+            </w:r>
+          </w:p>
+        </w:tc>
+        <w:tc>
+          <w:tcPr>
+            <w:tcW w:type="dxa" w:w="3324"/>
+          </w:tcPr>
+          <w:p>
+            <w:r>
+              <w:t>Champs et parcelles</w:t>
+            </w:r>
+          </w:p>
+        </w:tc>
+        <w:tc>
+          <w:tcPr>
+            <w:tcW w:type="dxa" w:w="3324"/>
+          </w:tcPr>
+          <w:p>
+            <w:r>
+              <w:t>12</w:t>
+            </w:r>
+          </w:p>
+        </w:tc>
+      </w:tr>
+      <w:tr>
+        <w:tc>
+          <w:tcPr>
+            <w:tcW w:type="dxa" w:w="3324"/>
+          </w:tcPr>
+          <w:p>
+            <w:r>
               <w:t>Section0</w:t>
             </w:r>
           </w:p>
@@ -219,7 +283,7 @@
           </w:tcPr>
           <w:p>
             <w:r>
-              <w:t>2</w:t>
+              <w:t>11</w:t>
             </w:r>
           </w:p>
         </w:tc>
@@ -251,7 +315,135 @@
           </w:tcPr>
           <w:p>
             <w:r>
-              <w:t>2</w:t>
+              <w:t>11</w:t>
+            </w:r>
+          </w:p>
+        </w:tc>
+      </w:tr>
+      <w:tr>
+        <w:tc>
+          <w:tcPr>
+            <w:tcW w:type="dxa" w:w="3324"/>
+          </w:tcPr>
+          <w:p>
+            <w:r>
+              <w:t>Section4c</w:t>
+            </w:r>
+          </w:p>
+        </w:tc>
+        <w:tc>
+          <w:tcPr>
+            <w:tcW w:type="dxa" w:w="3324"/>
+          </w:tcPr>
+          <w:p>
+            <w:r>
+              <w:t>Emploi - Activite secondaire</w:t>
+            </w:r>
+          </w:p>
+        </w:tc>
+        <w:tc>
+          <w:tcPr>
+            <w:tcW w:type="dxa" w:w="3324"/>
+          </w:tcPr>
+          <w:p>
+            <w:r>
+              <w:t>9</w:t>
+            </w:r>
+          </w:p>
+        </w:tc>
+      </w:tr>
+      <w:tr>
+        <w:tc>
+          <w:tcPr>
+            <w:tcW w:type="dxa" w:w="3324"/>
+          </w:tcPr>
+          <w:p>
+            <w:r>
+              <w:t>Section16c</w:t>
+            </w:r>
+          </w:p>
+        </w:tc>
+        <w:tc>
+          <w:tcPr>
+            <w:tcW w:type="dxa" w:w="3324"/>
+          </w:tcPr>
+          <w:p>
+            <w:r>
+              <w:t>Cultures</w:t>
+            </w:r>
+          </w:p>
+        </w:tc>
+        <w:tc>
+          <w:tcPr>
+            <w:tcW w:type="dxa" w:w="3324"/>
+          </w:tcPr>
+          <w:p>
+            <w:r>
+              <w:t>9</w:t>
+            </w:r>
+          </w:p>
+        </w:tc>
+      </w:tr>
+      <w:tr>
+        <w:tc>
+          <w:tcPr>
+            <w:tcW w:type="dxa" w:w="3324"/>
+          </w:tcPr>
+          <w:p>
+            <w:r>
+              <w:t>Section1</w:t>
+            </w:r>
+          </w:p>
+        </w:tc>
+        <w:tc>
+          <w:tcPr>
+            <w:tcW w:type="dxa" w:w="3324"/>
+          </w:tcPr>
+          <w:p>
+            <w:r>
+              <w:t>Caracteristiques des membres</w:t>
+            </w:r>
+          </w:p>
+        </w:tc>
+        <w:tc>
+          <w:tcPr>
+            <w:tcW w:type="dxa" w:w="3324"/>
+          </w:tcPr>
+          <w:p>
+            <w:r>
+              <w:t>8</w:t>
+            </w:r>
+          </w:p>
+        </w:tc>
+      </w:tr>
+      <w:tr>
+        <w:tc>
+          <w:tcPr>
+            <w:tcW w:type="dxa" w:w="3324"/>
+          </w:tcPr>
+          <w:p>
+            <w:r>
+              <w:t>Section4b</w:t>
+            </w:r>
+          </w:p>
+        </w:tc>
+        <w:tc>
+          <w:tcPr>
+            <w:tcW w:type="dxa" w:w="3324"/>
+          </w:tcPr>
+          <w:p>
+            <w:r>
+              <w:t>Emploi - Activite principale</w:t>
+            </w:r>
+          </w:p>
+        </w:tc>
+        <w:tc>
+          <w:tcPr>
+            <w:tcW w:type="dxa" w:w="3324"/>
+          </w:tcPr>
+          <w:p>
+            <w:r>
+              <w:t>7</w:t>
             </w:r>
           </w:p>
         </w:tc>
@@ -283,7 +475,7 @@
           </w:tcPr>
           <w:p>
             <w:r>
-              <w:t>2</w:t>
+              <w:t>6</w:t>
             </w:r>
           </w:p>
         </w:tc>
@@ -295,7 +487,7 @@
           </w:tcPr>
           <w:p>
             <w:r>
-              <w:t>Section4b</w:t>
+              <w:t>Section9c</w:t>
             </w:r>
           </w:p>
         </w:tc>
@@ -305,7 +497,7 @@
           </w:tcPr>
           <w:p>
             <w:r>
-              <w:t>Emploi - Activite principale</w:t>
+              <w:t>Depenses non-alimentaires - 30 jours</w:t>
             </w:r>
           </w:p>
         </w:tc>
@@ -315,199 +507,7 @@
           </w:tcPr>
           <w:p>
             <w:r>
-              <w:t>2</w:t>
-            </w:r>
-          </w:p>
-        </w:tc>
-      </w:tr>
-      <w:tr>
-        <w:tc>
-          <w:tcPr>
-            <w:tcW w:type="dxa" w:w="3324"/>
-          </w:tcPr>
-          <w:p>
-            <w:r>
-              <w:t>Section4c</w:t>
-            </w:r>
-          </w:p>
-        </w:tc>
-        <w:tc>
-          <w:tcPr>
-            <w:tcW w:type="dxa" w:w="3324"/>
-          </w:tcPr>
-          <w:p>
-            <w:r>
-              <w:t>Emploi - Activite secondaire</w:t>
-            </w:r>
-          </w:p>
-        </w:tc>
-        <w:tc>
-          <w:tcPr>
-            <w:tcW w:type="dxa" w:w="3324"/>
-          </w:tcPr>
-          <w:p>
-            <w:r>
-              <w:t>2</w:t>
-            </w:r>
-          </w:p>
-        </w:tc>
-      </w:tr>
-      <w:tr>
-        <w:tc>
-          <w:tcPr>
-            <w:tcW w:type="dxa" w:w="3324"/>
-          </w:tcPr>
-          <w:p>
-            <w:r>
-              <w:t>Section7b</w:t>
-            </w:r>
-          </w:p>
-        </w:tc>
-        <w:tc>
-          <w:tcPr>
-            <w:tcW w:type="dxa" w:w="3324"/>
-          </w:tcPr>
-          <w:p>
-            <w:r>
-              <w:t>Consommation alimentaire - 7 jours</w:t>
-            </w:r>
-          </w:p>
-        </w:tc>
-        <w:tc>
-          <w:tcPr>
-            <w:tcW w:type="dxa" w:w="3324"/>
-          </w:tcPr>
-          <w:p>
-            <w:r>
-              <w:t>2</w:t>
-            </w:r>
-          </w:p>
-        </w:tc>
-      </w:tr>
-      <w:tr>
-        <w:tc>
-          <w:tcPr>
-            <w:tcW w:type="dxa" w:w="3324"/>
-          </w:tcPr>
-          <w:p>
-            <w:r>
-              <w:t>Section16a</w:t>
-            </w:r>
-          </w:p>
-        </w:tc>
-        <w:tc>
-          <w:tcPr>
-            <w:tcW w:type="dxa" w:w="3324"/>
-          </w:tcPr>
-          <w:p>
-            <w:r>
-              <w:t>Champs et parcelles</w:t>
-            </w:r>
-          </w:p>
-        </w:tc>
-        <w:tc>
-          <w:tcPr>
-            <w:tcW w:type="dxa" w:w="3324"/>
-          </w:tcPr>
-          <w:p>
-            <w:r>
-              <w:t>2</w:t>
-            </w:r>
-          </w:p>
-        </w:tc>
-      </w:tr>
-      <w:tr>
-        <w:tc>
-          <w:tcPr>
-            <w:tcW w:type="dxa" w:w="3324"/>
-          </w:tcPr>
-          <w:p>
-            <w:r>
-              <w:t>Section18c</w:t>
-            </w:r>
-          </w:p>
-        </w:tc>
-        <w:tc>
-          <w:tcPr>
-            <w:tcW w:type="dxa" w:w="3324"/>
-          </w:tcPr>
-          <w:p>
-            <w:r>
-              <w:t>Cueillette</w:t>
-            </w:r>
-          </w:p>
-        </w:tc>
-        <w:tc>
-          <w:tcPr>
-            <w:tcW w:type="dxa" w:w="3324"/>
-          </w:tcPr>
-          <w:p>
-            <w:r>
-              <w:t>2</w:t>
-            </w:r>
-          </w:p>
-        </w:tc>
-      </w:tr>
-      <w:tr>
-        <w:tc>
-          <w:tcPr>
-            <w:tcW w:type="dxa" w:w="3324"/>
-          </w:tcPr>
-          <w:p>
-            <w:r>
-              <w:t>Section1</w:t>
-            </w:r>
-          </w:p>
-        </w:tc>
-        <w:tc>
-          <w:tcPr>
-            <w:tcW w:type="dxa" w:w="3324"/>
-          </w:tcPr>
-          <w:p>
-            <w:r>
-              <w:t>Caracteristiques des membres</w:t>
-            </w:r>
-          </w:p>
-        </w:tc>
-        <w:tc>
-          <w:tcPr>
-            <w:tcW w:type="dxa" w:w="3324"/>
-          </w:tcPr>
-          <w:p>
-            <w:r>
-              <w:t>1</w:t>
-            </w:r>
-          </w:p>
-        </w:tc>
-      </w:tr>
-      <w:tr>
-        <w:tc>
-          <w:tcPr>
-            <w:tcW w:type="dxa" w:w="3324"/>
-          </w:tcPr>
-          <w:p>
-            <w:r>
-              <w:t>Section3</w:t>
-            </w:r>
-          </w:p>
-        </w:tc>
-        <w:tc>
-          <w:tcPr>
-            <w:tcW w:type="dxa" w:w="3324"/>
-          </w:tcPr>
-          <w:p>
-            <w:r>
-              <w:t>Sante</w:t>
-            </w:r>
-          </w:p>
-        </w:tc>
-        <w:tc>
-          <w:tcPr>
-            <w:tcW w:type="dxa" w:w="3324"/>
-          </w:tcPr>
-          <w:p>
-            <w:r>
-              <w:t>1</w:t>
+              <w:t>6</w:t>
             </w:r>
           </w:p>
         </w:tc>
@@ -520,6 +520,546 @@
       </w:pPr>
       <w:r>
         <w:t>Details des erreurs par menage</w:t>
+      </w:r>
+    </w:p>
+    <w:p>
+      <w:pPr>
+        <w:pStyle w:val="Heading2"/>
+      </w:pPr>
+      <w:r>
+        <w:t>Menage 1</w:t>
+      </w:r>
+    </w:p>
+    <w:tbl>
+      <w:tblPr>
+        <w:tblStyle w:val="TableGrid"/>
+        <w:tblW w:type="auto" w:w="0"/>
+        <w:tblLook w:firstColumn="1" w:firstRow="1" w:lastColumn="0" w:lastRow="0" w:noHBand="0" w:noVBand="1" w:val="04A0"/>
+      </w:tblPr>
+      <w:tblGrid>
+        <w:gridCol w:w="1662"/>
+        <w:gridCol w:w="1662"/>
+        <w:gridCol w:w="1662"/>
+        <w:gridCol w:w="1662"/>
+        <w:gridCol w:w="1662"/>
+        <w:gridCol w:w="1662"/>
+      </w:tblGrid>
+      <w:tr>
+        <w:tc>
+          <w:tcPr>
+            <w:tcW w:type="dxa" w:w="1662"/>
+            <w:shd w:fill="5B9BD5"/>
+          </w:tcPr>
+          <w:p>
+            <w:r>
+              <w:rPr>
+                <w:b/>
+                <w:color w:val="FFFFFF"/>
+                <w:sz w:val="16"/>
+              </w:rPr>
+              <w:t>Interview Key</w:t>
+            </w:r>
+          </w:p>
+        </w:tc>
+        <w:tc>
+          <w:tcPr>
+            <w:tcW w:type="dxa" w:w="1662"/>
+            <w:shd w:fill="5B9BD5"/>
+          </w:tcPr>
+          <w:p>
+            <w:r>
+              <w:rPr>
+                <w:b/>
+                <w:color w:val="FFFFFF"/>
+                <w:sz w:val="16"/>
+              </w:rPr>
+              <w:t>Interview ID</w:t>
+            </w:r>
+          </w:p>
+        </w:tc>
+        <w:tc>
+          <w:tcPr>
+            <w:tcW w:type="dxa" w:w="1662"/>
+            <w:shd w:fill="5B9BD5"/>
+          </w:tcPr>
+          <w:p>
+            <w:r>
+              <w:rPr>
+                <w:b/>
+                <w:color w:val="FFFFFF"/>
+                <w:sz w:val="16"/>
+              </w:rPr>
+              <w:t>ID Agent</w:t>
+            </w:r>
+          </w:p>
+        </w:tc>
+        <w:tc>
+          <w:tcPr>
+            <w:tcW w:type="dxa" w:w="1662"/>
+            <w:shd w:fill="5B9BD5"/>
+          </w:tcPr>
+          <w:p>
+            <w:r>
+              <w:rPr>
+                <w:b/>
+                <w:color w:val="FFFFFF"/>
+                <w:sz w:val="16"/>
+              </w:rPr>
+              <w:t>ID Equipe</w:t>
+            </w:r>
+          </w:p>
+        </w:tc>
+        <w:tc>
+          <w:tcPr>
+            <w:tcW w:type="dxa" w:w="1662"/>
+            <w:shd w:fill="5B9BD5"/>
+          </w:tcPr>
+          <w:p>
+            <w:r>
+              <w:rPr>
+                <w:b/>
+                <w:color w:val="FFFFFF"/>
+                <w:sz w:val="16"/>
+              </w:rPr>
+              <w:t>Agent</w:t>
+            </w:r>
+          </w:p>
+        </w:tc>
+        <w:tc>
+          <w:tcPr>
+            <w:tcW w:type="dxa" w:w="1662"/>
+            <w:shd w:fill="5B9BD5"/>
+          </w:tcPr>
+          <w:p>
+            <w:r>
+              <w:rPr>
+                <w:b/>
+                <w:color w:val="FFFFFF"/>
+                <w:sz w:val="16"/>
+              </w:rPr>
+              <w:t>Chef d'equipe</w:t>
+            </w:r>
+          </w:p>
+        </w:tc>
+      </w:tr>
+      <w:tr>
+        <w:tc>
+          <w:tcPr>
+            <w:tcW w:type="dxa" w:w="1662"/>
+          </w:tcPr>
+          <w:p>
+            <w:r>
+              <w:rPr>
+                <w:sz w:val="14"/>
+              </w:rPr>
+              <w:t>44-03-94-24</w:t>
+            </w:r>
+          </w:p>
+        </w:tc>
+        <w:tc>
+          <w:tcPr>
+            <w:tcW w:type="dxa" w:w="1662"/>
+          </w:tcPr>
+          <w:p>
+            <w:r>
+              <w:rPr>
+                <w:sz w:val="14"/>
+              </w:rPr>
+              <w:t>056d84abf5d647db915791e25e42a77f</w:t>
+            </w:r>
+          </w:p>
+        </w:tc>
+        <w:tc>
+          <w:tcPr>
+            <w:tcW w:type="dxa" w:w="1662"/>
+          </w:tcPr>
+          <w:p>
+            <w:r>
+              <w:rPr>
+                <w:sz w:val="14"/>
+              </w:rPr>
+              <w:t>EQ36_enq3</w:t>
+            </w:r>
+          </w:p>
+        </w:tc>
+        <w:tc>
+          <w:tcPr>
+            <w:tcW w:type="dxa" w:w="1662"/>
+          </w:tcPr>
+          <w:p>
+            <w:r>
+              <w:rPr>
+                <w:sz w:val="14"/>
+              </w:rPr>
+              <w:t>Equipe36</w:t>
+            </w:r>
+          </w:p>
+        </w:tc>
+        <w:tc>
+          <w:tcPr>
+            <w:tcW w:type="dxa" w:w="1662"/>
+          </w:tcPr>
+          <w:p>
+            <w:r>
+              <w:rPr>
+                <w:sz w:val="14"/>
+              </w:rPr>
+              <w:t>Lamine CISSE</w:t>
+            </w:r>
+          </w:p>
+        </w:tc>
+        <w:tc>
+          <w:tcPr>
+            <w:tcW w:type="dxa" w:w="1662"/>
+          </w:tcPr>
+          <w:p>
+            <w:r>
+              <w:rPr>
+                <w:sz w:val="14"/>
+              </w:rPr>
+              <w:t>Fode BAYO</w:t>
+            </w:r>
+          </w:p>
+        </w:tc>
+      </w:tr>
+    </w:tbl>
+    <w:p/>
+    <w:tbl>
+      <w:tblPr>
+        <w:tblStyle w:val="TableGrid"/>
+        <w:tblW w:type="auto" w:w="0"/>
+        <w:tblLook w:firstColumn="1" w:firstRow="1" w:lastColumn="0" w:lastRow="0" w:noHBand="0" w:noVBand="1" w:val="04A0"/>
+      </w:tblPr>
+      <w:tblGrid>
+        <w:gridCol w:w="3324"/>
+        <w:gridCol w:w="3324"/>
+        <w:gridCol w:w="3324"/>
+      </w:tblGrid>
+      <w:tr>
+        <w:tc>
+          <w:tcPr>
+            <w:tcW w:type="dxa" w:w="3324"/>
+            <w:shd w:fill="70AD47"/>
+          </w:tcPr>
+          <w:p>
+            <w:r>
+              <w:rPr>
+                <w:b/>
+                <w:color w:val="FFFFFF"/>
+                <w:sz w:val="18"/>
+              </w:rPr>
+              <w:t>Chef de Menage</w:t>
+            </w:r>
+          </w:p>
+        </w:tc>
+        <w:tc>
+          <w:tcPr>
+            <w:tcW w:type="dxa" w:w="3324"/>
+            <w:shd w:fill="70AD47"/>
+          </w:tcPr>
+          <w:p>
+            <w:r>
+              <w:rPr>
+                <w:b/>
+                <w:color w:val="FFFFFF"/>
+                <w:sz w:val="18"/>
+              </w:rPr>
+              <w:t>Quartier/Village (s00q05)</w:t>
+            </w:r>
+          </w:p>
+        </w:tc>
+        <w:tc>
+          <w:tcPr>
+            <w:tcW w:type="dxa" w:w="3324"/>
+            <w:shd w:fill="70AD47"/>
+          </w:tcPr>
+          <w:p>
+            <w:r>
+              <w:rPr>
+                <w:b/>
+                <w:color w:val="FFFFFF"/>
+                <w:sz w:val="18"/>
+              </w:rPr>
+              <w:t>Localisation GPS</w:t>
+            </w:r>
+          </w:p>
+        </w:tc>
+      </w:tr>
+      <w:tr>
+        <w:tc>
+          <w:tcPr>
+            <w:tcW w:type="dxa" w:w="3324"/>
+          </w:tcPr>
+          <w:p>
+            <w:r>
+              <w:rPr>
+                <w:sz w:val="18"/>
+              </w:rPr>
+              <w:t>ELHADJI FANNE</w:t>
+            </w:r>
+          </w:p>
+        </w:tc>
+        <w:tc>
+          <w:tcPr>
+            <w:tcW w:type="dxa" w:w="3324"/>
+          </w:tcPr>
+          <w:p>
+            <w:r>
+              <w:rPr>
+                <w:sz w:val="18"/>
+              </w:rPr>
+              <w:t>N/A</w:t>
+            </w:r>
+          </w:p>
+        </w:tc>
+        <w:tc>
+          <w:tcPr>
+            <w:tcW w:type="dxa" w:w="3324"/>
+          </w:tcPr>
+          <w:p>
+            <w:r/>
+            <w:hyperlink r:id="rId9">
+              <w:r>
+                <w:rPr>
+                  <w:color w:val="0563C1"/>
+                  <w:u w:val="single"/>
+                </w:rPr>
+                <w:t>DIOGNERE</w:t>
+              </w:r>
+            </w:hyperlink>
+          </w:p>
+        </w:tc>
+      </w:tr>
+    </w:tbl>
+    <w:p/>
+    <w:p>
+      <w:r>
+        <w:rPr>
+          <w:b/>
+          <w:color w:val="4672C4"/>
+          <w:sz w:val="22"/>
+        </w:rPr>
+        <w:t>&gt;&gt; Section0 - Identification et renseignements de controle</w:t>
+      </w:r>
+    </w:p>
+    <w:p>
+      <w:pPr>
+        <w:ind w:left="283"/>
+      </w:pPr>
+      <w:r>
+        <w:rPr>
+          <w:sz w:val="20"/>
+        </w:rPr>
+        <w:t>- Le questionnaire semble ne pas être complètement fini mais le questionnaire est en statut complet, prière de compléter le questionnaire. Il est obligatoire de prendre les coordonnées Gps avant d'administrer le questionnaire. Prière de prendre les coordonnées GPS.</w:t>
+      </w:r>
+    </w:p>
+    <w:p>
+      <w:r>
+        <w:rPr>
+          <w:b/>
+          <w:color w:val="4672C4"/>
+          <w:sz w:val="22"/>
+        </w:rPr>
+        <w:t>&gt;&gt; Section1 - Caracteristiques des membres</w:t>
+      </w:r>
+    </w:p>
+    <w:p>
+      <w:pPr>
+        <w:ind w:left="283"/>
+      </w:pPr>
+      <w:r>
+        <w:rPr>
+          <w:sz w:val="20"/>
+        </w:rPr>
+        <w:t>- Les informations sur l'acte de naissance (ni Jours, ni mois et ni années) de  Dianna Demba  manquent, s'il vous plait pouvez-vous fournir d'effort pour avoir ces informations.</w:t>
+      </w:r>
+    </w:p>
+    <w:p>
+      <w:r>
+        <w:rPr>
+          <w:b/>
+          <w:color w:val="4672C4"/>
+          <w:sz w:val="22"/>
+        </w:rPr>
+        <w:t>&gt;&gt; Section2 - Education</w:t>
+      </w:r>
+    </w:p>
+    <w:p>
+      <w:pPr>
+        <w:ind w:left="283"/>
+      </w:pPr>
+      <w:r>
+        <w:rPr>
+          <w:sz w:val="20"/>
+        </w:rPr>
+        <w:t xml:space="preserve">- Peu probable! Abdoulaye Fanne  n'arrive pas  à comprendre un petit texte lu dans une langue locale (s02q03). Veuillez corriger ou donner des explications au QG. Avertissement!! Abdoulaye Fanne qui sait écrire en français doit pouvoir lire en français. </w:t>
+        <w:br/>
+        <w:t xml:space="preserve">- Peu probable! Aboubacar Fanne  n'arrive pas  à comprendre un petit texte lu dans une langue locale (s02q03). Veuillez corriger ou donner des explications au QG. </w:t>
+        <w:br/>
+        <w:t xml:space="preserve">- Peu probable! Demba Drame  n'arrive pas  à comprendre un petit texte lu dans une langue locale (s02q03). Veuillez corriger ou donner des explications au QG. Avertissement!! Demba Drame qui sait écrire en français doit pouvoir lire en français. </w:t>
+        <w:br/>
+        <w:t xml:space="preserve">- Peu probable! Elhadji Fanne  n'arrive pas  à comprendre un petit texte lu dans une langue locale (s02q03). Veuillez corriger ou donner des explications au QG. Avertissement!! Elhadji Fanne qui sait écrire en français doit pouvoir lire en français. </w:t>
+        <w:br/>
+        <w:t xml:space="preserve">- Peu probable! Khassim Fanne  n'arrive pas  à comprendre un petit texte lu dans une langue locale (s02q03). Veuillez corriger ou donner des explications au QG. </w:t>
+        <w:br/>
+        <w:t xml:space="preserve">- Peu probable! Kêba Drame  n'arrive pas  à comprendre un petit texte lu dans une langue locale (s02q03). Veuillez corriger ou donner des explications au QG. Avertissement!! Kêba Drame qui sait écrire en français doit pouvoir lire en français. </w:t>
+        <w:br/>
+        <w:t xml:space="preserve">- Peu probable! Lamine Drame  n'arrive pas  à comprendre un petit texte lu dans une langue locale (s02q03). Veuillez corriger ou donner des explications au QG. </w:t>
+        <w:br/>
+        <w:t xml:space="preserve">- Peu probable! Laye Drame  n'arrive pas  à comprendre un petit texte lu dans une langue locale (s02q03). Veuillez corriger ou donner des explications au QG. </w:t>
+        <w:br/>
+        <w:t xml:space="preserve">- Peu probable! Mame Sire Drame  n'arrive pas  à comprendre un petit texte lu dans une langue locale (s02q03). Veuillez corriger ou donner des explications au QG. Avertissement!! Mame Sire Drame qui sait écrire en français doit pouvoir lire en français. </w:t>
+        <w:br/>
+        <w:t xml:space="preserve">- Peu probable! Moussa Fanne  n'arrive pas  à comprendre un petit texte lu dans une langue locale (s02q03). Veuillez corriger ou donner des explications au QG. </w:t>
+        <w:br/>
+        <w:t>- Peu probable! Sadioba Drame  n'arrive pas  à comprendre un petit texte lu dans une langue locale (s02q03). Veuillez corriger ou donner des explications au QG. Avertissement!! Sadioba Drame qui sait écrire en français doit pouvoir lire en français.</w:t>
+      </w:r>
+    </w:p>
+    <w:p>
+      <w:r>
+        <w:rPr>
+          <w:b/>
+          <w:color w:val="4672C4"/>
+          <w:sz w:val="22"/>
+        </w:rPr>
+        <w:t>&gt;&gt; Section4b - Emploi - Activite principale</w:t>
+      </w:r>
+    </w:p>
+    <w:p>
+      <w:pPr>
+        <w:ind w:left="283"/>
+      </w:pPr>
+      <w:r>
+        <w:rPr>
+          <w:sz w:val="20"/>
+        </w:rPr>
+        <w:t xml:space="preserve">- || </w:t>
+        <w:br/>
+        <w:t xml:space="preserve">- </w:t>
+        <w:br/>
+        <w:t>- Prière de changer la branche d'activité de Dianna Demba, les agriculteurs dont leurs cultures est principalement destiné à la consommation du ménage sont des (Agriculteurs, subsistances) et ceux qui le font avec l'élevage sont des (Agriculteurs et eleveurs, subsistances)</w:t>
+      </w:r>
+    </w:p>
+    <w:p>
+      <w:r>
+        <w:rPr>
+          <w:b/>
+          <w:color w:val="4672C4"/>
+          <w:sz w:val="22"/>
+        </w:rPr>
+        <w:t>&gt;&gt; Section4c - Emploi - Activite secondaire</w:t>
+      </w:r>
+    </w:p>
+    <w:p>
+      <w:pPr>
+        <w:ind w:left="283"/>
+      </w:pPr>
+      <w:r>
+        <w:rPr>
+          <w:sz w:val="20"/>
+        </w:rPr>
+        <w:t>- Avertissement!!! les informations de Karfa Cisse sur le nombre de mois, jours ou heures de son emploi secondaire sont superieur a celles de son emploi principal , veuillez corriger ou confirmer aupres du QG.</w:t>
+      </w:r>
+    </w:p>
+    <w:p>
+      <w:r>
+        <w:rPr>
+          <w:b/>
+          <w:color w:val="4672C4"/>
+          <w:sz w:val="22"/>
+        </w:rPr>
+        <w:t>&gt;&gt; Section7b - Consommation alimentaire - 7 jours</w:t>
+      </w:r>
+    </w:p>
+    <w:p>
+      <w:pPr>
+        <w:ind w:left="283"/>
+      </w:pPr>
+      <w:r>
+        <w:rPr>
+          <w:sz w:val="20"/>
+        </w:rPr>
+        <w:t>- La dernière fois que vous avez acheté Huile de palme brute est chez un particulier et semble exister dans les modalités, prière de prendre attache avec le QG pour plus d'explication afin de la classer bien. Attention ! Le prix unitaire d'achat (50 Fcfa) de Silure séché en Pièce (Petit) est relativement faible par rapport aux autres prix observés dans cette zone. Prière de corriger ou de confirmer avec le QG. Avertissement!!! Le ménage a consommé 12 Sachets Moyen de Sucre en poudre , cette quantité semble anormale pour une consommation des 7 derniers jours.Prière de corriger ou de confirmer avec le QG. Avertissement!!! Le ménage a consommé 18 Kg taille unique de Mâchoiron Frais, cette quantité semble anormale pour une consommation des 7 derniers jours.Prière de corriger ou de confirmer avec le QG. Avertissement!!! Le ménage a consommé 6 Paquet Petit de Thé en sachet, cette quantité semble anormale pour une consommation des 7 derniers jours.Prière de corriger ou de confirmer avec le QG. Avertissement!! le prix unitaire (100 Fcfa) de Thé en sachet (unité: Paquet) de taille Petit est très faible ou élevé. Prière de corriger ou de confirmer avec le QG. Incohérence!! Dans ce ménage, chaque individus consomme par jour 21.56635 Kg  de cereale; Prière de revoir les quantités prises de ces produits. Incohérence!! Dans ce ménage, chaque individus consomme par jour 21.56635 Kg  de cereale; Prière de revoir les quantités prises de ces produits. Incohérence!! Dans ce ménage, chaque individus consomme par jour 21.56635 Kg  de cereale; Prière de revoir les quantités prises de ces produits.</w:t>
+      </w:r>
+    </w:p>
+    <w:p>
+      <w:r>
+        <w:rPr>
+          <w:b/>
+          <w:color w:val="4672C4"/>
+          <w:sz w:val="22"/>
+        </w:rPr>
+        <w:t>&gt;&gt; Section9c - Depenses non-alimentaires - 30 jours</w:t>
+      </w:r>
+    </w:p>
+    <w:p>
+      <w:pPr>
+        <w:ind w:left="283"/>
+      </w:pPr>
+      <w:r>
+        <w:rPr>
+          <w:sz w:val="20"/>
+        </w:rPr>
+        <w:t>- La dernière fois que vous avez acheté Bois de chauffe ramassé/coupé (estimer la valeur) est Ramassage et semble exister dans les modalités, prière de prendre attache avec le QG pour plus d'explication afin de la classer bien.</w:t>
+      </w:r>
+    </w:p>
+    <w:p>
+      <w:r>
+        <w:rPr>
+          <w:b/>
+          <w:color w:val="4672C4"/>
+          <w:sz w:val="22"/>
+        </w:rPr>
+        <w:t>&gt;&gt; Section16a - Champs et parcelles</w:t>
+      </w:r>
+    </w:p>
+    <w:p>
+      <w:pPr>
+        <w:ind w:left="283"/>
+      </w:pPr>
+      <w:r>
+        <w:rPr>
+          <w:sz w:val="20"/>
+        </w:rPr>
+        <w:t xml:space="preserve">- Avertissement!! La parcelle a comme nom (Riz 1) qui ne semble pas être un bon nom ou contient des lettres, prière de mettre le vrai nom de la parcelle. La superficie de la parcelle Riz 1 selon l'exploitant est de .05 Hectare (Ha) qui semble faible ou l'estimation ne semble pas bonne. Prière de corriger. Le document légal (titre, acte, certificat etc. ) qui affirme votre possession de la parcelle Riz 1 est  et semble exister dans les modalités, prière de prendre attache avec le QG pour plus d'explication afin de la classer bien. </w:t>
+        <w:br/>
+        <w:t xml:space="preserve">- Avertissement!! La parcelle a comme nom (Riz 1) qui ne semble pas être un bon nom ou contient des lettres, prière de mettre le vrai nom de la parcelle. La superficie de la parcelle Riz 1 selon l'exploitant est de .05 Hectare (Ha) qui semble faible ou l'estimation ne semble pas bonne. Prière de corriger. Le document légal (titre, acte, certificat etc. ) qui affirme votre possession de la parcelle Riz 1 est  et semble exister dans les modalités, prière de prendre attache avec le QG pour plus d'explication afin de la classer bien. </w:t>
+        <w:br/>
+        <w:t xml:space="preserve">- Avertissement!! La parcelle a comme nom (Riz 1) qui ne semble pas être un bon nom ou contient des lettres, prière de mettre le vrai nom de la parcelle. La superficie de la parcelle Riz 1 selon l'exploitant est de .05 Hectare (Ha) qui semble faible ou l'estimation ne semble pas bonne. Prière de corriger. Le document légal (titre, acte, certificat etc. ) qui affirme votre possession de la parcelle Riz 1 est  et semble exister dans les modalités, prière de prendre attache avec le QG pour plus d'explication afin de la classer bien. </w:t>
+        <w:br/>
+        <w:t xml:space="preserve">- La superficie de la parcelle Riz selon l'exploitant est de .05 Hectare (Ha) qui semble faible ou l'estimation ne semble pas bonne. Prière de corriger. Le document légal (titre, acte, certificat etc. ) qui affirme votre possession de la parcelle Riz est  et semble exister dans les modalités, prière de prendre attache avec le QG pour plus d'explication afin de la classer bien. </w:t>
+        <w:br/>
+        <w:t>- Le document légal (titre, acte, certificat etc. ) qui affirme votre possession de la parcelle Arachide est  et semble exister dans les modalités, prière de prendre attache avec le QG pour plus d'explication afin de la classer bien.</w:t>
+      </w:r>
+    </w:p>
+    <w:p>
+      <w:r>
+        <w:rPr>
+          <w:b/>
+          <w:color w:val="4672C4"/>
+          <w:sz w:val="22"/>
+        </w:rPr>
+        <w:t>&gt;&gt; Section18c - Cueillette</w:t>
+      </w:r>
+    </w:p>
+    <w:p>
+      <w:pPr>
+        <w:ind w:left="283"/>
+      </w:pPr>
+      <w:r>
+        <w:rPr>
+          <w:sz w:val="20"/>
+        </w:rPr>
+        <w:t xml:space="preserve">- Prière de renseigner la valeur de ce produit consommé ou stocké par votre ménage au cours des 12 derniers mois, prière de fournir d'effort pour avoir une estimation (s18cq03) au lieu de 9999. </w:t>
+        <w:br/>
+        <w:t xml:space="preserve">- Prière de renseigner la valeur de ce produit consommé ou stocké par votre ménage au cours des 12 derniers mois, prière de fournir d'effort pour avoir une estimation (s18cq03) au lieu de 9999. </w:t>
+        <w:br/>
+        <w:t>- Prière de renseigner la valeur de ce produit consommé ou stocké par votre ménage au cours des 12 derniers mois, prière de fournir d'effort pour avoir une estimation (s18cq03) au lieu de 9999.</w:t>
+      </w:r>
+    </w:p>
+    <w:p>
+      <w:r>
+        <w:t>________________________________________________________________________________</w:t>
       </w:r>
     </w:p>
     <w:p>
@@ -818,7 +1358,7 @@
           </w:tcPr>
           <w:p>
             <w:r/>
-            <w:hyperlink r:id="rId9">
+            <w:hyperlink r:id="rId10">
               <w:r>
                 <w:rPr>
                   <w:color w:val="0563C1"/>
@@ -850,7 +1390,7 @@
         <w:rPr>
           <w:sz w:val="20"/>
         </w:rPr>
-        <w:t>- Prière de renseigner toutes les informations du ménage dans la section 0 avant d'entamer les autres informations. Le questionnaire semble ne pas être complètement fini mais le questionnaire est en statut complet, prière de compléter le questionnaire. Il est obligatoire de prendre les coordonnées Gps avant d'administrer le questionnaire. Prière de prendre les coordonnées GPS.</w:t>
+        <w:t>- Le questionnaire semble ne pas être complètement fini mais le questionnaire est en statut complet, prière de compléter le questionnaire. Il est obligatoire de prendre les coordonnées Gps avant d'administrer le questionnaire. Prière de prendre les coordonnées GPS.</w:t>
       </w:r>
     </w:p>
     <w:p>
@@ -981,7 +1521,7 @@
         <w:rPr>
           <w:sz w:val="20"/>
         </w:rPr>
-        <w:t>- Le ménage a consommé Ail mais les informations sur la quantité, l'unité ou la taille ne sont pas renseignées.Prière de renseigner. Le ménage a consommé Arachides pilées mais les informations sur la quantité, l'unité ou la taille ne sont pas renseignées.Prière de renseigner. Le ménage a consommé Arachides séchées en coques mais les informations sur la quantité, l'unité ou la taille ne sont pas renseignées.Prière de renseigner. Le ménage a consommé Arôme (Maggi, Jumbo, etc.) mais les informations sur la quantité, l'unité ou la taille ne sont pas renseignées.Prière de renseigner. Le ménage a consommé Aubergine sauvage  mais les informations sur la quantité, l'unité ou la taille ne sont pas renseignées.Prière de renseigner. Le ménage a consommé Autres tisanes et infusions n.d.a. (quinqueliba, citronnelle, etc.) mais les informations sur la quantité, l'unité ou la taille ne sont pas renseignées.Prière de renseigner. Le ménage a consommé Beignets de maïs, mil, haricot mais les informations sur la quantité, l'unité ou la taille ne sont pas renseignées.Prière de renseigner. Le ménage a consommé Biscuits mais les informations sur la quantité, l'unité ou la taille ne sont pas renseignées.Prière de renseigner. Le ménage a consommé Café en poudre soluble mais les informations sur la quantité, l'unité ou la taille ne sont pas renseignées.Prière de renseigner. Le ménage a consommé Caramel, bonbons, confiseries, etc. mais les informations sur la quantité, l'unité ou la taille ne sont pas renseignées.Prière de renseigner. Le ménage a consommé Citron mais les informations sur la quantité, l'unité ou la taille ne sont pas renseignées.Prière de renseigner. Le ménage a consommé Concentré de tomate mais les informations sur la quantité, l'unité ou la taille ne sont pas renseignées.Prière de renseigner. Le ménage a consommé Cube alimentaire (Maggi, Jumbo, ) mais les informations sur la quantité, l'unité ou la taille ne sont pas renseignées.Prière de renseigner. Le ménage a consommé Feuilles de  Haricot mais les informations sur la quantité, l'unité ou la taille ne sont pas renseignées.Prière de renseigner. Le ménage a consommé Feuilles de patate mais les informations sur la quantité, l'unité ou la taille ne sont pas renseignées.Prière de renseigner. Le ménage a consommé Fruit de baobab (pain de singe) mais les informations sur la quantité, l'unité ou la taille ne sont pas renseignées.Prière de renseigner. Le ménage a consommé Gombo frais mais les informations sur la quantité, l'unité ou la taille ne sont pas renseignées.Prière de renseigner. Le ménage a consommé Huile de palme brute mais les informations sur la quantité, l'unité ou la taille ne sont pas renseignées.Prière de renseigner. Le ménage a consommé Huile de soja  mais les informations sur la quantité, l'unité ou la taille ne sont pas renseignées.Prière de renseigner. Le ménage a consommé Lait en poudre mais les informations sur la quantité, l'unité ou la taille ne sont pas renseignées.Prière de renseigner. Le ménage a consommé Lait frais de vache mais les informations sur la quantité, l'unité ou la taille ne sont pas renseignées.Prière de renseigner. Le ménage a consommé Mâchoiron Frais mais les informations sur la quantité, l'unité ou la taille ne sont pas renseignées.Prière de renseigner. Le ménage a consommé Mâchoiron séchée (Kon) mais les informations sur la quantité, l'unité ou la taille ne sont pas renseignées.Prière de renseigner. Le ménage a consommé Niébé/Haricots secs mais les informations sur la quantité, l'unité ou la taille ne sont pas renseignées.Prière de renseigner. Le ménage a consommé Noix de cola mais les informations sur la quantité, l'unité ou la taille ne sont pas renseignées.Prière de renseigner. Le ménage a consommé Oignon frais mais les informations sur la quantité, l'unité ou la taille ne sont pas renseignées.Prière de renseigner. Le ménage a consommé Orange  mais les informations sur la quantité, l'unité ou la taille ne sont pas renseignées.Prière de renseigner. Le ménage a consommé Pain traditionnel (Baguette) mais les informations sur la quantité, l'unité ou la taille ne sont pas renseignées.Prière de renseigner. Le ménage a consommé Piment frais mais les informations sur la quantité, l'unité ou la taille ne sont pas renseignées.Prière de renseigner. Le ménage a consommé Poisson frais type 11 mais les informations sur la quantité, l'unité ou la taille ne sont pas renseignées.Prière de renseigner. Le ménage a consommé Poivre mais les informations sur la quantité, l'unité ou la taille ne sont pas renseignées.Prière de renseigner. Le ménage a consommé Pâte d'arachide mais les informations sur la quantité, l'unité ou la taille ne sont pas renseignées.Prière de renseigner. Le ménage a consommé Riz local fumé (malo-woussou) mais les informations sur la quantité, l'unité ou la taille ne sont pas renseignées.Prière de renseigner. Le ménage a consommé Sel mais les informations sur la quantité, l'unité ou la taille ne sont pas renseignées.Prière de renseigner. Difficile de consommer le Sel en   prière de verifier. Le ménage a consommé Soumbala (moutarde africaine) mais les informations sur la quantité, l'unité ou la taille ne sont pas renseignées.Prière de renseigner. Le ménage a consommé Sucre en poudre  mais les informations sur la quantité, l'unité ou la taille ne sont pas renseignées.Prière de renseigner. Le ménage a consommé Thé en sachet mais les informations sur la quantité, l'unité ou la taille ne sont pas renseignées.Prière de renseigner. Avertissement!!! Le ménage a consommé .a   de Thé en sachet, cette quantité semble anormale pour une consommation des 7 derniers jours.Les ménages consomment géneralement en sachet ou en paquet, prière de corriger ou de confirmer avec le QG. Le ménage a consommé Tomate fraîche mais les informations sur la quantité, l'unité ou la taille ne sont pas renseignées.Prière de renseigner. Le ménage a consommé Vinaigre de vin mais les informations sur la quantité, l'unité ou la taille ne sont pas renseignées.Prière de renseigner. Le ménage a consommé Œufs frais mais les informations sur la quantité, l'unité ou la taille ne sont pas renseignées.Prière de renseigner.</w:t>
+        <w:t>- Attention ! Le prix unitaire d'achat (150 Fcfa) de Huile de palme brute en Boite de tomate/Pot (Petit) est relativement faible par rapport aux autres prix observés dans cette zone. Prière de corriger ou de confirmer avec le QG. Attention ! Le prix unitaire d'achat (25 Fcfa) de Biscuits en Sachets industriel (Petit) est relativement faible par rapport aux autres prix observés dans cette zone. Prière de corriger ou de confirmer avec le QG. Avertissement!!! Le ménage a consommé 11 Sachets Moyen de Sucre en poudre , cette quantité semble anormale pour une consommation des 7 derniers jours.Prière de corriger ou de confirmer avec le QG. Avertissement!!! Le ménage a consommé 5 Paquet Petit de Thé en sachet, cette quantité semble anormale pour une consommation des 7 derniers jours.Prière de corriger ou de confirmer avec le QG. Avertissement!! le prix unitaire (100 Fcfa) de Thé en sachet (unité: Paquet) de taille Petit est très faible ou élevé. Prière de corriger ou de confirmer avec le QG. Incohérence!! Dans ce ménage, chaque individus consomme par jour 31.41082 Kg  de cereale; Prière de revoir les quantités prises de ces produits.</w:t>
       </w:r>
     </w:p>
     <w:p>
@@ -1044,7 +1584,15 @@
         <w:rPr>
           <w:sz w:val="20"/>
         </w:rPr>
-        <w:t>- La section 16 du ménage de Yafaye Drame n'est pas renseigné, prière de renseigner.</w:t>
+        <w:t xml:space="preserve">- Avertissement!! Le champs a comme nom (Champ d’Arachide 1) qui ne semble pas être un bon nom ou contient des lettres, prière de mettre le vrai nom du champs. Avertissement!! La parcelle a comme nom (1) qui ne semble pas être un bon nom ou contient des lettres, prière de mettre le vrai nom de la parcelle. </w:t>
+        <w:br/>
+        <w:t xml:space="preserve">- Avertissement!! Le champs a comme nom (Champ d’Arachide 1) qui ne semble pas être un bon nom ou contient des lettres, prière de mettre le vrai nom du champs. Avertissement!! La parcelle a comme nom (1) qui ne semble pas être un bon nom ou contient des lettres, prière de mettre le vrai nom de la parcelle. </w:t>
+        <w:br/>
+        <w:t xml:space="preserve">- Avertissement!! Le champs a comme nom (Champ d’Arachide 1) qui ne semble pas être un bon nom ou contient des lettres, prière de mettre le vrai nom du champs. Avertissement!! La parcelle a comme nom (Riz 1) qui ne semble pas être un bon nom ou contient des lettres, prière de mettre le vrai nom de la parcelle. La superficie de la parcelle Riz 1 selon l'exploitant est de .05 Hectare (Ha) qui semble faible ou l'estimation ne semble pas bonne. Prière de corriger. </w:t>
+        <w:br/>
+        <w:t xml:space="preserve">- Avertissement!! Le champs a comme nom (Champ d’Arachide 1) qui ne semble pas être un bon nom ou contient des lettres, prière de mettre le vrai nom du champs. Avertissement!! La parcelle a comme nom (Riz 1) qui ne semble pas être un bon nom ou contient des lettres, prière de mettre le vrai nom de la parcelle. La superficie de la parcelle Riz 1 selon l'exploitant est de .05 Hectare (Ha) qui semble faible ou l'estimation ne semble pas bonne. Prière de corriger. La superficie de la parcelle Riz 1 selon les mesures GPS est de .009 hectare qui semble élevé ou faible, prière de corriger. </w:t>
+        <w:br/>
+        <w:t>- Avertissement!! Le champs a comme nom (Champ d’Arachide 1) qui ne semble pas être un bon nom ou contient des lettres, prière de mettre le vrai nom du champs. La superficie de la parcelle Riz selon l'exploitant est de .05 Hectare (Ha) qui semble faible ou l'estimation ne semble pas bonne. Prière de corriger. Le document légal (titre, acte, certificat etc. ) qui affirme votre possession de la parcelle Riz est  et semble exister dans les modalités, prière de prendre attache avec le QG pour plus d'explication afin de la classer bien.</w:t>
       </w:r>
     </w:p>
     <w:p>
@@ -1086,8 +1634,6 @@
         <w:rPr>
           <w:sz w:val="20"/>
         </w:rPr>
-        <w:t xml:space="preserve">- Attention ! Hache/pioche a été revendu à 5000 Fcfa qui est relativement élevé par rapport aux autres prix de revente observés dans cette zone. Prière de corriger ou de confirmer avec le QG. </w:t>
-        <w:br/>
         <w:t>- Attention ! Houe/daba/hilaire a été revendu à 4000 Fcfa qui est relativement élevé par rapport aux autres prix de revente observés dans cette zone. Prière de corriger ou de confirmer avec le QG.</w:t>
       </w:r>
     </w:p>
@@ -1391,12 +1937,2711 @@
             <w:tcW w:type="dxa" w:w="3324"/>
           </w:tcPr>
           <w:p>
+            <w:r/>
+            <w:hyperlink r:id="rId11">
+              <w:r>
+                <w:rPr>
+                  <w:color w:val="0563C1"/>
+                  <w:u w:val="single"/>
+                </w:rPr>
+                <w:t>DIONGNERE</w:t>
+              </w:r>
+            </w:hyperlink>
+          </w:p>
+        </w:tc>
+      </w:tr>
+    </w:tbl>
+    <w:p/>
+    <w:p>
+      <w:r>
+        <w:rPr>
+          <w:b/>
+          <w:color w:val="4672C4"/>
+          <w:sz w:val="22"/>
+        </w:rPr>
+        <w:t>&gt;&gt; Section0 - Identification et renseignements de controle</w:t>
+      </w:r>
+    </w:p>
+    <w:p>
+      <w:pPr>
+        <w:ind w:left="283"/>
+      </w:pPr>
+      <w:r>
+        <w:rPr>
+          <w:sz w:val="20"/>
+        </w:rPr>
+        <w:t>- Le questionnaire semble ne pas être complètement fini mais le questionnaire est en statut complet, prière de compléter le questionnaire.</w:t>
+      </w:r>
+    </w:p>
+    <w:p>
+      <w:r>
+        <w:rPr>
+          <w:b/>
+          <w:color w:val="4672C4"/>
+          <w:sz w:val="22"/>
+        </w:rPr>
+        <w:t>&gt;&gt; Section1 - Caracteristiques des membres</w:t>
+      </w:r>
+    </w:p>
+    <w:p>
+      <w:pPr>
+        <w:ind w:left="283"/>
+      </w:pPr>
+      <w:r>
+        <w:rPr>
+          <w:sz w:val="20"/>
+        </w:rPr>
+        <w:t xml:space="preserve">- Attention ! Vous avez déclaré en s01q00 que le répondant est la personne elle-même, or Ahmadou Djitté est trop jeune (10 ans) pour fournir des informations correctes. Prière de refaire la section 1 pour Ahmadou Djitté en demandant à un adulte de répondre aux questions à sa place. </w:t>
+        <w:br/>
+        <w:t>- Attention ! Vous avez déclaré en s01q00 que le répondant est la personne elle-même, or Leylatou Djitté est trop jeune (4 ans) pour fournir des informations correctes. Prière de refaire la section 1 pour Leylatou Djitté en demandant à un adulte de répondre aux questions à sa place.</w:t>
+      </w:r>
+    </w:p>
+    <w:p>
+      <w:r>
+        <w:rPr>
+          <w:b/>
+          <w:color w:val="4672C4"/>
+          <w:sz w:val="22"/>
+        </w:rPr>
+        <w:t>&gt;&gt; Section2 - Education</w:t>
+      </w:r>
+    </w:p>
+    <w:p>
+      <w:pPr>
+        <w:ind w:left="283"/>
+      </w:pPr>
+      <w:r>
+        <w:rPr>
+          <w:sz w:val="20"/>
+        </w:rPr>
+        <w:t>- Le montant des frais d'uniformes pour l'année scolaire de Ahmadou Djitté est faible ou élevé. veuillez, s'il vous plait, confirmer ces informations avec le QG ou apporter les corrections nécessaires.</w:t>
+        <w:br/>
+        <w:t xml:space="preserve">- Peu probable! Leylatou Djitté  n'arrive pas  à comprendre un petit texte lu dans une langue locale (s02q03). Veuillez corriger ou donner des explications au QG. Peu probable! Leylatou Djitté  ne sait ni lire, ni écrire, ni comprendre dans aucune des langues  (s02q01,s02q02,s02q03). Veuillez corriger ou donner des explications au QG. </w:t>
+        <w:br/>
+        <w:t>- Peu probable! Nacissé Dramé  n'arrive pas  à comprendre un petit texte lu dans une langue locale (s02q03). Veuillez corriger ou donner des explications au QG. Peu probable! Nacissé Dramé  ne sait ni lire, ni écrire, ni comprendre dans aucune des langues  (s02q01,s02q02,s02q03). Veuillez corriger ou donner des explications au QG.</w:t>
+      </w:r>
+    </w:p>
+    <w:p>
+      <w:r>
+        <w:rPr>
+          <w:b/>
+          <w:color w:val="4672C4"/>
+          <w:sz w:val="22"/>
+        </w:rPr>
+        <w:t>&gt;&gt; Section4a - Emploi</w:t>
+      </w:r>
+    </w:p>
+    <w:p>
+      <w:pPr>
+        <w:ind w:left="283"/>
+      </w:pPr>
+      <w:r>
+        <w:rPr>
+          <w:sz w:val="20"/>
+        </w:rPr>
+        <w:t xml:space="preserve">- La  raison principale que Mariama Djitté n'a pas cherché du travail au cours des 30 derniers jours est école coranique et semble exister dans les modalités, prière de prendre attache avec le QG pour plus d'explication afin de la classer bien. </w:t>
+        <w:br/>
+        <w:t xml:space="preserve">- Avertissement! Généralement les jeunes hommes (10 à 25ans) font des travaux ménager soit apprendre les enfants à reviser leurs léçons ou d'autres cours, Abdou Kadri Djitté n'a consacré aucune heure pour les travaux cités en s04q01, s04q02, s04q03, s04q04, s04q05, s04q06, s04q07 et s04q08.Prière de regarder pour corriger ou confirmer avec le QG.  La  raison principale que Abdou Kadri Djitté n'a pas cherché du travail au cours des 30 derniers jours est École coranique et semble exister dans les modalités, prière de prendre attache avec le QG pour plus d'explication afin de la classer bien. </w:t>
+        <w:br/>
+        <w:t xml:space="preserve">- Avertissement! Généralement les jeunes hommes (10 à 25ans) font des travaux ménager soit apprendre les enfants à reviser leurs léçons ou d'autres cours, Ahmadou Djitté n'a consacré aucune heure pour les travaux cités en s04q01, s04q02, s04q03, s04q04, s04q05, s04q06, s04q07 et s04q08.Prière de regarder pour corriger ou confirmer avec le QG. </w:t>
+        <w:br/>
+        <w:t>- Avertissement! Karafa Dramé n'a consacré aucune heure pour aucun des travaux du ménage, prière de regarder les réponses prises dans les questions (s04q01 s04q02 s04q03 s04q04 s04q05 s04q06 s04q07 s04q08).</w:t>
+      </w:r>
+    </w:p>
+    <w:p>
+      <w:r>
+        <w:rPr>
+          <w:b/>
+          <w:color w:val="4672C4"/>
+          <w:sz w:val="22"/>
+        </w:rPr>
+        <w:t>&gt;&gt; Section4c - Emploi - Activite secondaire</w:t>
+      </w:r>
+    </w:p>
+    <w:p>
+      <w:pPr>
+        <w:ind w:left="283"/>
+      </w:pPr>
+      <w:r>
+        <w:rPr>
+          <w:sz w:val="20"/>
+        </w:rPr>
+        <w:t>- Avertissement!!! les informations de Thierno Djitté sur le nombre de mois, jours ou heures de son emploi secondaire sont superieur a celles de son emploi principal , veuillez corriger ou confirmer aupres du QG.</w:t>
+      </w:r>
+    </w:p>
+    <w:p>
+      <w:r>
+        <w:rPr>
+          <w:b/>
+          <w:color w:val="4672C4"/>
+          <w:sz w:val="22"/>
+        </w:rPr>
+        <w:t>&gt;&gt; Section7b - Consommation alimentaire - 7 jours</w:t>
+      </w:r>
+    </w:p>
+    <w:p>
+      <w:pPr>
+        <w:ind w:left="283"/>
+      </w:pPr>
+      <w:r>
+        <w:rPr>
+          <w:sz w:val="20"/>
+        </w:rPr>
+        <w:t>- Attention ! Le prix unitaire d'achat (100 Fcfa) de Aubergine   en Pièce (Petit) est relativement élevé par rapport aux autres prix observés dans cette zone. Prière de corriger ou de confirmer avec le QG. Attention ! Le prix unitaire d'achat (100 Fcfa) de Piment séché en Sachets (Petit) est relativement élevé par rapport aux autres prix observés dans cette zone. Prière de corriger ou de confirmer avec le QG. Attention ! Le prix unitaire d'achat (1200 Fcfa) de Huile de soja  en Bouteille 5l (taille unique) est relativement faible par rapport aux autres prix observés dans cette zone. Prière de corriger ou de confirmer avec le QG. Avertissement!! Les quantités du Thé en feuille consommées en Sachets industriel semble incoherent car les ménages consomment géneralement en sachet ou en paquet, prière de corriger ou confirmer avec le QG. Avertissement!! le prix unitaire (100 Fcfa) de Thé en sachet (unité: Sachets) de taille Petit est très faible ou élevé. Prière de corriger ou de confirmer avec le QG. Avertissement!!! Le ménage a consommé 12 Pièce Moyen de Caramel, bonbons, confiseries, etc., cette quantité semble anormale pour une consommation des 7 derniers jours.Prière de corriger ou de confirmer avec le QG. Difficile de consommer le Sel en Sachets industriel Moyen prière de verifier. Le prix d'achat unitaire (1 Fcfa) de Vinaigre de vin en Verre ( à thé) de taille taille unique  est invraisemblable, prière de regarder les reponses prises dans les questions s07bq07a s07bq07b s07bq07c s07bq08 pour mieux corriger. Attention ! Le prix unitaire d'achat (1 Fcfa) de Vinaigre de vin en Verre ( à thé) (taille unique) est relativement faible par rapport aux autres prix observés dans cette zone. Prière de corriger ou de confirmer avec le QG.</w:t>
+      </w:r>
+    </w:p>
+    <w:p>
+      <w:r>
+        <w:rPr>
+          <w:b/>
+          <w:color w:val="4672C4"/>
+          <w:sz w:val="22"/>
+        </w:rPr>
+        <w:t>&gt;&gt; Section9d - Depenses non-alimentaires - 3 mois</w:t>
+      </w:r>
+    </w:p>
+    <w:p>
+      <w:pPr>
+        <w:ind w:left="283"/>
+      </w:pPr>
+      <w:r>
+        <w:rPr>
+          <w:sz w:val="20"/>
+        </w:rPr>
+        <w:t>- Peu plausible! le montant de la dépense pour Brosse à dents semble trop élevé. Veuillez, s'il vous plaît, confirmer cette information avec le QG ou la corriger.</w:t>
+      </w:r>
+    </w:p>
+    <w:p>
+      <w:r>
+        <w:rPr>
+          <w:b/>
+          <w:color w:val="4672C4"/>
+          <w:sz w:val="22"/>
+        </w:rPr>
+        <w:t>&gt;&gt; Section11 - Caracteristiques logement</w:t>
+      </w:r>
+    </w:p>
+    <w:p>
+      <w:pPr>
+        <w:ind w:left="283"/>
+      </w:pPr>
+      <w:r>
+        <w:rPr>
+          <w:sz w:val="20"/>
+        </w:rPr>
+        <w:t>- Avertissement!! la principale source d’énergie pour la cuisine semble ne pas bonne, prière de corriger ou confirmer avec le QG. La principale source d'énergie ( Electricité) pour la cusine semble incoherent, prière de corriger ou confirmer.</w:t>
+      </w:r>
+    </w:p>
+    <w:p>
+      <w:r>
+        <w:rPr>
+          <w:b/>
+          <w:color w:val="4672C4"/>
+          <w:sz w:val="22"/>
+        </w:rPr>
+        <w:t>&gt;&gt; Section16a - Champs et parcelles</w:t>
+      </w:r>
+    </w:p>
+    <w:p>
+      <w:pPr>
+        <w:ind w:left="283"/>
+      </w:pPr>
+      <w:r>
+        <w:rPr>
+          <w:sz w:val="20"/>
+        </w:rPr>
+        <w:t xml:space="preserve">- Avertissement!! La parcelle a comme nom (Parcelle de riz 1) qui ne semble pas être un bon nom ou contient des lettres, prière de mettre le vrai nom de la parcelle. La superficie de la parcelle Parcelle de riz 1 selon l'exploitant est de .1 Hectare (Ha) qui semble faible ou l'estimation ne semble pas bonne. Prière de corriger. Le document légal (titre, acte, certificat etc. ) qui affirme votre possession de la parcelle Parcelle de riz 1 est  et semble exister dans les modalités, prière de prendre attache avec le QG pour plus d'explication afin de la classer bien. </w:t>
+        <w:br/>
+        <w:t xml:space="preserve">- Avertissement!! La parcelle a comme nom (Parcelle de riz 1) qui ne semble pas être un bon nom ou contient des lettres, prière de mettre le vrai nom de la parcelle. La superficie de la parcelle Parcelle de riz 1 selon l'exploitant est de .1 Hectare (Ha) qui semble faible ou l'estimation ne semble pas bonne. Prière de corriger. Le salaire total payé de toutes catégories confondues par le ménage Thierno Djite pour la main-d'oeuvre non-familiale sur la parcelle Parcelle de riz 1 au cours de la campagne pour la période des récoltes est de 0 qui semble élevé ou faible. Merci de corriger. </w:t>
+        <w:br/>
+        <w:t xml:space="preserve">- Avertissement!! La parcelle a comme nom (Parcelle de riz 1) qui ne semble pas être un bon nom ou contient des lettres, prière de mettre le vrai nom de la parcelle. Le document légal (titre, acte, certificat etc. ) qui affirme votre possession de la parcelle Parcelle de riz 1 est  et semble exister dans les modalités, prière de prendre attache avec le QG pour plus d'explication afin de la classer bien. </w:t>
+        <w:br/>
+        <w:t xml:space="preserve">- Avertissement!! La parcelle a comme nom (Parcelle de riz 1) qui ne semble pas être un bon nom ou contient des lettres, prière de mettre le vrai nom de la parcelle. Le salaire total payé de toutes catégories confondues par le ménage Thierno Djite pour la main-d'oeuvre non-familiale sur la parcelle Parcelle de riz 1 au cours de la campagne pour la période des récoltes est de 0 qui semble élevé ou faible. Merci de corriger. Le document légal (titre, acte, certificat etc. ) qui affirme votre possession de la parcelle Parcelle de riz 1 est  et semble exister dans les modalités, prière de prendre attache avec le QG pour plus d'explication afin de la classer bien. </w:t>
+        <w:br/>
+        <w:t>- Le nombre de jours total de la main-d'oeuvre non-familiale sur cette parcelle Parcelle d’arachide au cours de la campagne pour la période des récoltes est de 30 jours qui semble faible ou élevé. Merci de corriger. Le salaire total payé de toutes catégories confondues par le ménage Thierno Djite pour la main-d'oeuvre non-familiale sur la parcelle Parcelle d’arachide au cours de la campagne pour la période des récoltes est de 0 qui semble élevé ou faible. Merci de corriger.</w:t>
+      </w:r>
+    </w:p>
+    <w:p>
+      <w:r>
+        <w:rPr>
+          <w:b/>
+          <w:color w:val="4672C4"/>
+          <w:sz w:val="22"/>
+        </w:rPr>
+        <w:t>&gt;&gt; Section16c - Cultures</w:t>
+      </w:r>
+    </w:p>
+    <w:p>
+      <w:pPr>
+        <w:ind w:left="283"/>
+      </w:pPr>
+      <w:r>
+        <w:rPr>
+          <w:sz w:val="20"/>
+        </w:rPr>
+        <w:t xml:space="preserve">- La quantité estimée en Kg est incorrecte (Exemple : si le ménage a eu 10 sacs de 100kg = 10*100=1000kg), prière de corriger merci. </w:t>
+        <w:br/>
+        <w:t xml:space="preserve">- La quantité estimée en Kg est incorrecte (Exemple : si le ménage a eu 10 sacs de 100kg = 10*100=1000kg), prière de corriger merci. </w:t>
+        <w:br/>
+        <w:t>- La quantité estimée en Kg est incorrecte (Exemple : si le ménage a eu 10 sacs de 100kg = 10*100=1000kg), prière de corriger merci.</w:t>
+      </w:r>
+    </w:p>
+    <w:p>
+      <w:r>
+        <w:rPr>
+          <w:b/>
+          <w:color w:val="4672C4"/>
+          <w:sz w:val="22"/>
+        </w:rPr>
+        <w:t>&gt;&gt; Section16d - Utilisation de la production</w:t>
+      </w:r>
+    </w:p>
+    <w:p>
+      <w:pPr>
+        <w:ind w:left="283"/>
+      </w:pPr>
+      <w:r>
+        <w:rPr>
+          <w:sz w:val="20"/>
+        </w:rPr>
+        <w:t xml:space="preserve">- || </w:t>
+        <w:br/>
+        <w:t>-  ||</w:t>
+      </w:r>
+    </w:p>
+    <w:p>
+      <w:r>
+        <w:rPr>
+          <w:b/>
+          <w:color w:val="4672C4"/>
+          <w:sz w:val="22"/>
+        </w:rPr>
+        <w:t>&gt;&gt; Section18c - Cueillette</w:t>
+      </w:r>
+    </w:p>
+    <w:p>
+      <w:pPr>
+        <w:ind w:left="283"/>
+      </w:pPr>
+      <w:r>
+        <w:rPr>
+          <w:sz w:val="20"/>
+        </w:rPr>
+        <w:t>- Prière de verifier la valeur de ce produit consommé ou stocké par mois dans le ménage, prière de corriger ou confirmer avec le QG.</w:t>
+      </w:r>
+    </w:p>
+    <w:p>
+      <w:r>
+        <w:t>________________________________________________________________________________</w:t>
+      </w:r>
+    </w:p>
+    <w:p>
+      <w:pPr>
+        <w:pStyle w:val="Heading2"/>
+      </w:pPr>
+      <w:r>
+        <w:t>Menage 5</w:t>
+      </w:r>
+    </w:p>
+    <w:tbl>
+      <w:tblPr>
+        <w:tblStyle w:val="TableGrid"/>
+        <w:tblW w:type="auto" w:w="0"/>
+        <w:tblLook w:firstColumn="1" w:firstRow="1" w:lastColumn="0" w:lastRow="0" w:noHBand="0" w:noVBand="1" w:val="04A0"/>
+      </w:tblPr>
+      <w:tblGrid>
+        <w:gridCol w:w="1662"/>
+        <w:gridCol w:w="1662"/>
+        <w:gridCol w:w="1662"/>
+        <w:gridCol w:w="1662"/>
+        <w:gridCol w:w="1662"/>
+        <w:gridCol w:w="1662"/>
+      </w:tblGrid>
+      <w:tr>
+        <w:tc>
+          <w:tcPr>
+            <w:tcW w:type="dxa" w:w="1662"/>
+            <w:shd w:fill="5B9BD5"/>
+          </w:tcPr>
+          <w:p>
+            <w:r>
+              <w:rPr>
+                <w:b/>
+                <w:color w:val="FFFFFF"/>
+                <w:sz w:val="16"/>
+              </w:rPr>
+              <w:t>Interview Key</w:t>
+            </w:r>
+          </w:p>
+        </w:tc>
+        <w:tc>
+          <w:tcPr>
+            <w:tcW w:type="dxa" w:w="1662"/>
+            <w:shd w:fill="5B9BD5"/>
+          </w:tcPr>
+          <w:p>
+            <w:r>
+              <w:rPr>
+                <w:b/>
+                <w:color w:val="FFFFFF"/>
+                <w:sz w:val="16"/>
+              </w:rPr>
+              <w:t>Interview ID</w:t>
+            </w:r>
+          </w:p>
+        </w:tc>
+        <w:tc>
+          <w:tcPr>
+            <w:tcW w:type="dxa" w:w="1662"/>
+            <w:shd w:fill="5B9BD5"/>
+          </w:tcPr>
+          <w:p>
+            <w:r>
+              <w:rPr>
+                <w:b/>
+                <w:color w:val="FFFFFF"/>
+                <w:sz w:val="16"/>
+              </w:rPr>
+              <w:t>ID Agent</w:t>
+            </w:r>
+          </w:p>
+        </w:tc>
+        <w:tc>
+          <w:tcPr>
+            <w:tcW w:type="dxa" w:w="1662"/>
+            <w:shd w:fill="5B9BD5"/>
+          </w:tcPr>
+          <w:p>
+            <w:r>
+              <w:rPr>
+                <w:b/>
+                <w:color w:val="FFFFFF"/>
+                <w:sz w:val="16"/>
+              </w:rPr>
+              <w:t>ID Equipe</w:t>
+            </w:r>
+          </w:p>
+        </w:tc>
+        <w:tc>
+          <w:tcPr>
+            <w:tcW w:type="dxa" w:w="1662"/>
+            <w:shd w:fill="5B9BD5"/>
+          </w:tcPr>
+          <w:p>
+            <w:r>
+              <w:rPr>
+                <w:b/>
+                <w:color w:val="FFFFFF"/>
+                <w:sz w:val="16"/>
+              </w:rPr>
+              <w:t>Agent</w:t>
+            </w:r>
+          </w:p>
+        </w:tc>
+        <w:tc>
+          <w:tcPr>
+            <w:tcW w:type="dxa" w:w="1662"/>
+            <w:shd w:fill="5B9BD5"/>
+          </w:tcPr>
+          <w:p>
+            <w:r>
+              <w:rPr>
+                <w:b/>
+                <w:color w:val="FFFFFF"/>
+                <w:sz w:val="16"/>
+              </w:rPr>
+              <w:t>Chef d'equipe</w:t>
+            </w:r>
+          </w:p>
+        </w:tc>
+      </w:tr>
+      <w:tr>
+        <w:tc>
+          <w:tcPr>
+            <w:tcW w:type="dxa" w:w="1662"/>
+          </w:tcPr>
+          <w:p>
+            <w:r>
+              <w:rPr>
+                <w:sz w:val="14"/>
+              </w:rPr>
+              <w:t>13-94-20-00</w:t>
+            </w:r>
+          </w:p>
+        </w:tc>
+        <w:tc>
+          <w:tcPr>
+            <w:tcW w:type="dxa" w:w="1662"/>
+          </w:tcPr>
+          <w:p>
+            <w:r>
+              <w:rPr>
+                <w:sz w:val="14"/>
+              </w:rPr>
+              <w:t>1b8e7912864747abbf62f123164577aa</w:t>
+            </w:r>
+          </w:p>
+        </w:tc>
+        <w:tc>
+          <w:tcPr>
+            <w:tcW w:type="dxa" w:w="1662"/>
+          </w:tcPr>
+          <w:p>
+            <w:r>
+              <w:rPr>
+                <w:sz w:val="14"/>
+              </w:rPr>
+              <w:t>EQ36_enq1</w:t>
+            </w:r>
+          </w:p>
+        </w:tc>
+        <w:tc>
+          <w:tcPr>
+            <w:tcW w:type="dxa" w:w="1662"/>
+          </w:tcPr>
+          <w:p>
+            <w:r>
+              <w:rPr>
+                <w:sz w:val="14"/>
+              </w:rPr>
+              <w:t>Equipe36</w:t>
+            </w:r>
+          </w:p>
+        </w:tc>
+        <w:tc>
+          <w:tcPr>
+            <w:tcW w:type="dxa" w:w="1662"/>
+          </w:tcPr>
+          <w:p>
+            <w:r>
+              <w:rPr>
+                <w:sz w:val="14"/>
+              </w:rPr>
+              <w:t>Abouna Jean-Pierre MANGA</w:t>
+            </w:r>
+          </w:p>
+        </w:tc>
+        <w:tc>
+          <w:tcPr>
+            <w:tcW w:type="dxa" w:w="1662"/>
+          </w:tcPr>
+          <w:p>
+            <w:r>
+              <w:rPr>
+                <w:sz w:val="14"/>
+              </w:rPr>
+              <w:t>Fode BAYO</w:t>
+            </w:r>
+          </w:p>
+        </w:tc>
+      </w:tr>
+    </w:tbl>
+    <w:p/>
+    <w:tbl>
+      <w:tblPr>
+        <w:tblStyle w:val="TableGrid"/>
+        <w:tblW w:type="auto" w:w="0"/>
+        <w:tblLook w:firstColumn="1" w:firstRow="1" w:lastColumn="0" w:lastRow="0" w:noHBand="0" w:noVBand="1" w:val="04A0"/>
+      </w:tblPr>
+      <w:tblGrid>
+        <w:gridCol w:w="3324"/>
+        <w:gridCol w:w="3324"/>
+        <w:gridCol w:w="3324"/>
+      </w:tblGrid>
+      <w:tr>
+        <w:tc>
+          <w:tcPr>
+            <w:tcW w:type="dxa" w:w="3324"/>
+            <w:shd w:fill="70AD47"/>
+          </w:tcPr>
+          <w:p>
+            <w:r>
+              <w:rPr>
+                <w:b/>
+                <w:color w:val="FFFFFF"/>
+                <w:sz w:val="18"/>
+              </w:rPr>
+              <w:t>Chef de Menage</w:t>
+            </w:r>
+          </w:p>
+        </w:tc>
+        <w:tc>
+          <w:tcPr>
+            <w:tcW w:type="dxa" w:w="3324"/>
+            <w:shd w:fill="70AD47"/>
+          </w:tcPr>
+          <w:p>
+            <w:r>
+              <w:rPr>
+                <w:b/>
+                <w:color w:val="FFFFFF"/>
+                <w:sz w:val="18"/>
+              </w:rPr>
+              <w:t>Quartier/Village (s00q05)</w:t>
+            </w:r>
+          </w:p>
+        </w:tc>
+        <w:tc>
+          <w:tcPr>
+            <w:tcW w:type="dxa" w:w="3324"/>
+            <w:shd w:fill="70AD47"/>
+          </w:tcPr>
+          <w:p>
+            <w:r>
+              <w:rPr>
+                <w:b/>
+                <w:color w:val="FFFFFF"/>
+                <w:sz w:val="18"/>
+              </w:rPr>
+              <w:t>Localisation GPS</w:t>
+            </w:r>
+          </w:p>
+        </w:tc>
+      </w:tr>
+      <w:tr>
+        <w:tc>
+          <w:tcPr>
+            <w:tcW w:type="dxa" w:w="3324"/>
+          </w:tcPr>
+          <w:p>
+            <w:r>
+              <w:rPr>
+                <w:sz w:val="18"/>
+              </w:rPr>
+              <w:t>LAMINE DJITE</w:t>
+            </w:r>
+          </w:p>
+        </w:tc>
+        <w:tc>
+          <w:tcPr>
+            <w:tcW w:type="dxa" w:w="3324"/>
+          </w:tcPr>
+          <w:p>
             <w:r>
               <w:rPr>
                 <w:sz w:val="18"/>
               </w:rPr>
               <w:t>N/A</w:t>
             </w:r>
+          </w:p>
+        </w:tc>
+        <w:tc>
+          <w:tcPr>
+            <w:tcW w:type="dxa" w:w="3324"/>
+          </w:tcPr>
+          <w:p>
+            <w:r/>
+            <w:hyperlink r:id="rId12">
+              <w:r>
+                <w:rPr>
+                  <w:color w:val="0563C1"/>
+                  <w:u w:val="single"/>
+                </w:rPr>
+                <w:t>DIONGNERE</w:t>
+              </w:r>
+            </w:hyperlink>
+          </w:p>
+        </w:tc>
+      </w:tr>
+    </w:tbl>
+    <w:p/>
+    <w:p>
+      <w:r>
+        <w:rPr>
+          <w:b/>
+          <w:color w:val="4672C4"/>
+          <w:sz w:val="22"/>
+        </w:rPr>
+        <w:t>&gt;&gt; Section0 - Identification et renseignements de controle</w:t>
+      </w:r>
+    </w:p>
+    <w:p>
+      <w:pPr>
+        <w:ind w:left="283"/>
+      </w:pPr>
+      <w:r>
+        <w:rPr>
+          <w:sz w:val="20"/>
+        </w:rPr>
+        <w:t>- Le questionnaire semble ne pas être complètement fini mais le questionnaire est en statut complet, prière de compléter le questionnaire. Il est obligatoire de prendre les coordonnées Gps avant d'administrer le questionnaire. Prière de prendre les coordonnées GPS.</w:t>
+      </w:r>
+    </w:p>
+    <w:p>
+      <w:r>
+        <w:rPr>
+          <w:b/>
+          <w:color w:val="4672C4"/>
+          <w:sz w:val="22"/>
+        </w:rPr>
+        <w:t>&gt;&gt; Section1 - Caracteristiques des membres</w:t>
+      </w:r>
+    </w:p>
+    <w:p>
+      <w:pPr>
+        <w:ind w:left="283"/>
+      </w:pPr>
+      <w:r>
+        <w:rPr>
+          <w:sz w:val="20"/>
+        </w:rPr>
+        <w:t xml:space="preserve">- Avertissement!!!  Lamine Djitté  ne possède pas le téléphone android, a accès à l'internet , prière de confirmer cette information. Attention ! Le montant (4400 Fcfa) dépensé ou reçu en cadeau pour les cartes prépayées, les transferts de crédit et les abonnements de  Lamine Djitté est relativement élevé par rapport aux autres montants depansés observés dans cette zone. Prière de corriger ou de confirmer avec le QG. </w:t>
+        <w:br/>
+        <w:t xml:space="preserve">-  Avertissement!!!  Siré  Dramé  ne possède pas le téléphone android, a accès à l'internet , prière de confirmer cette information. La raison principale pour laquelle que Siré  Dramé est venu vivre dans cette localité est malade et semble exister dans les modalités, prière de prendre attache avec le QG pour plus d'explication afin de la classer bien. </w:t>
+        <w:br/>
+        <w:t>- La raison principale pour laquelle que Fatoumata Daffé est venu vivre dans cette localité est Rendre visite sa famille et semble exister dans les modalités, prière de prendre attache avec le QG pour plus d'explication afin de la classer bien.</w:t>
+      </w:r>
+    </w:p>
+    <w:p>
+      <w:r>
+        <w:rPr>
+          <w:b/>
+          <w:color w:val="4672C4"/>
+          <w:sz w:val="22"/>
+        </w:rPr>
+        <w:t>&gt;&gt; Section2 - Education</w:t>
+      </w:r>
+    </w:p>
+    <w:p>
+      <w:pPr>
+        <w:ind w:left="283"/>
+      </w:pPr>
+      <w:r>
+        <w:rPr>
+          <w:sz w:val="20"/>
+        </w:rPr>
+        <w:t xml:space="preserve">- Peu probable! Fatoumata Daffé  n'arrive pas  à comprendre un petit texte lu dans une langue locale (s02q03). Veuillez corriger ou donner des explications au QG. Peu probable! Fatoumata Daffé  ne sait ni lire, ni écrire, ni comprendre dans aucune des langues  (s02q01,s02q02,s02q03). Veuillez corriger ou donner des explications au QG. </w:t>
+        <w:br/>
+        <w:t>- Peu probable! Siré  Dramé  n'arrive pas  à comprendre un petit texte lu dans une langue locale (s02q03). Veuillez corriger ou donner des explications au QG. Peu probable! Siré  Dramé  ne sait ni lire, ni écrire, ni comprendre dans aucune des langues  (s02q01,s02q02,s02q03). Veuillez corriger ou donner des explications au QG.</w:t>
+      </w:r>
+    </w:p>
+    <w:p>
+      <w:r>
+        <w:rPr>
+          <w:b/>
+          <w:color w:val="4672C4"/>
+          <w:sz w:val="22"/>
+        </w:rPr>
+        <w:t>&gt;&gt; Section3 - Sante</w:t>
+      </w:r>
+    </w:p>
+    <w:p>
+      <w:pPr>
+        <w:ind w:left="283"/>
+      </w:pPr>
+      <w:r>
+        <w:rPr>
+          <w:sz w:val="20"/>
+        </w:rPr>
+        <w:t>- Le principal problème de santé que Lamine Djitté a eu est hémorroïde et semble exister dans les modalités, prière de prendre attache avec le QG pour plus d'explication afin de la classer bien.</w:t>
+      </w:r>
+    </w:p>
+    <w:p>
+      <w:r>
+        <w:rPr>
+          <w:b/>
+          <w:color w:val="4672C4"/>
+          <w:sz w:val="22"/>
+        </w:rPr>
+        <w:t>&gt;&gt; Section4a - Emploi</w:t>
+      </w:r>
+    </w:p>
+    <w:p>
+      <w:pPr>
+        <w:ind w:left="283"/>
+      </w:pPr>
+      <w:r>
+        <w:rPr>
+          <w:sz w:val="20"/>
+        </w:rPr>
+        <w:t xml:space="preserve">- La  raison principale que Naba Dramé n'a pas cherché du travail au cours des 30 derniers jours est élève coranique et semble exister dans les modalités, prière de prendre attache avec le QG pour plus d'explication afin de la classer bien. </w:t>
+        <w:br/>
+        <w:t>- Avertissement! Siré  Dramé n'a consacré aucune heure pour aucun des travaux du ménage, prière de regarder les réponses prises dans les questions (s04q01 s04q02 s04q03 s04q04 s04q05 s04q06 s04q07 s04q08).</w:t>
+      </w:r>
+    </w:p>
+    <w:p>
+      <w:r>
+        <w:rPr>
+          <w:b/>
+          <w:color w:val="4672C4"/>
+          <w:sz w:val="22"/>
+        </w:rPr>
+        <w:t>&gt;&gt; Section4b - Emploi - Activite principale</w:t>
+      </w:r>
+    </w:p>
+    <w:p>
+      <w:pPr>
+        <w:ind w:left="283"/>
+      </w:pPr>
+      <w:r>
+        <w:rPr>
+          <w:sz w:val="20"/>
+        </w:rPr>
+        <w:t xml:space="preserve">- Avertissement!! Le montant de Fatoumata Daffé semble trop faible pour un revenu net gagné par trimestre. Veuillez, s'il vous plaît, confirmer cette information avec le QG ou la corriger. </w:t>
+        <w:br/>
+        <w:t>- Nombre de mois exercé par Lamine Djitté dans l'emploi au cours des 12 derniers mois semble faible, veuillez corriger s'il vous plait ou comfirmer avec le QG. Attention ! Le nombre de jours que Lamine Djitté a travaillés par mois semble être inférieur à 15. Veuillez, s'il vous plaît, confirmer cette information.</w:t>
+      </w:r>
+    </w:p>
+    <w:p>
+      <w:r>
+        <w:rPr>
+          <w:b/>
+          <w:color w:val="4672C4"/>
+          <w:sz w:val="22"/>
+        </w:rPr>
+        <w:t>&gt;&gt; Section7b - Consommation alimentaire - 7 jours</w:t>
+      </w:r>
+    </w:p>
+    <w:p>
+      <w:pPr>
+        <w:ind w:left="283"/>
+      </w:pPr>
+      <w:r>
+        <w:rPr>
+          <w:sz w:val="20"/>
+        </w:rPr>
+        <w:t>- Attention ! Le prix unitaire d'achat (200 Fcfa) de Jus de fruits type 2 (Tampico, Pressea,etc.) en Sachets industriel (Petit) est relativement élevé par rapport aux autres prix observés dans cette zone. Prière de corriger ou de confirmer avec le QG. Attention ! Le prix unitaire d'achat (25 Fcfa) de Moutarde en Sachets industriel (Petit) est relativement faible par rapport aux autres prix observés dans cette zone. Prière de corriger ou de confirmer avec le QG. Avertissement!! le prix unitaire (100 Fcfa) de Thé en sachet (unité: Sachets) de taille Petit est très faible ou élevé. Prière de corriger ou de confirmer avec le QG. Incohérence!! Dans ce ménage, chaque individus consomme par jour 99.28285 Kg  de cereale; Prière de revoir les quantités prises de ces produits. Le prix d'achat unitaire (1 Fcfa) de Poivron frais en Tas de taille Moyen  est invraisemblable, prière de regarder les reponses prises dans les questions s07bq07a s07bq07b s07bq07c s07bq08 pour mieux corriger. Attention ! Le prix unitaire d'achat (1 Fcfa) de Poivron frais en Tas (Moyen) est relativement faible par rapport aux autres prix observés dans cette zone. Prière de corriger ou de confirmer avec le QG.</w:t>
+      </w:r>
+    </w:p>
+    <w:p>
+      <w:r>
+        <w:rPr>
+          <w:b/>
+          <w:color w:val="4672C4"/>
+          <w:sz w:val="22"/>
+        </w:rPr>
+        <w:t>&gt;&gt; Section9f - Depenses non-alimentaires - 12 mois</w:t>
+      </w:r>
+    </w:p>
+    <w:p>
+      <w:pPr>
+        <w:ind w:left="283"/>
+      </w:pPr>
+      <w:r>
+        <w:rPr>
+          <w:sz w:val="20"/>
+        </w:rPr>
+        <w:t>- ||</w:t>
+      </w:r>
+    </w:p>
+    <w:p>
+      <w:r>
+        <w:rPr>
+          <w:b/>
+          <w:color w:val="4672C4"/>
+          <w:sz w:val="22"/>
+        </w:rPr>
+        <w:t>&gt;&gt; Section10a - Existence entreprise non agricole</w:t>
+      </w:r>
+    </w:p>
+    <w:p>
+      <w:pPr>
+        <w:ind w:left="283"/>
+      </w:pPr>
+      <w:r>
+        <w:rPr>
+          <w:sz w:val="20"/>
+        </w:rPr>
+        <w:t>- Avertissement!!! Le ménage de LAMINE DJITTE a comme taille 4 personnes dont ils vivent à SEDHIOU Rural et aucune d'entre ne possède une entreprise non agricole, prière de revoir cette partie de la section 10 de ce menage.</w:t>
+      </w:r>
+    </w:p>
+    <w:p>
+      <w:r>
+        <w:rPr>
+          <w:b/>
+          <w:color w:val="4672C4"/>
+          <w:sz w:val="22"/>
+        </w:rPr>
+        <w:t>&gt;&gt; Section16a - Champs et parcelles</w:t>
+      </w:r>
+    </w:p>
+    <w:p>
+      <w:pPr>
+        <w:ind w:left="283"/>
+      </w:pPr>
+      <w:r>
+        <w:rPr>
+          <w:sz w:val="20"/>
+        </w:rPr>
+        <w:t xml:space="preserve">- Le nombre d'homme de 15 ans et plus (16) non membre du ménage de LAMINE DJITTE ayant travaillé dans la parcelle Parcelle d’arachide pour la période des récoltes semble élevé, prière de corriger. Le salaire total payé de toutes catégories confondues par le ménage LAMINE DJITTE pour la main-d'oeuvre non-familiale sur la parcelle Parcelle d’arachide au cours de la campagne pour la période de préparation du sol (labour) et des semis est de 0 qui semble élevé ou faible. Merci de corriger. Le salaire total payé de toutes catégories confondues par le ménage LAMINE DJITTE pour la main-d'oeuvre non-familiale sur la parcelle Parcelle d’arachide au cours de la campagne pour la période d'entretien du sol (sarclage, etc.) est de 0 qui semble élevé ou faible. Merci de corriger. Le nombre de personnes toutes catégories confondues des main-d'oeuvre non-familiale sur la parcelle Parcelle d’arachide au cours de la campagne pour la période des récoltes est de 16 personnes qui semble faible ou élevé. Merci de corriger. </w:t>
+        <w:br/>
+        <w:t xml:space="preserve">- Le salaire total payé de toutes catégories confondues par le ménage LAMINE DJITTE pour la main-d'oeuvre non-familiale sur la parcelle Parcelle de riz près des maisons au cours de la campagne pour la période des récoltes est de 0 qui semble élevé ou faible. Merci de corriger. </w:t>
+        <w:br/>
+        <w:t>- Le salaire total payé de toutes catégories confondues par le ménage LAMINE DJITTE pour la main-d'oeuvre non-familiale sur la parcelle Parcelle de riz près des maisons au cours de la campagne pour la période des récoltes est de 0 qui semble élevé ou faible. Merci de corriger.</w:t>
+      </w:r>
+    </w:p>
+    <w:p>
+      <w:r>
+        <w:rPr>
+          <w:b/>
+          <w:color w:val="4672C4"/>
+          <w:sz w:val="22"/>
+        </w:rPr>
+        <w:t>&gt;&gt; Section16c - Cultures</w:t>
+      </w:r>
+    </w:p>
+    <w:p>
+      <w:pPr>
+        <w:ind w:left="283"/>
+      </w:pPr>
+      <w:r>
+        <w:rPr>
+          <w:sz w:val="20"/>
+        </w:rPr>
+        <w:t xml:space="preserve">- La quantité estimée en Kg est incorrecte (Exemple : si le ménage a eu 10 sacs de 100kg = 10*100=1000kg), prière de corriger merci. </w:t>
+        <w:br/>
+        <w:t>- La quantité estimée en Kg est incorrecte (Exemple : si le ménage a eu 10 sacs de 100kg = 10*100=1000kg), prière de corriger merci.</w:t>
+      </w:r>
+    </w:p>
+    <w:p>
+      <w:r>
+        <w:rPr>
+          <w:b/>
+          <w:color w:val="4672C4"/>
+          <w:sz w:val="22"/>
+        </w:rPr>
+        <w:t>&gt;&gt; Section16d - Utilisation de la production</w:t>
+      </w:r>
+    </w:p>
+    <w:p>
+      <w:pPr>
+        <w:ind w:left="283"/>
+      </w:pPr>
+      <w:r>
+        <w:rPr>
+          <w:sz w:val="20"/>
+        </w:rPr>
+        <w:t>- ||  ||</w:t>
+      </w:r>
+    </w:p>
+    <w:p>
+      <w:r>
+        <w:t>________________________________________________________________________________</w:t>
+      </w:r>
+    </w:p>
+    <w:p>
+      <w:pPr>
+        <w:pStyle w:val="Heading2"/>
+      </w:pPr>
+      <w:r>
+        <w:t>Menage 6</w:t>
+      </w:r>
+    </w:p>
+    <w:tbl>
+      <w:tblPr>
+        <w:tblStyle w:val="TableGrid"/>
+        <w:tblW w:type="auto" w:w="0"/>
+        <w:tblLook w:firstColumn="1" w:firstRow="1" w:lastColumn="0" w:lastRow="0" w:noHBand="0" w:noVBand="1" w:val="04A0"/>
+      </w:tblPr>
+      <w:tblGrid>
+        <w:gridCol w:w="1662"/>
+        <w:gridCol w:w="1662"/>
+        <w:gridCol w:w="1662"/>
+        <w:gridCol w:w="1662"/>
+        <w:gridCol w:w="1662"/>
+        <w:gridCol w:w="1662"/>
+      </w:tblGrid>
+      <w:tr>
+        <w:tc>
+          <w:tcPr>
+            <w:tcW w:type="dxa" w:w="1662"/>
+            <w:shd w:fill="5B9BD5"/>
+          </w:tcPr>
+          <w:p>
+            <w:r>
+              <w:rPr>
+                <w:b/>
+                <w:color w:val="FFFFFF"/>
+                <w:sz w:val="16"/>
+              </w:rPr>
+              <w:t>Interview Key</w:t>
+            </w:r>
+          </w:p>
+        </w:tc>
+        <w:tc>
+          <w:tcPr>
+            <w:tcW w:type="dxa" w:w="1662"/>
+            <w:shd w:fill="5B9BD5"/>
+          </w:tcPr>
+          <w:p>
+            <w:r>
+              <w:rPr>
+                <w:b/>
+                <w:color w:val="FFFFFF"/>
+                <w:sz w:val="16"/>
+              </w:rPr>
+              <w:t>Interview ID</w:t>
+            </w:r>
+          </w:p>
+        </w:tc>
+        <w:tc>
+          <w:tcPr>
+            <w:tcW w:type="dxa" w:w="1662"/>
+            <w:shd w:fill="5B9BD5"/>
+          </w:tcPr>
+          <w:p>
+            <w:r>
+              <w:rPr>
+                <w:b/>
+                <w:color w:val="FFFFFF"/>
+                <w:sz w:val="16"/>
+              </w:rPr>
+              <w:t>ID Agent</w:t>
+            </w:r>
+          </w:p>
+        </w:tc>
+        <w:tc>
+          <w:tcPr>
+            <w:tcW w:type="dxa" w:w="1662"/>
+            <w:shd w:fill="5B9BD5"/>
+          </w:tcPr>
+          <w:p>
+            <w:r>
+              <w:rPr>
+                <w:b/>
+                <w:color w:val="FFFFFF"/>
+                <w:sz w:val="16"/>
+              </w:rPr>
+              <w:t>ID Equipe</w:t>
+            </w:r>
+          </w:p>
+        </w:tc>
+        <w:tc>
+          <w:tcPr>
+            <w:tcW w:type="dxa" w:w="1662"/>
+            <w:shd w:fill="5B9BD5"/>
+          </w:tcPr>
+          <w:p>
+            <w:r>
+              <w:rPr>
+                <w:b/>
+                <w:color w:val="FFFFFF"/>
+                <w:sz w:val="16"/>
+              </w:rPr>
+              <w:t>Agent</w:t>
+            </w:r>
+          </w:p>
+        </w:tc>
+        <w:tc>
+          <w:tcPr>
+            <w:tcW w:type="dxa" w:w="1662"/>
+            <w:shd w:fill="5B9BD5"/>
+          </w:tcPr>
+          <w:p>
+            <w:r>
+              <w:rPr>
+                <w:b/>
+                <w:color w:val="FFFFFF"/>
+                <w:sz w:val="16"/>
+              </w:rPr>
+              <w:t>Chef d'equipe</w:t>
+            </w:r>
+          </w:p>
+        </w:tc>
+      </w:tr>
+      <w:tr>
+        <w:tc>
+          <w:tcPr>
+            <w:tcW w:type="dxa" w:w="1662"/>
+          </w:tcPr>
+          <w:p>
+            <w:r>
+              <w:rPr>
+                <w:sz w:val="14"/>
+              </w:rPr>
+              <w:t>15-52-30-01</w:t>
+            </w:r>
+          </w:p>
+        </w:tc>
+        <w:tc>
+          <w:tcPr>
+            <w:tcW w:type="dxa" w:w="1662"/>
+          </w:tcPr>
+          <w:p>
+            <w:r>
+              <w:rPr>
+                <w:sz w:val="14"/>
+              </w:rPr>
+              <w:t>7947329eabbb4388a43a42d3ec024d6b</w:t>
+            </w:r>
+          </w:p>
+        </w:tc>
+        <w:tc>
+          <w:tcPr>
+            <w:tcW w:type="dxa" w:w="1662"/>
+          </w:tcPr>
+          <w:p>
+            <w:r>
+              <w:rPr>
+                <w:sz w:val="14"/>
+              </w:rPr>
+              <w:t>EQ36_enq1</w:t>
+            </w:r>
+          </w:p>
+        </w:tc>
+        <w:tc>
+          <w:tcPr>
+            <w:tcW w:type="dxa" w:w="1662"/>
+          </w:tcPr>
+          <w:p>
+            <w:r>
+              <w:rPr>
+                <w:sz w:val="14"/>
+              </w:rPr>
+              <w:t>Equipe36</w:t>
+            </w:r>
+          </w:p>
+        </w:tc>
+        <w:tc>
+          <w:tcPr>
+            <w:tcW w:type="dxa" w:w="1662"/>
+          </w:tcPr>
+          <w:p>
+            <w:r>
+              <w:rPr>
+                <w:sz w:val="14"/>
+              </w:rPr>
+              <w:t>Abouna Jean-Pierre MANGA</w:t>
+            </w:r>
+          </w:p>
+        </w:tc>
+        <w:tc>
+          <w:tcPr>
+            <w:tcW w:type="dxa" w:w="1662"/>
+          </w:tcPr>
+          <w:p>
+            <w:r>
+              <w:rPr>
+                <w:sz w:val="14"/>
+              </w:rPr>
+              <w:t>Fode BAYO</w:t>
+            </w:r>
+          </w:p>
+        </w:tc>
+      </w:tr>
+    </w:tbl>
+    <w:p/>
+    <w:tbl>
+      <w:tblPr>
+        <w:tblStyle w:val="TableGrid"/>
+        <w:tblW w:type="auto" w:w="0"/>
+        <w:tblLook w:firstColumn="1" w:firstRow="1" w:lastColumn="0" w:lastRow="0" w:noHBand="0" w:noVBand="1" w:val="04A0"/>
+      </w:tblPr>
+      <w:tblGrid>
+        <w:gridCol w:w="3324"/>
+        <w:gridCol w:w="3324"/>
+        <w:gridCol w:w="3324"/>
+      </w:tblGrid>
+      <w:tr>
+        <w:tc>
+          <w:tcPr>
+            <w:tcW w:type="dxa" w:w="3324"/>
+            <w:shd w:fill="70AD47"/>
+          </w:tcPr>
+          <w:p>
+            <w:r>
+              <w:rPr>
+                <w:b/>
+                <w:color w:val="FFFFFF"/>
+                <w:sz w:val="18"/>
+              </w:rPr>
+              <w:t>Chef de Menage</w:t>
+            </w:r>
+          </w:p>
+        </w:tc>
+        <w:tc>
+          <w:tcPr>
+            <w:tcW w:type="dxa" w:w="3324"/>
+            <w:shd w:fill="70AD47"/>
+          </w:tcPr>
+          <w:p>
+            <w:r>
+              <w:rPr>
+                <w:b/>
+                <w:color w:val="FFFFFF"/>
+                <w:sz w:val="18"/>
+              </w:rPr>
+              <w:t>Quartier/Village (s00q05)</w:t>
+            </w:r>
+          </w:p>
+        </w:tc>
+        <w:tc>
+          <w:tcPr>
+            <w:tcW w:type="dxa" w:w="3324"/>
+            <w:shd w:fill="70AD47"/>
+          </w:tcPr>
+          <w:p>
+            <w:r>
+              <w:rPr>
+                <w:b/>
+                <w:color w:val="FFFFFF"/>
+                <w:sz w:val="18"/>
+              </w:rPr>
+              <w:t>Localisation GPS</w:t>
+            </w:r>
+          </w:p>
+        </w:tc>
+      </w:tr>
+      <w:tr>
+        <w:tc>
+          <w:tcPr>
+            <w:tcW w:type="dxa" w:w="3324"/>
+          </w:tcPr>
+          <w:p>
+            <w:r>
+              <w:rPr>
+                <w:sz w:val="18"/>
+              </w:rPr>
+              <w:t>SECKOU DAFFE</w:t>
+            </w:r>
+          </w:p>
+        </w:tc>
+        <w:tc>
+          <w:tcPr>
+            <w:tcW w:type="dxa" w:w="3324"/>
+          </w:tcPr>
+          <w:p>
+            <w:r>
+              <w:rPr>
+                <w:sz w:val="18"/>
+              </w:rPr>
+              <w:t>N/A</w:t>
+            </w:r>
+          </w:p>
+        </w:tc>
+        <w:tc>
+          <w:tcPr>
+            <w:tcW w:type="dxa" w:w="3324"/>
+          </w:tcPr>
+          <w:p>
+            <w:r/>
+            <w:hyperlink r:id="rId13">
+              <w:r>
+                <w:rPr>
+                  <w:color w:val="0563C1"/>
+                  <w:u w:val="single"/>
+                </w:rPr>
+                <w:t>DIONGNERE</w:t>
+              </w:r>
+            </w:hyperlink>
+          </w:p>
+        </w:tc>
+      </w:tr>
+    </w:tbl>
+    <w:p/>
+    <w:p>
+      <w:r>
+        <w:rPr>
+          <w:b/>
+          <w:color w:val="4672C4"/>
+          <w:sz w:val="22"/>
+        </w:rPr>
+        <w:t>&gt;&gt; Section0 - Identification et renseignements de controle</w:t>
+      </w:r>
+    </w:p>
+    <w:p>
+      <w:pPr>
+        <w:ind w:left="283"/>
+      </w:pPr>
+      <w:r>
+        <w:rPr>
+          <w:sz w:val="20"/>
+        </w:rPr>
+        <w:t>- Le questionnaire semble ne pas être complètement fini mais le questionnaire est en statut complet, prière de compléter le questionnaire.</w:t>
+      </w:r>
+    </w:p>
+    <w:p>
+      <w:r>
+        <w:rPr>
+          <w:b/>
+          <w:color w:val="4672C4"/>
+          <w:sz w:val="22"/>
+        </w:rPr>
+        <w:t>&gt;&gt; Section2 - Education</w:t>
+      </w:r>
+    </w:p>
+    <w:p>
+      <w:pPr>
+        <w:ind w:left="283"/>
+      </w:pPr>
+      <w:r>
+        <w:rPr>
+          <w:sz w:val="20"/>
+        </w:rPr>
+        <w:t>- Le montant des frais d'uniformes pour l'année scolaire de Muhamed Moustapha Daffé est faible ou élevé. veuillez, s'il vous plait, confirmer ces informations avec le QG ou apporter les corrections nécessaires.</w:t>
+      </w:r>
+    </w:p>
+    <w:p>
+      <w:r>
+        <w:rPr>
+          <w:b/>
+          <w:color w:val="4672C4"/>
+          <w:sz w:val="22"/>
+        </w:rPr>
+        <w:t>&gt;&gt; Section4a - Emploi</w:t>
+      </w:r>
+    </w:p>
+    <w:p>
+      <w:pPr>
+        <w:ind w:left="283"/>
+      </w:pPr>
+      <w:r>
+        <w:rPr>
+          <w:sz w:val="20"/>
+        </w:rPr>
+        <w:t xml:space="preserve">- Avertissement! Généralement les jeunes hommes (10 à 25ans) font des travaux ménager soit apprendre les enfants à reviser leurs léçons ou d'autres cours, Balamine Daffe n'a consacré aucune heure pour les travaux cités en s04q01, s04q02, s04q03, s04q04, s04q05, s04q06, s04q07 et s04q08.Prière de regarder pour corriger ou confirmer avec le QG. </w:t>
+        <w:br/>
+        <w:t>- Avertissement! Nafie Dramé n'a consacré aucune heure pour aucun des travaux du ménage, prière de regarder les réponses prises dans les questions (s04q01 s04q02 s04q03 s04q04 s04q05 s04q06 s04q07 s04q08).</w:t>
+      </w:r>
+    </w:p>
+    <w:p>
+      <w:r>
+        <w:rPr>
+          <w:b/>
+          <w:color w:val="4672C4"/>
+          <w:sz w:val="22"/>
+        </w:rPr>
+        <w:t>&gt;&gt; Section4c - Emploi - Activite secondaire</w:t>
+      </w:r>
+    </w:p>
+    <w:p>
+      <w:pPr>
+        <w:ind w:left="283"/>
+      </w:pPr>
+      <w:r>
+        <w:rPr>
+          <w:sz w:val="20"/>
+        </w:rPr>
+        <w:t xml:space="preserve">- Avertissement!!! les informations de Nafie Dramé sur le nombre de mois, jours ou heures de son emploi secondaire sont superieur a celles de son emploi principal , veuillez corriger ou confirmer aupres du QG. </w:t>
+        <w:br/>
+        <w:t>- Nombre de mois exercé par Sekou Daffe dans l'emploi secondaire au cours des 12 derniers mois semble faible, veuillez corriger s'il vous plait ou comfirmer avec le QG. Avertissement!!! les informations de Sekou Daffe sur le nombre de mois, jours ou heures de son emploi secondaire sont superieur a celles de son emploi principal , veuillez corriger ou confirmer aupres du QG.</w:t>
+      </w:r>
+    </w:p>
+    <w:p>
+      <w:r>
+        <w:rPr>
+          <w:b/>
+          <w:color w:val="4672C4"/>
+          <w:sz w:val="22"/>
+        </w:rPr>
+        <w:t>&gt;&gt; Section7b - Consommation alimentaire - 7 jours</w:t>
+      </w:r>
+    </w:p>
+    <w:p>
+      <w:pPr>
+        <w:ind w:left="283"/>
+      </w:pPr>
+      <w:r>
+        <w:rPr>
+          <w:sz w:val="20"/>
+        </w:rPr>
+        <w:t>- Attention ! Le prix unitaire d'achat (100 Fcfa) de Vinaigre de vin en Verre ( à thé) (taille unique) est relativement élevé par rapport aux autres prix observés dans cette zone. Prière de corriger ou de confirmer avec le QG. Attention ! Le prix unitaire d'achat (50 Fcfa) de Piment frais en Tas (Petit) est relativement faible par rapport aux autres prix observés dans cette zone. Prière de corriger ou de confirmer avec le QG. Avertissement!! le prix unitaire (100 Fcfa) de Thé en sachet (unité: Sachets) de taille Petit est très faible ou élevé. Prière de corriger ou de confirmer avec le QG. Avertissement!!! Le ménage a consommé 21 Sachets Moyen de Sucre en poudre , cette quantité semble anormale pour une consommation des 7 derniers jours.Prière de corriger ou de confirmer avec le QG. Incohérence!! Dans ce ménage, chaque individus consomme par jour 61.56184 Kg  de cereale; Prière de revoir les quantités prises de ces produits. Attention ! Soupçons de quantité anormale! Le ménage de SECKOU DAFFE avec une taille de 7 personnes a consommé 35 Kg en taille unique de Riz importé parfumé qui est relativement élevé comme consommation par rapport à la condition de vie des autres ménages de même taille dans cette zone. Prière de corriger ou de confirmer avec le QG. Le prix d'achat unitaire (200 Fcfa) de Sel en Sac (10 Kg) de taille taille unique est très faible, prière de regarder les reponses prises dans les questions s07bq07a s07bq07b s07bq07c s07bq08 pour mieux corriger.</w:t>
+      </w:r>
+    </w:p>
+    <w:p>
+      <w:r>
+        <w:rPr>
+          <w:b/>
+          <w:color w:val="4672C4"/>
+          <w:sz w:val="22"/>
+        </w:rPr>
+        <w:t>&gt;&gt; Section9c - Depenses non-alimentaires - 30 jours</w:t>
+      </w:r>
+    </w:p>
+    <w:p>
+      <w:pPr>
+        <w:ind w:left="283"/>
+      </w:pPr>
+      <w:r>
+        <w:rPr>
+          <w:sz w:val="20"/>
+        </w:rPr>
+        <w:t>- La dernière fois que vous avez acheté Bois de chauffe ramassé/coupé (estimer la valeur) est Ramasser dans la forêt et semble exister dans les modalités, prière de prendre attache avec le QG pour plus d'explication afin de la classer bien.</w:t>
+      </w:r>
+    </w:p>
+    <w:p>
+      <w:r>
+        <w:rPr>
+          <w:b/>
+          <w:color w:val="4672C4"/>
+          <w:sz w:val="22"/>
+        </w:rPr>
+        <w:t>&gt;&gt; Section11 - Caracteristiques logement</w:t>
+      </w:r>
+    </w:p>
+    <w:p>
+      <w:pPr>
+        <w:ind w:left="283"/>
+      </w:pPr>
+      <w:r>
+        <w:rPr>
+          <w:sz w:val="20"/>
+        </w:rPr>
+        <w:t>- le montant supporté par le ménage pour cette source d’énergie au cours des 30 derniers jours semble élevé, prière de confirmer ou corriger.</w:t>
+      </w:r>
+    </w:p>
+    <w:p>
+      <w:r>
+        <w:rPr>
+          <w:b/>
+          <w:color w:val="4672C4"/>
+          <w:sz w:val="22"/>
+        </w:rPr>
+        <w:t>&gt;&gt; Section12 - Actifs du menage</w:t>
+      </w:r>
+    </w:p>
+    <w:p>
+      <w:pPr>
+        <w:ind w:left="283"/>
+      </w:pPr>
+      <w:r>
+        <w:rPr>
+          <w:sz w:val="20"/>
+        </w:rPr>
+        <w:t xml:space="preserve">- Attention ! Bicyclette, vélo de course a été achété à 250000 Fcfa est relativement élevé par rapport aux autres prix d'achat observés dans cette zone. Prière de corriger ou de confirmer avec le QG. Attention ! Bicyclette, vélo de course a été revendu à 230000 Fcfa qui est relativement élevé par rapport aux autres prix de revente observés dans cette zone. Prière de corriger ou de confirmer avec le QG. </w:t>
+        <w:br/>
+        <w:t>- Le nombre d'article ( Bonbonne de gaz)  dans ce ménages est élevé (3500), prière de corriger ou confirmer avec le QG.</w:t>
+      </w:r>
+    </w:p>
+    <w:p>
+      <w:r>
+        <w:rPr>
+          <w:b/>
+          <w:color w:val="4672C4"/>
+          <w:sz w:val="22"/>
+        </w:rPr>
+        <w:t>&gt;&gt; Section16a - Champs et parcelles</w:t>
+      </w:r>
+    </w:p>
+    <w:p>
+      <w:pPr>
+        <w:ind w:left="283"/>
+      </w:pPr>
+      <w:r>
+        <w:rPr>
+          <w:sz w:val="20"/>
+        </w:rPr>
+        <w:t xml:space="preserve">- La superficie de la parcelle Parcelle de riz selon l'exploitant est de 40 Mètre Carré (m^2) qui semble faible ou l'estimation ne semble pas bonne. Prière de corriger. La quantité de fumure appliquée dans la parcelle Parcelle de riz est de 100 Kg qui semble élevé ou ne sait pas, prière de fournir d'effort pour estimer la quantité afin de corriger. </w:t>
+        <w:br/>
+        <w:t xml:space="preserve">- La superficie de la parcelle Parcelle de riz selon l'exploitant est de 40 Mètre Carré (m^2) qui semble faible ou l'estimation ne semble pas bonne. Prière de corriger. La quantité de fumure appliquée dans la parcelle Parcelle de riz est de 98  qui semble élevé ou ne sait pas, prière de fournir d'effort pour estimer la quantité afin de corriger. </w:t>
+        <w:br/>
+        <w:t xml:space="preserve">- La superficie de la parcelle Parcelle de riz selon l'exploitant est de 40 Mètre Carré (m^2) qui semble faible ou l'estimation ne semble pas bonne. Prière de corriger. La quantité de fumure appliquée dans la parcelle Parcelle de riz est de 98  qui semble élevé ou ne sait pas, prière de fournir d'effort pour estimer la quantité afin de corriger. </w:t>
+        <w:br/>
+        <w:t>- La superficie de la parcelle parcelle de riz selon l'exploitant est de 40 Mètre Carré (m^2) qui semble faible ou l'estimation ne semble pas bonne. Prière de corriger. La quantité de fumure appliquée dans la parcelle parcelle de riz est de 98  qui semble élevé ou ne sait pas, prière de fournir d'effort pour estimer la quantité afin de corriger.</w:t>
+      </w:r>
+    </w:p>
+    <w:p>
+      <w:r>
+        <w:rPr>
+          <w:b/>
+          <w:color w:val="4672C4"/>
+          <w:sz w:val="22"/>
+        </w:rPr>
+        <w:t>&gt;&gt; Section19 - Equipements agricoles</w:t>
+      </w:r>
+    </w:p>
+    <w:p>
+      <w:pPr>
+        <w:ind w:left="283"/>
+      </w:pPr>
+      <w:r>
+        <w:rPr>
+          <w:sz w:val="20"/>
+        </w:rPr>
+        <w:t xml:space="preserve">- Attention ! Arara a été revendu à 40000 Fcfa qui est relativement élevé par rapport aux autres prix de revente observés dans cette zone. Prière de corriger ou de confirmer avec le QG. </w:t>
+        <w:br/>
+        <w:t>- Attention ! Machette a été achété à 80000 Fcfa est relativement élevé par rapport aux autres prix d'achat observés dans cette zone. Prière de corriger ou de confirmer avec le QG. Attention ! Machette a été revendu à 80000 Fcfa qui est relativement élevé par rapport aux autres prix de revente observés dans cette zone. Prière de corriger ou de confirmer avec le QG.</w:t>
+      </w:r>
+    </w:p>
+    <w:p>
+      <w:r>
+        <w:t>________________________________________________________________________________</w:t>
+      </w:r>
+    </w:p>
+    <w:p>
+      <w:pPr>
+        <w:pStyle w:val="Heading2"/>
+      </w:pPr>
+      <w:r>
+        <w:t>Menage 7</w:t>
+      </w:r>
+    </w:p>
+    <w:tbl>
+      <w:tblPr>
+        <w:tblStyle w:val="TableGrid"/>
+        <w:tblW w:type="auto" w:w="0"/>
+        <w:tblLook w:firstColumn="1" w:firstRow="1" w:lastColumn="0" w:lastRow="0" w:noHBand="0" w:noVBand="1" w:val="04A0"/>
+      </w:tblPr>
+      <w:tblGrid>
+        <w:gridCol w:w="1662"/>
+        <w:gridCol w:w="1662"/>
+        <w:gridCol w:w="1662"/>
+        <w:gridCol w:w="1662"/>
+        <w:gridCol w:w="1662"/>
+        <w:gridCol w:w="1662"/>
+      </w:tblGrid>
+      <w:tr>
+        <w:tc>
+          <w:tcPr>
+            <w:tcW w:type="dxa" w:w="1662"/>
+            <w:shd w:fill="5B9BD5"/>
+          </w:tcPr>
+          <w:p>
+            <w:r>
+              <w:rPr>
+                <w:b/>
+                <w:color w:val="FFFFFF"/>
+                <w:sz w:val="16"/>
+              </w:rPr>
+              <w:t>Interview Key</w:t>
+            </w:r>
+          </w:p>
+        </w:tc>
+        <w:tc>
+          <w:tcPr>
+            <w:tcW w:type="dxa" w:w="1662"/>
+            <w:shd w:fill="5B9BD5"/>
+          </w:tcPr>
+          <w:p>
+            <w:r>
+              <w:rPr>
+                <w:b/>
+                <w:color w:val="FFFFFF"/>
+                <w:sz w:val="16"/>
+              </w:rPr>
+              <w:t>Interview ID</w:t>
+            </w:r>
+          </w:p>
+        </w:tc>
+        <w:tc>
+          <w:tcPr>
+            <w:tcW w:type="dxa" w:w="1662"/>
+            <w:shd w:fill="5B9BD5"/>
+          </w:tcPr>
+          <w:p>
+            <w:r>
+              <w:rPr>
+                <w:b/>
+                <w:color w:val="FFFFFF"/>
+                <w:sz w:val="16"/>
+              </w:rPr>
+              <w:t>ID Agent</w:t>
+            </w:r>
+          </w:p>
+        </w:tc>
+        <w:tc>
+          <w:tcPr>
+            <w:tcW w:type="dxa" w:w="1662"/>
+            <w:shd w:fill="5B9BD5"/>
+          </w:tcPr>
+          <w:p>
+            <w:r>
+              <w:rPr>
+                <w:b/>
+                <w:color w:val="FFFFFF"/>
+                <w:sz w:val="16"/>
+              </w:rPr>
+              <w:t>ID Equipe</w:t>
+            </w:r>
+          </w:p>
+        </w:tc>
+        <w:tc>
+          <w:tcPr>
+            <w:tcW w:type="dxa" w:w="1662"/>
+            <w:shd w:fill="5B9BD5"/>
+          </w:tcPr>
+          <w:p>
+            <w:r>
+              <w:rPr>
+                <w:b/>
+                <w:color w:val="FFFFFF"/>
+                <w:sz w:val="16"/>
+              </w:rPr>
+              <w:t>Agent</w:t>
+            </w:r>
+          </w:p>
+        </w:tc>
+        <w:tc>
+          <w:tcPr>
+            <w:tcW w:type="dxa" w:w="1662"/>
+            <w:shd w:fill="5B9BD5"/>
+          </w:tcPr>
+          <w:p>
+            <w:r>
+              <w:rPr>
+                <w:b/>
+                <w:color w:val="FFFFFF"/>
+                <w:sz w:val="16"/>
+              </w:rPr>
+              <w:t>Chef d'equipe</w:t>
+            </w:r>
+          </w:p>
+        </w:tc>
+      </w:tr>
+      <w:tr>
+        <w:tc>
+          <w:tcPr>
+            <w:tcW w:type="dxa" w:w="1662"/>
+          </w:tcPr>
+          <w:p>
+            <w:r>
+              <w:rPr>
+                <w:sz w:val="14"/>
+              </w:rPr>
+              <w:t>58-78-56-12</w:t>
+            </w:r>
+          </w:p>
+        </w:tc>
+        <w:tc>
+          <w:tcPr>
+            <w:tcW w:type="dxa" w:w="1662"/>
+          </w:tcPr>
+          <w:p>
+            <w:r>
+              <w:rPr>
+                <w:sz w:val="14"/>
+              </w:rPr>
+              <w:t>59c1069195a541fcb7e9b8522db38db0</w:t>
+            </w:r>
+          </w:p>
+        </w:tc>
+        <w:tc>
+          <w:tcPr>
+            <w:tcW w:type="dxa" w:w="1662"/>
+          </w:tcPr>
+          <w:p>
+            <w:r>
+              <w:rPr>
+                <w:sz w:val="14"/>
+              </w:rPr>
+              <w:t>EQ36_enq1</w:t>
+            </w:r>
+          </w:p>
+        </w:tc>
+        <w:tc>
+          <w:tcPr>
+            <w:tcW w:type="dxa" w:w="1662"/>
+          </w:tcPr>
+          <w:p>
+            <w:r>
+              <w:rPr>
+                <w:sz w:val="14"/>
+              </w:rPr>
+              <w:t>Equipe36</w:t>
+            </w:r>
+          </w:p>
+        </w:tc>
+        <w:tc>
+          <w:tcPr>
+            <w:tcW w:type="dxa" w:w="1662"/>
+          </w:tcPr>
+          <w:p>
+            <w:r>
+              <w:rPr>
+                <w:sz w:val="14"/>
+              </w:rPr>
+              <w:t>Abouna Jean-Pierre MANGA</w:t>
+            </w:r>
+          </w:p>
+        </w:tc>
+        <w:tc>
+          <w:tcPr>
+            <w:tcW w:type="dxa" w:w="1662"/>
+          </w:tcPr>
+          <w:p>
+            <w:r>
+              <w:rPr>
+                <w:sz w:val="14"/>
+              </w:rPr>
+              <w:t>Fode BAYO</w:t>
+            </w:r>
+          </w:p>
+        </w:tc>
+      </w:tr>
+    </w:tbl>
+    <w:p/>
+    <w:tbl>
+      <w:tblPr>
+        <w:tblStyle w:val="TableGrid"/>
+        <w:tblW w:type="auto" w:w="0"/>
+        <w:tblLook w:firstColumn="1" w:firstRow="1" w:lastColumn="0" w:lastRow="0" w:noHBand="0" w:noVBand="1" w:val="04A0"/>
+      </w:tblPr>
+      <w:tblGrid>
+        <w:gridCol w:w="3324"/>
+        <w:gridCol w:w="3324"/>
+        <w:gridCol w:w="3324"/>
+      </w:tblGrid>
+      <w:tr>
+        <w:tc>
+          <w:tcPr>
+            <w:tcW w:type="dxa" w:w="3324"/>
+            <w:shd w:fill="70AD47"/>
+          </w:tcPr>
+          <w:p>
+            <w:r>
+              <w:rPr>
+                <w:b/>
+                <w:color w:val="FFFFFF"/>
+                <w:sz w:val="18"/>
+              </w:rPr>
+              <w:t>Chef de Menage</w:t>
+            </w:r>
+          </w:p>
+        </w:tc>
+        <w:tc>
+          <w:tcPr>
+            <w:tcW w:type="dxa" w:w="3324"/>
+            <w:shd w:fill="70AD47"/>
+          </w:tcPr>
+          <w:p>
+            <w:r>
+              <w:rPr>
+                <w:b/>
+                <w:color w:val="FFFFFF"/>
+                <w:sz w:val="18"/>
+              </w:rPr>
+              <w:t>Quartier/Village (s00q05)</w:t>
+            </w:r>
+          </w:p>
+        </w:tc>
+        <w:tc>
+          <w:tcPr>
+            <w:tcW w:type="dxa" w:w="3324"/>
+            <w:shd w:fill="70AD47"/>
+          </w:tcPr>
+          <w:p>
+            <w:r>
+              <w:rPr>
+                <w:b/>
+                <w:color w:val="FFFFFF"/>
+                <w:sz w:val="18"/>
+              </w:rPr>
+              <w:t>Localisation GPS</w:t>
+            </w:r>
+          </w:p>
+        </w:tc>
+      </w:tr>
+      <w:tr>
+        <w:tc>
+          <w:tcPr>
+            <w:tcW w:type="dxa" w:w="3324"/>
+          </w:tcPr>
+          <w:p>
+            <w:r>
+              <w:rPr>
+                <w:sz w:val="18"/>
+              </w:rPr>
+              <w:t>ALFOUSEYNI TOURE</w:t>
+            </w:r>
+          </w:p>
+        </w:tc>
+        <w:tc>
+          <w:tcPr>
+            <w:tcW w:type="dxa" w:w="3324"/>
+          </w:tcPr>
+          <w:p>
+            <w:r>
+              <w:rPr>
+                <w:sz w:val="18"/>
+              </w:rPr>
+              <w:t>N/A</w:t>
+            </w:r>
+          </w:p>
+        </w:tc>
+        <w:tc>
+          <w:tcPr>
+            <w:tcW w:type="dxa" w:w="3324"/>
+          </w:tcPr>
+          <w:p>
+            <w:r/>
+            <w:hyperlink r:id="rId14">
+              <w:r>
+                <w:rPr>
+                  <w:color w:val="0563C1"/>
+                  <w:u w:val="single"/>
+                </w:rPr>
+                <w:t>DIONGNERE</w:t>
+              </w:r>
+            </w:hyperlink>
+          </w:p>
+        </w:tc>
+      </w:tr>
+    </w:tbl>
+    <w:p/>
+    <w:p>
+      <w:r>
+        <w:rPr>
+          <w:b/>
+          <w:color w:val="4672C4"/>
+          <w:sz w:val="22"/>
+        </w:rPr>
+        <w:t>&gt;&gt; Section1 - Caracteristiques des membres</w:t>
+      </w:r>
+    </w:p>
+    <w:p>
+      <w:pPr>
+        <w:ind w:left="283"/>
+      </w:pPr>
+      <w:r>
+        <w:rPr>
+          <w:sz w:val="20"/>
+        </w:rPr>
+        <w:t>- La raison principale que Alphousseyni Touré envisage de migrer est tradipraticien et semble exister dans les modalités, prière de prendre attache avec le QG pour plus d'explication afin de la classer bien. Attention ! Le montant (4000 Fcfa) dépensé ou reçu en cadeau pour les recharges internet ou de forfaits de données mobiles(hors appels vocaux), aucours des 30 derniers jours de  Alphousseyni Touré est relativement élevé par rapport aux autres montants depansés observés dans cette zone. Prière de corriger ou de confirmer avec le QG.</w:t>
+      </w:r>
+    </w:p>
+    <w:p>
+      <w:r>
+        <w:rPr>
+          <w:b/>
+          <w:color w:val="4672C4"/>
+          <w:sz w:val="22"/>
+        </w:rPr>
+        <w:t>&gt;&gt; Section4c - Emploi - Activite secondaire</w:t>
+      </w:r>
+    </w:p>
+    <w:p>
+      <w:pPr>
+        <w:ind w:left="283"/>
+      </w:pPr>
+      <w:r>
+        <w:rPr>
+          <w:sz w:val="20"/>
+        </w:rPr>
+        <w:t xml:space="preserve">- Avertissement!!! Bana Djitté enquêté dans l'emploi principale n'a pas declaré son revenu prière de fournir plus d'effort pour lui demander son revenu, vous pouvez utiliser des stratégies pour faire une estimation ou demander des conseils au QG. Avertissement!!! les informations de Bana Djitté sur le nombre de mois, jours ou heures de son emploi secondaire sont superieur a celles de son emploi principal , veuillez corriger ou confirmer aupres du QG. </w:t>
+        <w:br/>
+        <w:t xml:space="preserve">- Avertissement!!! les informations de Alphousseyni Touré sur le nombre de mois, jours ou heures de son emploi secondaire sont superieur a celles de son emploi principal , veuillez corriger ou confirmer aupres du QG. </w:t>
+        <w:br/>
+        <w:t xml:space="preserve">- Avertissement!!! les informations de Fatou Demba sur le nombre de mois, jours ou heures de son emploi secondaire sont superieur a celles de son emploi principal , veuillez corriger ou confirmer aupres du QG. </w:t>
+        <w:br/>
+        <w:t>- Avertissement!!! les informations de Magnima Djitté sur le nombre de mois, jours ou heures de son emploi secondaire sont superieur a celles de son emploi principal , veuillez corriger ou confirmer aupres du QG.</w:t>
+      </w:r>
+    </w:p>
+    <w:p>
+      <w:r>
+        <w:rPr>
+          <w:b/>
+          <w:color w:val="4672C4"/>
+          <w:sz w:val="22"/>
+        </w:rPr>
+        <w:t>&gt;&gt; Section7b - Consommation alimentaire - 7 jours</w:t>
+      </w:r>
+    </w:p>
+    <w:p>
+      <w:pPr>
+        <w:ind w:left="283"/>
+      </w:pPr>
+      <w:r>
+        <w:rPr>
+          <w:sz w:val="20"/>
+        </w:rPr>
+        <w:t>- Attention ! Le prix unitaire d'achat (37.5 Fcfa) de Piment frais en Pièce (Petit) est relativement faible par rapport aux autres prix observés dans cette zone. Prière de corriger ou de confirmer avec le QG. Attention ! Le prix unitaire d'achat (75 Fcfa) de Aubergine   en Pièce (Petit) est relativement élevé par rapport aux autres prix observés dans cette zone. Prière de corriger ou de confirmer avec le QG. Avertissement!! le prix unitaire (125 Fcfa) de Thé en sachet (unité: Sachets) de taille Petit est très faible ou élevé. Prière de corriger ou de confirmer avec le QG. Attention ! Le prix unitaire d'achat (125 Fcfa) de Thé en sachet en Sachets (Petit) est relativement élevé par rapport aux autres prix observés dans cette zone. Prière de corriger ou de confirmer avec le QG. Incohérence!! Dans ce ménage, chaque individus consomme par jour 49.1975 Kg  de cereale; Prière de revoir les quantités prises de ces produits. Le prix d'achat unitaire (116.6667 Fcfa) de Riz importé parfumé en Kg de taille  taille unique  est très faible, prière de regarder les reponses prises dans les questions s07bq07a s07bq07b s07bq07c s07bq08 pour mieux corriger. Attention ! Le prix unitaire d'achat (116.6667 Fcfa) de Riz importé parfumé en Kg (taille unique) est relativement faible par rapport aux autres prix observés dans cette zone. Prière de corriger ou de confirmer avec le QG. Le prix d'achat unitaire (2 Fcfa) de Huile de karité en Sachets de taille Petit  est invraisemblable, prière de regarder les reponses prises dans les questions s07bq07a s07bq07b s07bq07c s07bq08 pour mieux corriger.</w:t>
+      </w:r>
+    </w:p>
+    <w:p>
+      <w:r>
+        <w:rPr>
+          <w:b/>
+          <w:color w:val="4672C4"/>
+          <w:sz w:val="22"/>
+        </w:rPr>
+        <w:t>&gt;&gt; Section9c - Depenses non-alimentaires - 30 jours</w:t>
+      </w:r>
+    </w:p>
+    <w:p>
+      <w:pPr>
+        <w:ind w:left="283"/>
+      </w:pPr>
+      <w:r>
+        <w:rPr>
+          <w:sz w:val="20"/>
+        </w:rPr>
+        <w:t>- La dernière fois que vous avez acheté Bois de chauffe ramassé/coupé (estimer la valeur) est ramasser dans la forêt et semble exister dans les modalités, prière de prendre attache avec le QG pour plus d'explication afin de la classer bien.</w:t>
+      </w:r>
+    </w:p>
+    <w:p>
+      <w:r>
+        <w:rPr>
+          <w:b/>
+          <w:color w:val="4672C4"/>
+          <w:sz w:val="22"/>
+        </w:rPr>
+        <w:t>&gt;&gt; Section12 - Actifs du menage</w:t>
+      </w:r>
+    </w:p>
+    <w:p>
+      <w:pPr>
+        <w:ind w:left="283"/>
+      </w:pPr>
+      <w:r>
+        <w:rPr>
+          <w:sz w:val="20"/>
+        </w:rPr>
+        <w:t>- Avertissement !! L'âge de l'article  Lit dans ce ménages est très élevé (30), prière de corriger ou confirmer avec le QG. Avertissement!!! Le prix d'achat (5000) de l'article  Lit est inférieur aux prix de revente (10000)  avec l'âge du bien atteignant 30 ans. Prière de vérifier ou confirmer avec l'enquêté et mettre les bonnes valeurs après verification, s'il le faut.</w:t>
+      </w:r>
+    </w:p>
+    <w:p>
+      <w:r>
+        <w:rPr>
+          <w:b/>
+          <w:color w:val="4672C4"/>
+          <w:sz w:val="22"/>
+        </w:rPr>
+        <w:t>&gt;&gt; Section16a - Champs et parcelles</w:t>
+      </w:r>
+    </w:p>
+    <w:p>
+      <w:pPr>
+        <w:ind w:left="283"/>
+      </w:pPr>
+      <w:r>
+        <w:rPr>
+          <w:sz w:val="20"/>
+        </w:rPr>
+        <w:t xml:space="preserve">- La superficie de la parcelle Parcelle de riz selon l'exploitant est de .1 Hectare (Ha) qui semble faible ou l'estimation ne semble pas bonne. Prière de corriger. Le document légal (titre, acte, certificat etc. ) qui affirme votre possession de la parcelle Parcelle de riz est  et semble exister dans les modalités, prière de prendre attache avec le QG pour plus d'explication afin de la classer bien. </w:t>
+        <w:br/>
+        <w:t xml:space="preserve">- Le document légal (titre, acte, certificat etc. ) qui affirme votre possession de la parcelle Parcelle de riz est  et semble exister dans les modalités, prière de prendre attache avec le QG pour plus d'explication afin de la classer bien. </w:t>
+        <w:br/>
+        <w:t>- Le document légal (titre, acte, certificat etc. ) qui affirme votre possession de la parcelle Parcelle de riz est  et semble exister dans les modalités, prière de prendre attache avec le QG pour plus d'explication afin de la classer bien.</w:t>
+      </w:r>
+    </w:p>
+    <w:p>
+      <w:r>
+        <w:rPr>
+          <w:b/>
+          <w:color w:val="4672C4"/>
+          <w:sz w:val="22"/>
+        </w:rPr>
+        <w:t>&gt;&gt; Section16c - Cultures</w:t>
+      </w:r>
+    </w:p>
+    <w:p>
+      <w:pPr>
+        <w:ind w:left="283"/>
+      </w:pPr>
+      <w:r>
+        <w:rPr>
+          <w:sz w:val="20"/>
+        </w:rPr>
+        <w:t xml:space="preserve">- La quantité estimée en Kg est incorrecte (Exemple : si le ménage a eu 10 sacs de 100kg = 10*100=1000kg), prière de corriger merci. </w:t>
+        <w:br/>
+        <w:t xml:space="preserve">- La quantité estimée en Kg est incorrecte (Exemple : si le ménage a eu 10 sacs de 100kg = 10*100=1000kg), prière de corriger merci. </w:t>
+        <w:br/>
+        <w:t>- La quantité estimée en Kg est incorrecte (Exemple : si le ménage a eu 10 sacs de 100kg = 10*100=1000kg), prière de corriger merci.</w:t>
+      </w:r>
+    </w:p>
+    <w:p>
+      <w:r>
+        <w:t>________________________________________________________________________________</w:t>
+      </w:r>
+    </w:p>
+    <w:p>
+      <w:pPr>
+        <w:pStyle w:val="Heading2"/>
+      </w:pPr>
+      <w:r>
+        <w:t>Menage 9</w:t>
+      </w:r>
+    </w:p>
+    <w:tbl>
+      <w:tblPr>
+        <w:tblStyle w:val="TableGrid"/>
+        <w:tblW w:type="auto" w:w="0"/>
+        <w:tblLook w:firstColumn="1" w:firstRow="1" w:lastColumn="0" w:lastRow="0" w:noHBand="0" w:noVBand="1" w:val="04A0"/>
+      </w:tblPr>
+      <w:tblGrid>
+        <w:gridCol w:w="1662"/>
+        <w:gridCol w:w="1662"/>
+        <w:gridCol w:w="1662"/>
+        <w:gridCol w:w="1662"/>
+        <w:gridCol w:w="1662"/>
+        <w:gridCol w:w="1662"/>
+      </w:tblGrid>
+      <w:tr>
+        <w:tc>
+          <w:tcPr>
+            <w:tcW w:type="dxa" w:w="1662"/>
+            <w:shd w:fill="5B9BD5"/>
+          </w:tcPr>
+          <w:p>
+            <w:r>
+              <w:rPr>
+                <w:b/>
+                <w:color w:val="FFFFFF"/>
+                <w:sz w:val="16"/>
+              </w:rPr>
+              <w:t>Interview Key</w:t>
+            </w:r>
+          </w:p>
+        </w:tc>
+        <w:tc>
+          <w:tcPr>
+            <w:tcW w:type="dxa" w:w="1662"/>
+            <w:shd w:fill="5B9BD5"/>
+          </w:tcPr>
+          <w:p>
+            <w:r>
+              <w:rPr>
+                <w:b/>
+                <w:color w:val="FFFFFF"/>
+                <w:sz w:val="16"/>
+              </w:rPr>
+              <w:t>Interview ID</w:t>
+            </w:r>
+          </w:p>
+        </w:tc>
+        <w:tc>
+          <w:tcPr>
+            <w:tcW w:type="dxa" w:w="1662"/>
+            <w:shd w:fill="5B9BD5"/>
+          </w:tcPr>
+          <w:p>
+            <w:r>
+              <w:rPr>
+                <w:b/>
+                <w:color w:val="FFFFFF"/>
+                <w:sz w:val="16"/>
+              </w:rPr>
+              <w:t>ID Agent</w:t>
+            </w:r>
+          </w:p>
+        </w:tc>
+        <w:tc>
+          <w:tcPr>
+            <w:tcW w:type="dxa" w:w="1662"/>
+            <w:shd w:fill="5B9BD5"/>
+          </w:tcPr>
+          <w:p>
+            <w:r>
+              <w:rPr>
+                <w:b/>
+                <w:color w:val="FFFFFF"/>
+                <w:sz w:val="16"/>
+              </w:rPr>
+              <w:t>ID Equipe</w:t>
+            </w:r>
+          </w:p>
+        </w:tc>
+        <w:tc>
+          <w:tcPr>
+            <w:tcW w:type="dxa" w:w="1662"/>
+            <w:shd w:fill="5B9BD5"/>
+          </w:tcPr>
+          <w:p>
+            <w:r>
+              <w:rPr>
+                <w:b/>
+                <w:color w:val="FFFFFF"/>
+                <w:sz w:val="16"/>
+              </w:rPr>
+              <w:t>Agent</w:t>
+            </w:r>
+          </w:p>
+        </w:tc>
+        <w:tc>
+          <w:tcPr>
+            <w:tcW w:type="dxa" w:w="1662"/>
+            <w:shd w:fill="5B9BD5"/>
+          </w:tcPr>
+          <w:p>
+            <w:r>
+              <w:rPr>
+                <w:b/>
+                <w:color w:val="FFFFFF"/>
+                <w:sz w:val="16"/>
+              </w:rPr>
+              <w:t>Chef d'equipe</w:t>
+            </w:r>
+          </w:p>
+        </w:tc>
+      </w:tr>
+      <w:tr>
+        <w:tc>
+          <w:tcPr>
+            <w:tcW w:type="dxa" w:w="1662"/>
+          </w:tcPr>
+          <w:p>
+            <w:r>
+              <w:rPr>
+                <w:sz w:val="14"/>
+              </w:rPr>
+              <w:t>94-97-13-11</w:t>
+            </w:r>
+          </w:p>
+        </w:tc>
+        <w:tc>
+          <w:tcPr>
+            <w:tcW w:type="dxa" w:w="1662"/>
+          </w:tcPr>
+          <w:p>
+            <w:r>
+              <w:rPr>
+                <w:sz w:val="14"/>
+              </w:rPr>
+              <w:t>6d368336ee0c45d9935eeabe8dc3d136</w:t>
+            </w:r>
+          </w:p>
+        </w:tc>
+        <w:tc>
+          <w:tcPr>
+            <w:tcW w:type="dxa" w:w="1662"/>
+          </w:tcPr>
+          <w:p>
+            <w:r>
+              <w:rPr>
+                <w:sz w:val="14"/>
+              </w:rPr>
+              <w:t>EQ36_enq2</w:t>
+            </w:r>
+          </w:p>
+        </w:tc>
+        <w:tc>
+          <w:tcPr>
+            <w:tcW w:type="dxa" w:w="1662"/>
+          </w:tcPr>
+          <w:p>
+            <w:r>
+              <w:rPr>
+                <w:sz w:val="14"/>
+              </w:rPr>
+              <w:t>Equipe36</w:t>
+            </w:r>
+          </w:p>
+        </w:tc>
+        <w:tc>
+          <w:tcPr>
+            <w:tcW w:type="dxa" w:w="1662"/>
+          </w:tcPr>
+          <w:p>
+            <w:r>
+              <w:rPr>
+                <w:sz w:val="14"/>
+              </w:rPr>
+              <w:t>Hawa SAMBOU</w:t>
+            </w:r>
+          </w:p>
+        </w:tc>
+        <w:tc>
+          <w:tcPr>
+            <w:tcW w:type="dxa" w:w="1662"/>
+          </w:tcPr>
+          <w:p>
+            <w:r>
+              <w:rPr>
+                <w:sz w:val="14"/>
+              </w:rPr>
+              <w:t>Fode BAYO</w:t>
+            </w:r>
+          </w:p>
+        </w:tc>
+      </w:tr>
+    </w:tbl>
+    <w:p/>
+    <w:tbl>
+      <w:tblPr>
+        <w:tblStyle w:val="TableGrid"/>
+        <w:tblW w:type="auto" w:w="0"/>
+        <w:tblLook w:firstColumn="1" w:firstRow="1" w:lastColumn="0" w:lastRow="0" w:noHBand="0" w:noVBand="1" w:val="04A0"/>
+      </w:tblPr>
+      <w:tblGrid>
+        <w:gridCol w:w="3324"/>
+        <w:gridCol w:w="3324"/>
+        <w:gridCol w:w="3324"/>
+      </w:tblGrid>
+      <w:tr>
+        <w:tc>
+          <w:tcPr>
+            <w:tcW w:type="dxa" w:w="3324"/>
+            <w:shd w:fill="70AD47"/>
+          </w:tcPr>
+          <w:p>
+            <w:r>
+              <w:rPr>
+                <w:b/>
+                <w:color w:val="FFFFFF"/>
+                <w:sz w:val="18"/>
+              </w:rPr>
+              <w:t>Chef de Menage</w:t>
+            </w:r>
+          </w:p>
+        </w:tc>
+        <w:tc>
+          <w:tcPr>
+            <w:tcW w:type="dxa" w:w="3324"/>
+            <w:shd w:fill="70AD47"/>
+          </w:tcPr>
+          <w:p>
+            <w:r>
+              <w:rPr>
+                <w:b/>
+                <w:color w:val="FFFFFF"/>
+                <w:sz w:val="18"/>
+              </w:rPr>
+              <w:t>Quartier/Village (s00q05)</w:t>
+            </w:r>
+          </w:p>
+        </w:tc>
+        <w:tc>
+          <w:tcPr>
+            <w:tcW w:type="dxa" w:w="3324"/>
+            <w:shd w:fill="70AD47"/>
+          </w:tcPr>
+          <w:p>
+            <w:r>
+              <w:rPr>
+                <w:b/>
+                <w:color w:val="FFFFFF"/>
+                <w:sz w:val="18"/>
+              </w:rPr>
+              <w:t>Localisation GPS</w:t>
+            </w:r>
+          </w:p>
+        </w:tc>
+      </w:tr>
+      <w:tr>
+        <w:tc>
+          <w:tcPr>
+            <w:tcW w:type="dxa" w:w="3324"/>
+          </w:tcPr>
+          <w:p>
+            <w:r>
+              <w:rPr>
+                <w:sz w:val="18"/>
+              </w:rPr>
+              <w:t>MAMADOU MALEL DIALLO</w:t>
+            </w:r>
+          </w:p>
+        </w:tc>
+        <w:tc>
+          <w:tcPr>
+            <w:tcW w:type="dxa" w:w="3324"/>
+          </w:tcPr>
+          <w:p>
+            <w:r>
+              <w:rPr>
+                <w:sz w:val="18"/>
+              </w:rPr>
+              <w:t>N/A</w:t>
+            </w:r>
+          </w:p>
+        </w:tc>
+        <w:tc>
+          <w:tcPr>
+            <w:tcW w:type="dxa" w:w="3324"/>
+          </w:tcPr>
+          <w:p>
+            <w:r/>
+            <w:hyperlink r:id="rId15">
+              <w:r>
+                <w:rPr>
+                  <w:color w:val="0563C1"/>
+                  <w:u w:val="single"/>
+                </w:rPr>
+                <w:t>DIOGNERE</w:t>
+              </w:r>
+            </w:hyperlink>
+          </w:p>
+        </w:tc>
+      </w:tr>
+    </w:tbl>
+    <w:p/>
+    <w:p>
+      <w:r>
+        <w:rPr>
+          <w:b/>
+          <w:color w:val="4672C4"/>
+          <w:sz w:val="22"/>
+        </w:rPr>
+        <w:t>&gt;&gt; Section0 - Identification et renseignements de controle</w:t>
+      </w:r>
+    </w:p>
+    <w:p>
+      <w:pPr>
+        <w:ind w:left="283"/>
+      </w:pPr>
+      <w:r>
+        <w:rPr>
+          <w:sz w:val="20"/>
+        </w:rPr>
+        <w:t>- Le questionnaire semble ne pas être complètement fini mais le questionnaire est en statut complet, prière de compléter le questionnaire.</w:t>
+      </w:r>
+    </w:p>
+    <w:p>
+      <w:r>
+        <w:rPr>
+          <w:b/>
+          <w:color w:val="4672C4"/>
+          <w:sz w:val="22"/>
+        </w:rPr>
+        <w:t>&gt;&gt; Section2 - Education</w:t>
+      </w:r>
+    </w:p>
+    <w:p>
+      <w:pPr>
+        <w:ind w:left="283"/>
+      </w:pPr>
+      <w:r>
+        <w:rPr>
+          <w:sz w:val="20"/>
+        </w:rPr>
+        <w:t>- Peu plausible Mamadou Oury Diallo fréquente au minimum le fondamental 1 mais ne sait ni lire ni comprendre la langue française, prière de corriger ou de confirmer avec le QG merci. Le montant des frais de cantines ou de restauration pour l'année scolaire de Mamadou Oury Diallo est faible ou élevé. veuillez, s'il vous plait, confirmer ces informations avec le QG ou apporter les corrections nécessaires. Attention ! Le frais de scolarité (4000 Fcfa) de Mamadou Oury Diallo en 1ére année de Primaire est relativement élevé par rapport aux autres frais de scolarités observés dans cette zone. Prière de corriger ou de confirmer avec le QG.</w:t>
+      </w:r>
+    </w:p>
+    <w:p>
+      <w:r>
+        <w:rPr>
+          <w:b/>
+          <w:color w:val="4672C4"/>
+          <w:sz w:val="22"/>
+        </w:rPr>
+        <w:t>&gt;&gt; Section4c - Emploi - Activite secondaire</w:t>
+      </w:r>
+    </w:p>
+    <w:p>
+      <w:pPr>
+        <w:ind w:left="283"/>
+      </w:pPr>
+      <w:r>
+        <w:rPr>
+          <w:sz w:val="20"/>
+        </w:rPr>
+        <w:t>- Avertissement!! Le montant de Mamadou Malel Diallo semble trop faible pour un revenu net gagné par an. Veuillez, s'il vous plaît, confirmer cette information avec le QG ou la corriger. Avertissement!!! les informations de Mamadou Malel Diallo sur le nombre de mois, jours ou heures de son emploi secondaire sont superieur a celles de son emploi principal , veuillez corriger ou confirmer aupres du QG. Incoherence!!! Mamadou Malel Diallo a travaillé plus de 20h par jours pour ses emplois (pricinpal et secondaire), prière de corriger.</w:t>
+      </w:r>
+    </w:p>
+    <w:p>
+      <w:r>
+        <w:rPr>
+          <w:b/>
+          <w:color w:val="4672C4"/>
+          <w:sz w:val="22"/>
+        </w:rPr>
+        <w:t>&gt;&gt; Section6 - Epargne et credit</w:t>
+      </w:r>
+    </w:p>
+    <w:p>
+      <w:pPr>
+        <w:ind w:left="283"/>
+      </w:pPr>
+      <w:r>
+        <w:rPr>
+          <w:sz w:val="20"/>
+        </w:rPr>
+        <w:t>- Avertissement!!! Mamadou Malel Diallo a demandé un crédit auprès d'une institution financière au cours des 12 derniers mois, qui a obtenu un crédit auprès d'une de ces institutions au cours des 12 derniers mois dit n'avoir pas beneficer de crédit immobilier. Veuillez vous rassurez réellement que la personne n'a pas affecté de crédit immobilier.</w:t>
+      </w:r>
+    </w:p>
+    <w:p>
+      <w:r>
+        <w:rPr>
+          <w:b/>
+          <w:color w:val="4672C4"/>
+          <w:sz w:val="22"/>
+        </w:rPr>
+        <w:t>&gt;&gt; Section7b - Consommation alimentaire - 7 jours</w:t>
+      </w:r>
+    </w:p>
+    <w:p>
+      <w:pPr>
+        <w:ind w:left="283"/>
+      </w:pPr>
+      <w:r>
+        <w:rPr>
+          <w:sz w:val="20"/>
+        </w:rPr>
+        <w:t>- Attention ! Le prix unitaire d'achat (125 Fcfa) de Huile de soja  en Sachets (Petit) est relativement faible par rapport aux autres prix observés dans cette zone. Prière de corriger ou de confirmer avec le QG. Attention ! Le prix unitaire d'achat (50 Fcfa) de Tomate fraîche en Tas (Petit) est relativement faible par rapport aux autres prix observés dans cette zone. Prière de corriger ou de confirmer avec le QG. Avertissement!!! Le ménage a consommé 11 Sachets Moyen de Sucre en poudre , cette quantité semble anormale pour une consommation des 7 derniers jours.Prière de corriger ou de confirmer avec le QG. Avertissement!!! Le ménage a consommé 7 Paquet Moyen de Thé en sachet, cette quantité semble anormale pour une consommation des 7 derniers jours.Prière de corriger ou de confirmer avec le QG. Avertissement!! le prix unitaire (100 Fcfa) de Thé en sachet (unité: Paquet) de taille Moyen est très faible ou élevé. Prière de corriger ou de confirmer avec le QG.</w:t>
+      </w:r>
+    </w:p>
+    <w:p>
+      <w:r>
+        <w:rPr>
+          <w:b/>
+          <w:color w:val="4672C4"/>
+          <w:sz w:val="22"/>
+        </w:rPr>
+        <w:t>&gt;&gt; Section10a - Existence entreprise non agricole</w:t>
+      </w:r>
+    </w:p>
+    <w:p>
+      <w:pPr>
+        <w:ind w:left="283"/>
+      </w:pPr>
+      <w:r>
+        <w:rPr>
+          <w:sz w:val="20"/>
+        </w:rPr>
+        <w:t>- Avertissement!!! Le ménage de MAMADOU MALEL DIALLO a comme taille 4 personnes dont ils vivent à SEDHIOU Rural et aucune d'entre ne possède une entreprise non agricole, prière de revoir cette partie de la section 10 de ce menage.</w:t>
+      </w:r>
+    </w:p>
+    <w:p>
+      <w:r>
+        <w:rPr>
+          <w:b/>
+          <w:color w:val="4672C4"/>
+          <w:sz w:val="22"/>
+        </w:rPr>
+        <w:t>&gt;&gt; Section11 - Caracteristiques logement</w:t>
+      </w:r>
+    </w:p>
+    <w:p>
+      <w:pPr>
+        <w:ind w:left="283"/>
+      </w:pPr>
+      <w:r>
+        <w:rPr>
+          <w:sz w:val="20"/>
+        </w:rPr>
+        <w:t>- Le temps mis (en heure et en minute) pour s'approvisionner en eau de boisson une fois à la source est  5 fois plus élevé que le temps mis (en minutes) pour se rendre à la principale source d'approvisionnement en eau de boisson, prière de corriger.</w:t>
+      </w:r>
+    </w:p>
+    <w:p>
+      <w:r>
+        <w:rPr>
+          <w:b/>
+          <w:color w:val="4672C4"/>
+          <w:sz w:val="22"/>
+        </w:rPr>
+        <w:t>&gt;&gt; Section16a - Champs et parcelles</w:t>
+      </w:r>
+    </w:p>
+    <w:p>
+      <w:pPr>
+        <w:ind w:left="283"/>
+      </w:pPr>
+      <w:r>
+        <w:rPr>
+          <w:sz w:val="20"/>
+        </w:rPr>
+        <w:t>- Le nombre d'homme de 15 ans et plus (25) non membre du ménage de MAMADOU MALEL DIALLO ayant travaillé dans la parcelle Niebe pour la période d'entretien du sol semble élevé, prière de corriger. Le nombre de personnes toutes catégories confondues des main-d'oeuvre non-familiale sur la parcelle Niebe au cours de la campagne pour la période d'entretien du sol (sarclage, etc.) est de 25 personnes qui semble faible ou élevé. Merci de corriger. Le salaire d'un homme de 15ans et plus ayant travaillé sur la parcelle Niebe par jours au moment de la période d'entretien du sol (sarclage, etc.) est de 480 FCFA qui semble faible ou  élevé, prière de corriger.</w:t>
+      </w:r>
+    </w:p>
+    <w:p>
+      <w:r>
+        <w:rPr>
+          <w:b/>
+          <w:color w:val="4672C4"/>
+          <w:sz w:val="22"/>
+        </w:rPr>
+        <w:t>&gt;&gt; Section16c - Cultures</w:t>
+      </w:r>
+    </w:p>
+    <w:p>
+      <w:pPr>
+        <w:ind w:left="283"/>
+      </w:pPr>
+      <w:r>
+        <w:rPr>
+          <w:sz w:val="20"/>
+        </w:rPr>
+        <w:t>- La quantité estimée en Kg est incorrecte (Exemple : si le ménage a eu 10 sacs de 100kg = 10*100=1000kg), prière de corriger merci.</w:t>
+      </w:r>
+    </w:p>
+    <w:p>
+      <w:r>
+        <w:t>________________________________________________________________________________</w:t>
+      </w:r>
+    </w:p>
+    <w:p>
+      <w:pPr>
+        <w:pStyle w:val="Heading2"/>
+      </w:pPr>
+      <w:r>
+        <w:t>Menage 10</w:t>
+      </w:r>
+    </w:p>
+    <w:tbl>
+      <w:tblPr>
+        <w:tblStyle w:val="TableGrid"/>
+        <w:tblW w:type="auto" w:w="0"/>
+        <w:tblLook w:firstColumn="1" w:firstRow="1" w:lastColumn="0" w:lastRow="0" w:noHBand="0" w:noVBand="1" w:val="04A0"/>
+      </w:tblPr>
+      <w:tblGrid>
+        <w:gridCol w:w="1662"/>
+        <w:gridCol w:w="1662"/>
+        <w:gridCol w:w="1662"/>
+        <w:gridCol w:w="1662"/>
+        <w:gridCol w:w="1662"/>
+        <w:gridCol w:w="1662"/>
+      </w:tblGrid>
+      <w:tr>
+        <w:tc>
+          <w:tcPr>
+            <w:tcW w:type="dxa" w:w="1662"/>
+            <w:shd w:fill="5B9BD5"/>
+          </w:tcPr>
+          <w:p>
+            <w:r>
+              <w:rPr>
+                <w:b/>
+                <w:color w:val="FFFFFF"/>
+                <w:sz w:val="16"/>
+              </w:rPr>
+              <w:t>Interview Key</w:t>
+            </w:r>
+          </w:p>
+        </w:tc>
+        <w:tc>
+          <w:tcPr>
+            <w:tcW w:type="dxa" w:w="1662"/>
+            <w:shd w:fill="5B9BD5"/>
+          </w:tcPr>
+          <w:p>
+            <w:r>
+              <w:rPr>
+                <w:b/>
+                <w:color w:val="FFFFFF"/>
+                <w:sz w:val="16"/>
+              </w:rPr>
+              <w:t>Interview ID</w:t>
+            </w:r>
+          </w:p>
+        </w:tc>
+        <w:tc>
+          <w:tcPr>
+            <w:tcW w:type="dxa" w:w="1662"/>
+            <w:shd w:fill="5B9BD5"/>
+          </w:tcPr>
+          <w:p>
+            <w:r>
+              <w:rPr>
+                <w:b/>
+                <w:color w:val="FFFFFF"/>
+                <w:sz w:val="16"/>
+              </w:rPr>
+              <w:t>ID Agent</w:t>
+            </w:r>
+          </w:p>
+        </w:tc>
+        <w:tc>
+          <w:tcPr>
+            <w:tcW w:type="dxa" w:w="1662"/>
+            <w:shd w:fill="5B9BD5"/>
+          </w:tcPr>
+          <w:p>
+            <w:r>
+              <w:rPr>
+                <w:b/>
+                <w:color w:val="FFFFFF"/>
+                <w:sz w:val="16"/>
+              </w:rPr>
+              <w:t>ID Equipe</w:t>
+            </w:r>
+          </w:p>
+        </w:tc>
+        <w:tc>
+          <w:tcPr>
+            <w:tcW w:type="dxa" w:w="1662"/>
+            <w:shd w:fill="5B9BD5"/>
+          </w:tcPr>
+          <w:p>
+            <w:r>
+              <w:rPr>
+                <w:b/>
+                <w:color w:val="FFFFFF"/>
+                <w:sz w:val="16"/>
+              </w:rPr>
+              <w:t>Agent</w:t>
+            </w:r>
+          </w:p>
+        </w:tc>
+        <w:tc>
+          <w:tcPr>
+            <w:tcW w:type="dxa" w:w="1662"/>
+            <w:shd w:fill="5B9BD5"/>
+          </w:tcPr>
+          <w:p>
+            <w:r>
+              <w:rPr>
+                <w:b/>
+                <w:color w:val="FFFFFF"/>
+                <w:sz w:val="16"/>
+              </w:rPr>
+              <w:t>Chef d'equipe</w:t>
+            </w:r>
+          </w:p>
+        </w:tc>
+      </w:tr>
+      <w:tr>
+        <w:tc>
+          <w:tcPr>
+            <w:tcW w:type="dxa" w:w="1662"/>
+          </w:tcPr>
+          <w:p>
+            <w:r>
+              <w:rPr>
+                <w:sz w:val="14"/>
+              </w:rPr>
+              <w:t>37-77-75-46</w:t>
+            </w:r>
+          </w:p>
+        </w:tc>
+        <w:tc>
+          <w:tcPr>
+            <w:tcW w:type="dxa" w:w="1662"/>
+          </w:tcPr>
+          <w:p>
+            <w:r>
+              <w:rPr>
+                <w:sz w:val="14"/>
+              </w:rPr>
+              <w:t>1a8e36deee484f6f8c3c5ee435989f04</w:t>
+            </w:r>
+          </w:p>
+        </w:tc>
+        <w:tc>
+          <w:tcPr>
+            <w:tcW w:type="dxa" w:w="1662"/>
+          </w:tcPr>
+          <w:p>
+            <w:r>
+              <w:rPr>
+                <w:sz w:val="14"/>
+              </w:rPr>
+              <w:t>EQ36_enq2</w:t>
+            </w:r>
+          </w:p>
+        </w:tc>
+        <w:tc>
+          <w:tcPr>
+            <w:tcW w:type="dxa" w:w="1662"/>
+          </w:tcPr>
+          <w:p>
+            <w:r>
+              <w:rPr>
+                <w:sz w:val="14"/>
+              </w:rPr>
+              <w:t>Equipe36</w:t>
+            </w:r>
+          </w:p>
+        </w:tc>
+        <w:tc>
+          <w:tcPr>
+            <w:tcW w:type="dxa" w:w="1662"/>
+          </w:tcPr>
+          <w:p>
+            <w:r>
+              <w:rPr>
+                <w:sz w:val="14"/>
+              </w:rPr>
+              <w:t>Hawa SAMBOU</w:t>
+            </w:r>
+          </w:p>
+        </w:tc>
+        <w:tc>
+          <w:tcPr>
+            <w:tcW w:type="dxa" w:w="1662"/>
+          </w:tcPr>
+          <w:p>
+            <w:r>
+              <w:rPr>
+                <w:sz w:val="14"/>
+              </w:rPr>
+              <w:t>Fode BAYO</w:t>
+            </w:r>
+          </w:p>
+        </w:tc>
+      </w:tr>
+    </w:tbl>
+    <w:p/>
+    <w:tbl>
+      <w:tblPr>
+        <w:tblStyle w:val="TableGrid"/>
+        <w:tblW w:type="auto" w:w="0"/>
+        <w:tblLook w:firstColumn="1" w:firstRow="1" w:lastColumn="0" w:lastRow="0" w:noHBand="0" w:noVBand="1" w:val="04A0"/>
+      </w:tblPr>
+      <w:tblGrid>
+        <w:gridCol w:w="3324"/>
+        <w:gridCol w:w="3324"/>
+        <w:gridCol w:w="3324"/>
+      </w:tblGrid>
+      <w:tr>
+        <w:tc>
+          <w:tcPr>
+            <w:tcW w:type="dxa" w:w="3324"/>
+            <w:shd w:fill="70AD47"/>
+          </w:tcPr>
+          <w:p>
+            <w:r>
+              <w:rPr>
+                <w:b/>
+                <w:color w:val="FFFFFF"/>
+                <w:sz w:val="18"/>
+              </w:rPr>
+              <w:t>Chef de Menage</w:t>
+            </w:r>
+          </w:p>
+        </w:tc>
+        <w:tc>
+          <w:tcPr>
+            <w:tcW w:type="dxa" w:w="3324"/>
+            <w:shd w:fill="70AD47"/>
+          </w:tcPr>
+          <w:p>
+            <w:r>
+              <w:rPr>
+                <w:b/>
+                <w:color w:val="FFFFFF"/>
+                <w:sz w:val="18"/>
+              </w:rPr>
+              <w:t>Quartier/Village (s00q05)</w:t>
+            </w:r>
+          </w:p>
+        </w:tc>
+        <w:tc>
+          <w:tcPr>
+            <w:tcW w:type="dxa" w:w="3324"/>
+            <w:shd w:fill="70AD47"/>
+          </w:tcPr>
+          <w:p>
+            <w:r>
+              <w:rPr>
+                <w:b/>
+                <w:color w:val="FFFFFF"/>
+                <w:sz w:val="18"/>
+              </w:rPr>
+              <w:t>Localisation GPS</w:t>
+            </w:r>
+          </w:p>
+        </w:tc>
+      </w:tr>
+      <w:tr>
+        <w:tc>
+          <w:tcPr>
+            <w:tcW w:type="dxa" w:w="3324"/>
+          </w:tcPr>
+          <w:p>
+            <w:r>
+              <w:rPr>
+                <w:sz w:val="18"/>
+              </w:rPr>
+              <w:t>KEMO MANE</w:t>
+            </w:r>
+          </w:p>
+        </w:tc>
+        <w:tc>
+          <w:tcPr>
+            <w:tcW w:type="dxa" w:w="3324"/>
+          </w:tcPr>
+          <w:p>
+            <w:r>
+              <w:rPr>
+                <w:sz w:val="18"/>
+              </w:rPr>
+              <w:t>N/A</w:t>
+            </w:r>
+          </w:p>
+        </w:tc>
+        <w:tc>
+          <w:tcPr>
+            <w:tcW w:type="dxa" w:w="3324"/>
+          </w:tcPr>
+          <w:p>
+            <w:r/>
+            <w:hyperlink r:id="rId9">
+              <w:r>
+                <w:rPr>
+                  <w:color w:val="0563C1"/>
+                  <w:u w:val="single"/>
+                </w:rPr>
+                <w:t>DIOGNERE</w:t>
+              </w:r>
+            </w:hyperlink>
           </w:p>
         </w:tc>
       </w:tr>
@@ -1441,11 +4686,7 @@
         <w:rPr>
           <w:sz w:val="20"/>
         </w:rPr>
-        <w:t xml:space="preserve">- Attention ! Vous avez déclaré en s01q00 que le répondant est la personne elle-même, or Ahmadou Djitté est trop jeune (10 ans) pour fournir des informations correctes. Prière de refaire la section 1 pour Ahmadou Djitté en demandant à un adulte de répondre aux questions à sa place. </w:t>
-        <w:br/>
-        <w:t xml:space="preserve">- Attention ! Vous avez déclaré en s01q00 que le répondant est la personne elle-même, or Leylatou Djitté est trop jeune (4 ans) pour fournir des informations correctes. Prière de refaire la section 1 pour Leylatou Djitté en demandant à un adulte de répondre aux questions à sa place. </w:t>
-        <w:br/>
-        <w:t>- Le montant dépensé ou reçu en cadeau pour les cartes prépayées, les transferts de crédit et les abonnements de  Lamine Dramé semble élevé ou faible , prière de corriger ou de confirmer l'information avec le QG. Le montant dépensé ou reçu en cadeau pour les recharges internet ou de forfaits de données mobiles(hors appels vocaux), aucours des 30 derniers jours de Lamine Dramé semble élevé ou faible, prière de corriger ou de confirmer l'information avec le QG.</w:t>
+        <w:t>- Avertissement!! L'âge (15) ans du premier mariage de Kemo Mane semble incoherent. Prière de vérifier cette information auprès de l'enquêté et de corriger si nécessaire.</w:t>
       </w:r>
     </w:p>
     <w:p>
@@ -1466,9 +4707,9 @@
         <w:rPr>
           <w:sz w:val="20"/>
         </w:rPr>
-        <w:t xml:space="preserve">- Peu probable! Leylatou Djitté  n'arrive pas  à comprendre un petit texte lu dans une langue locale (s02q03). Veuillez corriger ou donner des explications au QG. Peu probable! Leylatou Djitté  ne sait ni lire, ni écrire, ni comprendre dans aucune des langues  (s02q01,s02q02,s02q03). Veuillez corriger ou donner des explications au QG. </w:t>
+        <w:t xml:space="preserve">- Incohérence ! le montant payé de Maman Mane pour la cotisation est très faible . veuillez, s'il vous plait, confirmer ces informations avec le QG ou apporter les corrections nécessaires. </w:t>
         <w:br/>
-        <w:t>- Peu probable! Nacissé Dramé  n'arrive pas  à comprendre un petit texte lu dans une langue locale (s02q03). Veuillez corriger ou donner des explications au QG. Peu probable! Nacissé Dramé  ne sait ni lire, ni écrire, ni comprendre dans aucune des langues  (s02q01,s02q02,s02q03). Veuillez corriger ou donner des explications au QG.</w:t>
+        <w:t>- Peu probable! Aminata Mane  n'arrive pas  à comprendre un petit texte lu dans une langue locale (s02q03). Veuillez corriger ou donner des explications au QG.  Incohérence ! le montant payé de Aminata Mane pour la cotisation est très faible . veuillez, s'il vous plait, confirmer ces informations avec le QG ou apporter les corrections nécessaires.</w:t>
       </w:r>
     </w:p>
     <w:p>
@@ -1489,9 +4730,1154 @@
         <w:rPr>
           <w:sz w:val="20"/>
         </w:rPr>
+        <w:t>- Le montant(12500 FCFA) des dépenses pour chaque visite prénatale de Fatoumata Mane semble faible (voir nul) ou élevé, prière de corriger.</w:t>
+      </w:r>
+    </w:p>
+    <w:p>
+      <w:r>
+        <w:rPr>
+          <w:b/>
+          <w:color w:val="4672C4"/>
+          <w:sz w:val="22"/>
+        </w:rPr>
+        <w:t>&gt;&gt; Section7b - Consommation alimentaire - 7 jours</w:t>
+      </w:r>
+    </w:p>
+    <w:p>
+      <w:pPr>
+        <w:ind w:left="283"/>
+      </w:pPr>
+      <w:r>
+        <w:rPr>
+          <w:sz w:val="20"/>
+        </w:rPr>
+        <w:t>- Attention ! Le prix unitaire d'achat (75 Fcfa) de Poivron frais en Pièce (Moyen) est relativement faible par rapport aux autres prix observés dans cette zone. Prière de corriger ou de confirmer avec le QG. Avertissement!!! Le ménage a consommé 12 Pièce Petit de Caramel, bonbons, confiseries, etc., cette quantité semble anormale pour une consommation des 7 derniers jours.Prière de corriger ou de confirmer avec le QG. Avertissement!!! Le ménage a consommé 12 Sachets Moyen de Sucre en poudre , cette quantité semble anormale pour une consommation des 7 derniers jours.Prière de corriger ou de confirmer avec le QG. Avertissement!!! Le ménage a consommé 8 Paquet Moyen de Thé en sachet, cette quantité semble anormale pour une consommation des 7 derniers jours.Prière de corriger ou de confirmer avec le QG. Avertissement!! le prix unitaire (125 Fcfa) de Thé en sachet (unité: Paquet) de taille Moyen est très faible ou élevé. Prière de corriger ou de confirmer avec le QG. Attention ! Le prix unitaire d'achat (125 Fcfa) de Thé en sachet en Paquet (Moyen) est relativement élevé par rapport aux autres prix observés dans cette zone. Prière de corriger ou de confirmer avec le QG. Incohérence!! Dans ce ménage, chaque individus consomme par jour 56.40625 Kg  de cereale; Prière de revoir les quantités prises de ces produits. Le prix d'achat unitaire (1 Fcfa) de Sel en Sachets de taille Moyen  est invraisemblable, prière de regarder les reponses prises dans les questions s07bq07a s07bq07b s07bq07c s07bq08 pour mieux corriger. Attention ! Le prix unitaire d'achat (1 Fcfa) de Sel en Sachets (Moyen) est relativement faible par rapport aux autres prix observés dans cette zone. Prière de corriger ou de confirmer avec le QG. Le prix d'achat unitaire (100 Fcfa) de Mâchoiron Frais en Kg de taille  taille unique  est très faible, prière de regarder les reponses prises dans les questions s07bq07a s07bq07b s07bq07c s07bq08 pour mieux corriger.</w:t>
+      </w:r>
+    </w:p>
+    <w:p>
+      <w:r>
+        <w:rPr>
+          <w:b/>
+          <w:color w:val="4672C4"/>
+          <w:sz w:val="22"/>
+        </w:rPr>
+        <w:t>&gt;&gt; Section9b - Depenses non-alimentaires - 7 jours</w:t>
+      </w:r>
+    </w:p>
+    <w:p>
+      <w:pPr>
+        <w:ind w:left="283"/>
+      </w:pPr>
+      <w:r>
+        <w:rPr>
+          <w:sz w:val="20"/>
+        </w:rPr>
+        <w:t>- Il est difficile d'avoir un ménage qui n'a effectué aucune des dépenses mentionnées au cours de 7 derniers jours, prière de revoir la section 9B pour ce ménage.</w:t>
+      </w:r>
+    </w:p>
+    <w:p>
+      <w:r>
+        <w:rPr>
+          <w:b/>
+          <w:color w:val="4672C4"/>
+          <w:sz w:val="22"/>
+        </w:rPr>
+        <w:t>&gt;&gt; Section9d - Depenses non-alimentaires - 3 mois</w:t>
+      </w:r>
+    </w:p>
+    <w:p>
+      <w:pPr>
+        <w:ind w:left="283"/>
+      </w:pPr>
+      <w:r>
+        <w:rPr>
+          <w:sz w:val="20"/>
+        </w:rPr>
+        <w:t>- Peu plausible! le montant de la dépense pour Médicaments achetés en pharmacie sans ordonnance: alcool, pansements, paracétamol, médicaments les affections courantes (paludisme, toux, rhume, diarrhée/disenterie, vers intestinaux, etc. ) semble trop faible. Veuillez, s'il vous plaît, confirmer cette information avec le QG ou la corriger.</w:t>
+      </w:r>
+    </w:p>
+    <w:p>
+      <w:r>
+        <w:rPr>
+          <w:b/>
+          <w:color w:val="4672C4"/>
+          <w:sz w:val="22"/>
+        </w:rPr>
+        <w:t>&gt;&gt; Section10a - Existence entreprise non agricole</w:t>
+      </w:r>
+    </w:p>
+    <w:p>
+      <w:pPr>
+        <w:ind w:left="283"/>
+      </w:pPr>
+      <w:r>
+        <w:rPr>
+          <w:sz w:val="20"/>
+        </w:rPr>
+        <w:t>- Avertissement!!! Le ménage de KEMO MANE a comme taille 8 personnes dont ils vivent à SEDHIOU Rural et aucune d'entre ne possède une entreprise non agricole, prière de revoir cette partie de la section 10 de ce menage.</w:t>
+      </w:r>
+    </w:p>
+    <w:p>
+      <w:r>
+        <w:rPr>
+          <w:b/>
+          <w:color w:val="4672C4"/>
+          <w:sz w:val="22"/>
+        </w:rPr>
+        <w:t>&gt;&gt; Section13a - Transferts recus</w:t>
+      </w:r>
+    </w:p>
+    <w:p>
+      <w:pPr>
+        <w:ind w:left="283"/>
+      </w:pPr>
+      <w:r>
+        <w:rPr>
+          <w:sz w:val="20"/>
+        </w:rPr>
+        <w:t>- L'enquêteur prière de fournir d'effort pour avoir le niveau d'étude et l'âge de celui qui a envoyé/donné de l'argent dans la section 13a (Transfert reçu). L'âge de celui qui a envoyé/donné de l'argent dans la section 13a (Transfert reçu) semble  élévé, prière de corriger ou confirmer ave le QG.</w:t>
+      </w:r>
+    </w:p>
+    <w:p>
+      <w:r>
+        <w:rPr>
+          <w:b/>
+          <w:color w:val="4672C4"/>
+          <w:sz w:val="22"/>
+        </w:rPr>
+        <w:t>&gt;&gt; Section14 - Chocs</w:t>
+      </w:r>
+    </w:p>
+    <w:p>
+      <w:pPr>
+        <w:ind w:left="283"/>
+      </w:pPr>
+      <w:r>
+        <w:rPr>
+          <w:sz w:val="20"/>
+        </w:rPr>
+        <w:t>- Avertissement!! Le ménage n'a été négativement affecté par aucun des problèmes donnés dans la section 14. Confirmez vous cette information avec le QG?</w:t>
+      </w:r>
+    </w:p>
+    <w:p>
+      <w:r>
+        <w:rPr>
+          <w:b/>
+          <w:color w:val="4672C4"/>
+          <w:sz w:val="22"/>
+        </w:rPr>
+        <w:t>&gt;&gt; Section16a - Champs et parcelles</w:t>
+      </w:r>
+    </w:p>
+    <w:p>
+      <w:pPr>
+        <w:ind w:left="283"/>
+      </w:pPr>
+      <w:r>
+        <w:rPr>
+          <w:sz w:val="20"/>
+        </w:rPr>
+        <w:t xml:space="preserve">- La superficie de la parcelle Riz un selon l'exploitant est de 3 Mètre Carré (m^2) qui semble faible ou l'estimation ne semble pas bonne. Prière de corriger. Le document légal (titre, acte, certificat etc. ) qui affirme votre possession de la parcelle Riz un est  et semble exister dans les modalités, prière de prendre attache avec le QG pour plus d'explication afin de la classer bien. </w:t>
+        <w:br/>
+        <w:t xml:space="preserve">- La superficie de la parcelle Riz un selon l'exploitant est de 5 Mètre Carré (m^2) qui semble faible ou l'estimation ne semble pas bonne. Prière de corriger. Le salaire total payé de toutes catégories confondues par le ménage KEMO MANE pour la main-d'oeuvre non-familiale sur la parcelle Riz un au cours de la campagne pour la période de préparation du sol (labour) et des semis est de 0 qui semble élevé ou faible. Merci de corriger. Le salaire total payé de toutes catégories confondues par le ménage KEMO MANE pour la main-d'oeuvre non-familiale sur la parcelle Riz un au cours de la campagne pour la période des récoltes est de 0 qui semble élevé ou faible. Merci de corriger. Le document légal (titre, acte, certificat etc. ) qui affirme votre possession de la parcelle Riz un est  et semble exister dans les modalités, prière de prendre attache avec le QG pour plus d'explication afin de la classer bien. </w:t>
+        <w:br/>
+        <w:t>- Le salaire total payé de toutes catégories confondues par le ménage KEMO MANE pour la main-d'oeuvre non-familiale sur la parcelle un parcelle au cours de la campagne pour la période des récoltes est de 0 qui semble élevé ou faible. Merci de corriger. Le document légal (titre, acte, certificat etc. ) qui affirme votre possession de la parcelle un parcelle est  et semble exister dans les modalités, prière de prendre attache avec le QG pour plus d'explication afin de la classer bien.</w:t>
+      </w:r>
+    </w:p>
+    <w:p>
+      <w:r>
+        <w:rPr>
+          <w:b/>
+          <w:color w:val="4672C4"/>
+          <w:sz w:val="22"/>
+        </w:rPr>
+        <w:t>&gt;&gt; Section16c - Cultures</w:t>
+      </w:r>
+    </w:p>
+    <w:p>
+      <w:pPr>
+        <w:ind w:left="283"/>
+      </w:pPr>
+      <w:r>
+        <w:rPr>
+          <w:sz w:val="20"/>
+        </w:rPr>
+        <w:t>- Le pourcentage qui reste à recolter pour ces cultures est de 100% c'est-à-dire que la recolte n'a pas commencé pour ces cultures, prière de regarder les questions (s16Cq11 s16Cq12) ou corriger.</w:t>
+      </w:r>
+    </w:p>
+    <w:p>
+      <w:r>
+        <w:rPr>
+          <w:b/>
+          <w:color w:val="4672C4"/>
+          <w:sz w:val="22"/>
+        </w:rPr>
+        <w:t>&gt;&gt; Section19 - Equipements agricoles</w:t>
+      </w:r>
+    </w:p>
+    <w:p>
+      <w:pPr>
+        <w:ind w:left="283"/>
+      </w:pPr>
+      <w:r>
+        <w:rPr>
+          <w:sz w:val="20"/>
+        </w:rPr>
+        <w:t>- Attention ! Houe asine a été revendu à 75000 Fcfa qui est relativement élevé par rapport aux autres prix de revente observés dans cette zone. Prière de corriger ou de confirmer avec le QG.</w:t>
+      </w:r>
+    </w:p>
+    <w:p>
+      <w:r>
+        <w:t>________________________________________________________________________________</w:t>
+      </w:r>
+    </w:p>
+    <w:p>
+      <w:pPr>
+        <w:pStyle w:val="Heading2"/>
+      </w:pPr>
+      <w:r>
+        <w:t>Menage 11</w:t>
+      </w:r>
+    </w:p>
+    <w:tbl>
+      <w:tblPr>
+        <w:tblStyle w:val="TableGrid"/>
+        <w:tblW w:type="auto" w:w="0"/>
+        <w:tblLook w:firstColumn="1" w:firstRow="1" w:lastColumn="0" w:lastRow="0" w:noHBand="0" w:noVBand="1" w:val="04A0"/>
+      </w:tblPr>
+      <w:tblGrid>
+        <w:gridCol w:w="1662"/>
+        <w:gridCol w:w="1662"/>
+        <w:gridCol w:w="1662"/>
+        <w:gridCol w:w="1662"/>
+        <w:gridCol w:w="1662"/>
+        <w:gridCol w:w="1662"/>
+      </w:tblGrid>
+      <w:tr>
+        <w:tc>
+          <w:tcPr>
+            <w:tcW w:type="dxa" w:w="1662"/>
+            <w:shd w:fill="5B9BD5"/>
+          </w:tcPr>
+          <w:p>
+            <w:r>
+              <w:rPr>
+                <w:b/>
+                <w:color w:val="FFFFFF"/>
+                <w:sz w:val="16"/>
+              </w:rPr>
+              <w:t>Interview Key</w:t>
+            </w:r>
+          </w:p>
+        </w:tc>
+        <w:tc>
+          <w:tcPr>
+            <w:tcW w:type="dxa" w:w="1662"/>
+            <w:shd w:fill="5B9BD5"/>
+          </w:tcPr>
+          <w:p>
+            <w:r>
+              <w:rPr>
+                <w:b/>
+                <w:color w:val="FFFFFF"/>
+                <w:sz w:val="16"/>
+              </w:rPr>
+              <w:t>Interview ID</w:t>
+            </w:r>
+          </w:p>
+        </w:tc>
+        <w:tc>
+          <w:tcPr>
+            <w:tcW w:type="dxa" w:w="1662"/>
+            <w:shd w:fill="5B9BD5"/>
+          </w:tcPr>
+          <w:p>
+            <w:r>
+              <w:rPr>
+                <w:b/>
+                <w:color w:val="FFFFFF"/>
+                <w:sz w:val="16"/>
+              </w:rPr>
+              <w:t>ID Agent</w:t>
+            </w:r>
+          </w:p>
+        </w:tc>
+        <w:tc>
+          <w:tcPr>
+            <w:tcW w:type="dxa" w:w="1662"/>
+            <w:shd w:fill="5B9BD5"/>
+          </w:tcPr>
+          <w:p>
+            <w:r>
+              <w:rPr>
+                <w:b/>
+                <w:color w:val="FFFFFF"/>
+                <w:sz w:val="16"/>
+              </w:rPr>
+              <w:t>ID Equipe</w:t>
+            </w:r>
+          </w:p>
+        </w:tc>
+        <w:tc>
+          <w:tcPr>
+            <w:tcW w:type="dxa" w:w="1662"/>
+            <w:shd w:fill="5B9BD5"/>
+          </w:tcPr>
+          <w:p>
+            <w:r>
+              <w:rPr>
+                <w:b/>
+                <w:color w:val="FFFFFF"/>
+                <w:sz w:val="16"/>
+              </w:rPr>
+              <w:t>Agent</w:t>
+            </w:r>
+          </w:p>
+        </w:tc>
+        <w:tc>
+          <w:tcPr>
+            <w:tcW w:type="dxa" w:w="1662"/>
+            <w:shd w:fill="5B9BD5"/>
+          </w:tcPr>
+          <w:p>
+            <w:r>
+              <w:rPr>
+                <w:b/>
+                <w:color w:val="FFFFFF"/>
+                <w:sz w:val="16"/>
+              </w:rPr>
+              <w:t>Chef d'equipe</w:t>
+            </w:r>
+          </w:p>
+        </w:tc>
+      </w:tr>
+      <w:tr>
+        <w:tc>
+          <w:tcPr>
+            <w:tcW w:type="dxa" w:w="1662"/>
+          </w:tcPr>
+          <w:p>
+            <w:r>
+              <w:rPr>
+                <w:sz w:val="14"/>
+              </w:rPr>
+              <w:t>17-52-91-71</w:t>
+            </w:r>
+          </w:p>
+        </w:tc>
+        <w:tc>
+          <w:tcPr>
+            <w:tcW w:type="dxa" w:w="1662"/>
+          </w:tcPr>
+          <w:p>
+            <w:r>
+              <w:rPr>
+                <w:sz w:val="14"/>
+              </w:rPr>
+              <w:t>e656db07c6a14c27b4bebe6a38a815a3</w:t>
+            </w:r>
+          </w:p>
+        </w:tc>
+        <w:tc>
+          <w:tcPr>
+            <w:tcW w:type="dxa" w:w="1662"/>
+          </w:tcPr>
+          <w:p>
+            <w:r>
+              <w:rPr>
+                <w:sz w:val="14"/>
+              </w:rPr>
+              <w:t>EQ36_enq3</w:t>
+            </w:r>
+          </w:p>
+        </w:tc>
+        <w:tc>
+          <w:tcPr>
+            <w:tcW w:type="dxa" w:w="1662"/>
+          </w:tcPr>
+          <w:p>
+            <w:r>
+              <w:rPr>
+                <w:sz w:val="14"/>
+              </w:rPr>
+              <w:t>Equipe36</w:t>
+            </w:r>
+          </w:p>
+        </w:tc>
+        <w:tc>
+          <w:tcPr>
+            <w:tcW w:type="dxa" w:w="1662"/>
+          </w:tcPr>
+          <w:p>
+            <w:r>
+              <w:rPr>
+                <w:sz w:val="14"/>
+              </w:rPr>
+              <w:t>Lamine CISSE</w:t>
+            </w:r>
+          </w:p>
+        </w:tc>
+        <w:tc>
+          <w:tcPr>
+            <w:tcW w:type="dxa" w:w="1662"/>
+          </w:tcPr>
+          <w:p>
+            <w:r>
+              <w:rPr>
+                <w:sz w:val="14"/>
+              </w:rPr>
+              <w:t>Fode BAYO</w:t>
+            </w:r>
+          </w:p>
+        </w:tc>
+      </w:tr>
+    </w:tbl>
+    <w:p/>
+    <w:tbl>
+      <w:tblPr>
+        <w:tblStyle w:val="TableGrid"/>
+        <w:tblW w:type="auto" w:w="0"/>
+        <w:tblLook w:firstColumn="1" w:firstRow="1" w:lastColumn="0" w:lastRow="0" w:noHBand="0" w:noVBand="1" w:val="04A0"/>
+      </w:tblPr>
+      <w:tblGrid>
+        <w:gridCol w:w="3324"/>
+        <w:gridCol w:w="3324"/>
+        <w:gridCol w:w="3324"/>
+      </w:tblGrid>
+      <w:tr>
+        <w:tc>
+          <w:tcPr>
+            <w:tcW w:type="dxa" w:w="3324"/>
+            <w:shd w:fill="70AD47"/>
+          </w:tcPr>
+          <w:p>
+            <w:r>
+              <w:rPr>
+                <w:b/>
+                <w:color w:val="FFFFFF"/>
+                <w:sz w:val="18"/>
+              </w:rPr>
+              <w:t>Chef de Menage</w:t>
+            </w:r>
+          </w:p>
+        </w:tc>
+        <w:tc>
+          <w:tcPr>
+            <w:tcW w:type="dxa" w:w="3324"/>
+            <w:shd w:fill="70AD47"/>
+          </w:tcPr>
+          <w:p>
+            <w:r>
+              <w:rPr>
+                <w:b/>
+                <w:color w:val="FFFFFF"/>
+                <w:sz w:val="18"/>
+              </w:rPr>
+              <w:t>Quartier/Village (s00q05)</w:t>
+            </w:r>
+          </w:p>
+        </w:tc>
+        <w:tc>
+          <w:tcPr>
+            <w:tcW w:type="dxa" w:w="3324"/>
+            <w:shd w:fill="70AD47"/>
+          </w:tcPr>
+          <w:p>
+            <w:r>
+              <w:rPr>
+                <w:b/>
+                <w:color w:val="FFFFFF"/>
+                <w:sz w:val="18"/>
+              </w:rPr>
+              <w:t>Localisation GPS</w:t>
+            </w:r>
+          </w:p>
+        </w:tc>
+      </w:tr>
+      <w:tr>
+        <w:tc>
+          <w:tcPr>
+            <w:tcW w:type="dxa" w:w="3324"/>
+          </w:tcPr>
+          <w:p>
+            <w:r>
+              <w:rPr>
+                <w:sz w:val="18"/>
+              </w:rPr>
+              <w:t>KARAFA CISSE</w:t>
+            </w:r>
+          </w:p>
+        </w:tc>
+        <w:tc>
+          <w:tcPr>
+            <w:tcW w:type="dxa" w:w="3324"/>
+          </w:tcPr>
+          <w:p>
+            <w:r>
+              <w:rPr>
+                <w:sz w:val="18"/>
+              </w:rPr>
+              <w:t>N/A</w:t>
+            </w:r>
+          </w:p>
+        </w:tc>
+        <w:tc>
+          <w:tcPr>
+            <w:tcW w:type="dxa" w:w="3324"/>
+          </w:tcPr>
+          <w:p>
+            <w:r/>
+            <w:hyperlink r:id="rId16">
+              <w:r>
+                <w:rPr>
+                  <w:color w:val="0563C1"/>
+                  <w:u w:val="single"/>
+                </w:rPr>
+                <w:t>DIOGNERE</w:t>
+              </w:r>
+            </w:hyperlink>
+          </w:p>
+        </w:tc>
+      </w:tr>
+    </w:tbl>
+    <w:p/>
+    <w:p>
+      <w:r>
+        <w:rPr>
+          <w:b/>
+          <w:color w:val="4672C4"/>
+          <w:sz w:val="22"/>
+        </w:rPr>
+        <w:t>&gt;&gt; Section0 - Identification et renseignements de controle</w:t>
+      </w:r>
+    </w:p>
+    <w:p>
+      <w:pPr>
+        <w:ind w:left="283"/>
+      </w:pPr>
+      <w:r>
+        <w:rPr>
+          <w:sz w:val="20"/>
+        </w:rPr>
+        <w:t>- Le questionnaire semble ne pas être complètement fini mais le questionnaire est en statut complet, prière de compléter le questionnaire.</w:t>
+      </w:r>
+    </w:p>
+    <w:p>
+      <w:r>
+        <w:rPr>
+          <w:b/>
+          <w:color w:val="4672C4"/>
+          <w:sz w:val="22"/>
+        </w:rPr>
+        <w:t>&gt;&gt; Section2 - Education</w:t>
+      </w:r>
+    </w:p>
+    <w:p>
+      <w:pPr>
+        <w:ind w:left="283"/>
+      </w:pPr>
+      <w:r>
+        <w:rPr>
+          <w:sz w:val="20"/>
+        </w:rPr>
+        <w:t xml:space="preserve">- Avertissement!! Saly Drame qui sait écrire en français doit pouvoir lire en français. </w:t>
+        <w:br/>
+        <w:t xml:space="preserve">- Peu probable! Almamo Cisse  n'arrive pas  à comprendre un petit texte lu dans une langue locale (s02q03). Veuillez corriger ou donner des explications au QG. Peu probable! Almamo Cisse  ne sait ni lire, ni écrire, ni comprendre dans aucune des langues  (s02q01,s02q02,s02q03). Veuillez corriger ou donner des explications au QG. </w:t>
+        <w:br/>
+        <w:t xml:space="preserve">- Peu probable! Lamine Cisse  n'arrive pas  à comprendre un petit texte lu dans une langue locale (s02q03). Veuillez corriger ou donner des explications au QG. Avertissement!! Lamine Cisse qui sait écrire en français doit pouvoir lire en français. </w:t>
+        <w:br/>
+        <w:t xml:space="preserve">- Peu probable! Mouhamed Lamine Cisse  n'arrive pas  à comprendre un petit texte lu dans une langue locale (s02q03). Veuillez corriger ou donner des explications au QG. </w:t>
+        <w:br/>
+        <w:t>- Peu probable! Na fatou Cisse  n'arrive pas  à comprendre un petit texte lu dans une langue locale (s02q03). Veuillez corriger ou donner des explications au QG. Avertissement!! Na fatou Cisse qui sait écrire en français doit pouvoir lire en français.</w:t>
+      </w:r>
+    </w:p>
+    <w:p>
+      <w:r>
+        <w:rPr>
+          <w:b/>
+          <w:color w:val="4672C4"/>
+          <w:sz w:val="22"/>
+        </w:rPr>
+        <w:t>&gt;&gt; Section4b - Emploi - Activite principale</w:t>
+      </w:r>
+    </w:p>
+    <w:p>
+      <w:pPr>
+        <w:ind w:left="283"/>
+      </w:pPr>
+      <w:r>
+        <w:rPr>
+          <w:sz w:val="20"/>
+        </w:rPr>
         <w:t xml:space="preserve">- || </w:t>
         <w:br/>
-        <w:t>- Le montant(.a FCFA) des frais de consultations chez un guerrisseur traditionnel de Lamine Dramé semble trop élevé, veuillez revoir ce montant. Le montant(.a FCFA) des frais d'examens médicaux et des soins de Lamine Dramé semble trop faible ou élevé, veuillez revoir ce montant. Le montant(.a FCFA) des frais de médicaments traditionnel hors hospitalisation de Lamine Dramé semble trop élevé, veuillez revoir ce montant. Le montant(.a FCFA) des frais des médicaments achetés dans les officines publiques de Lamine Dramé semble trop faible ou élevé, veuillez revoir ce montant. Le montant(.a FCFA) des frais des médicaments achetés dans les officines privées de Lamine Dramé semble trop faible ou élevé, veuillez revoir ce montant.</w:t>
+        <w:t>- Attention! le nombre d'heure que Karfa Cisse a travaillé par jour semble être inferieur à 4, veuillez s'il vous plait confirmer cette information avec le QG.</w:t>
+      </w:r>
+    </w:p>
+    <w:p>
+      <w:r>
+        <w:rPr>
+          <w:b/>
+          <w:color w:val="4672C4"/>
+          <w:sz w:val="22"/>
+        </w:rPr>
+        <w:t>&gt;&gt; Section4c - Emploi - Activite secondaire</w:t>
+      </w:r>
+    </w:p>
+    <w:p>
+      <w:pPr>
+        <w:ind w:left="283"/>
+      </w:pPr>
+      <w:r>
+        <w:rPr>
+          <w:sz w:val="20"/>
+        </w:rPr>
+        <w:t xml:space="preserve">- Avertissement!!! les informations de Dallo Daffé sur le nombre de mois, jours ou heures de son emploi secondaire sont superieur a celles de son emploi principal , veuillez corriger ou confirmer aupres du QG. </w:t>
+        <w:br/>
+        <w:t>- Avertissement!!! les informations de Saly Drame sur le nombre de mois, jours ou heures de son emploi secondaire sont superieur a celles de son emploi principal , veuillez corriger ou confirmer aupres du QG.</w:t>
+      </w:r>
+    </w:p>
+    <w:p>
+      <w:r>
+        <w:rPr>
+          <w:b/>
+          <w:color w:val="4672C4"/>
+          <w:sz w:val="22"/>
+        </w:rPr>
+        <w:t>&gt;&gt; Section7b - Consommation alimentaire - 7 jours</w:t>
+      </w:r>
+    </w:p>
+    <w:p>
+      <w:pPr>
+        <w:ind w:left="283"/>
+      </w:pPr>
+      <w:r>
+        <w:rPr>
+          <w:sz w:val="20"/>
+        </w:rPr>
+        <w:t>- La dernière fois que vous avez acheté Huile de palme brute est particulier et semble exister dans les modalités, prière de prendre attache avec le QG pour plus d'explication afin de la classer bien. Avertissement!!! Le ménage a consommé 12 Paquet Petit de Thé en sachet, cette quantité semble anormale pour une consommation des 7 derniers jours.Prière de corriger ou de confirmer avec le QG. Avertissement!! le prix unitaire (100 Fcfa) de Thé en sachet (unité: Paquet) de taille Petit est très faible ou élevé. Prière de corriger ou de confirmer avec le QG. Incohérence!! Dans ce ménage, chaque individus consomme par jour 45.12096 Kg  de cereale; Prière de revoir les quantités prises de ces produits. Incohérence!! Dans ce ménage, chaque individus consomme par jour 45.12096 Kg  de cereale; Prière de revoir les quantités prises de ces produits. Incohérence!! Dans ce ménage, chaque individus consomme par jour 45.12096 Kg  de cereale; Prière de revoir les quantités prises de ces produits. Le prix d'achat unitaire (300 Fcfa) de Riz importé parfumé en Sac (50 Kg) de taille taille unique est très faible, prière de regarder les reponses prises dans les questions s07bq07a s07bq07b s07bq07c s07bq08 pour mieux corriger. Attention ! Le prix unitaire d'achat (300 Fcfa) de Riz importé parfumé en Sac (50 Kg) (taille unique) est relativement faible par rapport aux autres prix observés dans cette zone. Prière de corriger ou de confirmer avec le QG.</w:t>
+      </w:r>
+    </w:p>
+    <w:p>
+      <w:r>
+        <w:rPr>
+          <w:b/>
+          <w:color w:val="4672C4"/>
+          <w:sz w:val="22"/>
+        </w:rPr>
+        <w:t>&gt;&gt; Section9c - Depenses non-alimentaires - 30 jours</w:t>
+      </w:r>
+    </w:p>
+    <w:p>
+      <w:pPr>
+        <w:ind w:left="283"/>
+      </w:pPr>
+      <w:r>
+        <w:rPr>
+          <w:sz w:val="20"/>
+        </w:rPr>
+        <w:t>- La dernière fois que vous avez acheté Bois de chauffe ramassé/coupé (estimer la valeur) est Ramassage et semble exister dans les modalités, prière de prendre attache avec le QG pour plus d'explication afin de la classer bien.</w:t>
+      </w:r>
+    </w:p>
+    <w:p>
+      <w:r>
+        <w:rPr>
+          <w:b/>
+          <w:color w:val="4672C4"/>
+          <w:sz w:val="22"/>
+        </w:rPr>
+        <w:t>&gt;&gt; Section16a - Champs et parcelles</w:t>
+      </w:r>
+    </w:p>
+    <w:p>
+      <w:pPr>
+        <w:ind w:left="283"/>
+      </w:pPr>
+      <w:r>
+        <w:rPr>
+          <w:sz w:val="20"/>
+        </w:rPr>
+        <w:t xml:space="preserve">- Avertissement!! La parcelle a comme nom (1) qui ne semble pas être un bon nom ou contient des lettres, prière de mettre le vrai nom de la parcelle. Le document légal (titre, acte, certificat etc. ) qui affirme votre possession de la parcelle 1 est  et semble exister dans les modalités, prière de prendre attache avec le QG pour plus d'explication afin de la classer bien. </w:t>
+        <w:br/>
+        <w:t xml:space="preserve">- Avertissement!! La parcelle a comme nom (Riz 1) qui ne semble pas être un bon nom ou contient des lettres, prière de mettre le vrai nom de la parcelle. La superficie de la parcelle Riz 1 selon l'exploitant est de .05 Hectare (Ha) qui semble faible ou l'estimation ne semble pas bonne. Prière de corriger. Le document légal (titre, acte, certificat etc. ) qui affirme votre possession de la parcelle Riz 1 est  et semble exister dans les modalités, prière de prendre attache avec le QG pour plus d'explication afin de la classer bien. </w:t>
+        <w:br/>
+        <w:t xml:space="preserve">- Avertissement!! La parcelle a comme nom (Riz 1) qui ne semble pas être un bon nom ou contient des lettres, prière de mettre le vrai nom de la parcelle. La superficie de la parcelle Riz 1 selon l'exploitant est de .05 Hectare (Ha) qui semble faible ou l'estimation ne semble pas bonne. Prière de corriger. Le document légal (titre, acte, certificat etc. ) qui affirme votre possession de la parcelle Riz 1 est  et semble exister dans les modalités, prière de prendre attache avec le QG pour plus d'explication afin de la classer bien. </w:t>
+        <w:br/>
+        <w:t xml:space="preserve">- Avertissement!! La parcelle a comme nom (Riz 1) qui ne semble pas être un bon nom ou contient des lettres, prière de mettre le vrai nom de la parcelle. Le document légal (titre, acte, certificat etc. ) qui affirme votre possession de la parcelle Riz 1 est  et semble exister dans les modalités, prière de prendre attache avec le QG pour plus d'explication afin de la classer bien. </w:t>
+        <w:br/>
+        <w:t xml:space="preserve">- Avertissement!! La parcelle a comme nom (Riz 1) qui ne semble pas être un bon nom ou contient des lettres, prière de mettre le vrai nom de la parcelle. Le document légal (titre, acte, certificat etc. ) qui affirme votre possession de la parcelle Riz 1 est  et semble exister dans les modalités, prière de prendre attache avec le QG pour plus d'explication afin de la classer bien. </w:t>
+        <w:br/>
+        <w:t>- La superficie de la parcelle Riz selon l'exploitant est de .05 Hectare (Ha) qui semble faible ou l'estimation ne semble pas bonne. Prière de corriger. Le document légal (titre, acte, certificat etc. ) qui affirme votre possession de la parcelle Riz est  et semble exister dans les modalités, prière de prendre attache avec le QG pour plus d'explication afin de la classer bien.</w:t>
+      </w:r>
+    </w:p>
+    <w:p>
+      <w:r>
+        <w:rPr>
+          <w:b/>
+          <w:color w:val="4672C4"/>
+          <w:sz w:val="22"/>
+        </w:rPr>
+        <w:t>&gt;&gt; Section16c - Cultures</w:t>
+      </w:r>
+    </w:p>
+    <w:p>
+      <w:pPr>
+        <w:ind w:left="283"/>
+      </w:pPr>
+      <w:r>
+        <w:rPr>
+          <w:sz w:val="20"/>
+        </w:rPr>
+        <w:t>- La quantité estimée en Kg est incorrecte (Exemple : si le ménage a eu 10 sacs de 100kg = 10*100=1000kg), prière de corriger merci.</w:t>
+      </w:r>
+    </w:p>
+    <w:p>
+      <w:r>
+        <w:rPr>
+          <w:b/>
+          <w:color w:val="4672C4"/>
+          <w:sz w:val="22"/>
+        </w:rPr>
+        <w:t>&gt;&gt; Section18c - Cueillette</w:t>
+      </w:r>
+    </w:p>
+    <w:p>
+      <w:pPr>
+        <w:ind w:left="283"/>
+      </w:pPr>
+      <w:r>
+        <w:rPr>
+          <w:sz w:val="20"/>
+        </w:rPr>
+        <w:t xml:space="preserve">- Prière de renseigner la valeur de ce produit consommé ou stocké par votre ménage au cours des 12 derniers mois, prière de fournir d'effort pour avoir une estimation (s18cq03) au lieu de 9999. </w:t>
+        <w:br/>
+        <w:t xml:space="preserve">- Prière de renseigner la valeur de ce produit consommé ou stocké par votre ménage au cours des 12 derniers mois, prière de fournir d'effort pour avoir une estimation (s18cq03) au lieu de 9999. </w:t>
+        <w:br/>
+        <w:t>- Prière de renseigner la valeur de ce produit consommé ou stocké par votre ménage au cours des 12 derniers mois, prière de fournir d'effort pour avoir une estimation (s18cq03) au lieu de 9999. Prière de renseigner le montant que ces ventes ont rapporté au ménage au cours des 12 derniers mois, prière de fournir d'effort pour avoir une estimation (s18cq05) au lieu de 9999. Prière de renseigner l'unité de temps pour la question s18cq05.</w:t>
+      </w:r>
+    </w:p>
+    <w:p>
+      <w:r>
+        <w:rPr>
+          <w:b/>
+          <w:color w:val="4672C4"/>
+          <w:sz w:val="22"/>
+        </w:rPr>
+        <w:t>&gt;&gt; Section19 - Equipements agricoles</w:t>
+      </w:r>
+    </w:p>
+    <w:p>
+      <w:pPr>
+        <w:ind w:left="283"/>
+      </w:pPr>
+      <w:r>
+        <w:rPr>
+          <w:sz w:val="20"/>
+        </w:rPr>
+        <w:t>- Avertissement!! Le prix d'achat (235000 FCFA) de Animaux de labour est inférieur aux prix de revente (450000 FCFA), prière de verifier et corriger ou confirmer l'information avec le QG.</w:t>
+      </w:r>
+    </w:p>
+    <w:p>
+      <w:r>
+        <w:t>________________________________________________________________________________</w:t>
+      </w:r>
+    </w:p>
+    <w:p>
+      <w:pPr>
+        <w:pStyle w:val="Heading2"/>
+      </w:pPr>
+      <w:r>
+        <w:t>Menage 12</w:t>
+      </w:r>
+    </w:p>
+    <w:tbl>
+      <w:tblPr>
+        <w:tblStyle w:val="TableGrid"/>
+        <w:tblW w:type="auto" w:w="0"/>
+        <w:tblLook w:firstColumn="1" w:firstRow="1" w:lastColumn="0" w:lastRow="0" w:noHBand="0" w:noVBand="1" w:val="04A0"/>
+      </w:tblPr>
+      <w:tblGrid>
+        <w:gridCol w:w="1662"/>
+        <w:gridCol w:w="1662"/>
+        <w:gridCol w:w="1662"/>
+        <w:gridCol w:w="1662"/>
+        <w:gridCol w:w="1662"/>
+        <w:gridCol w:w="1662"/>
+      </w:tblGrid>
+      <w:tr>
+        <w:tc>
+          <w:tcPr>
+            <w:tcW w:type="dxa" w:w="1662"/>
+            <w:shd w:fill="5B9BD5"/>
+          </w:tcPr>
+          <w:p>
+            <w:r>
+              <w:rPr>
+                <w:b/>
+                <w:color w:val="FFFFFF"/>
+                <w:sz w:val="16"/>
+              </w:rPr>
+              <w:t>Interview Key</w:t>
+            </w:r>
+          </w:p>
+        </w:tc>
+        <w:tc>
+          <w:tcPr>
+            <w:tcW w:type="dxa" w:w="1662"/>
+            <w:shd w:fill="5B9BD5"/>
+          </w:tcPr>
+          <w:p>
+            <w:r>
+              <w:rPr>
+                <w:b/>
+                <w:color w:val="FFFFFF"/>
+                <w:sz w:val="16"/>
+              </w:rPr>
+              <w:t>Interview ID</w:t>
+            </w:r>
+          </w:p>
+        </w:tc>
+        <w:tc>
+          <w:tcPr>
+            <w:tcW w:type="dxa" w:w="1662"/>
+            <w:shd w:fill="5B9BD5"/>
+          </w:tcPr>
+          <w:p>
+            <w:r>
+              <w:rPr>
+                <w:b/>
+                <w:color w:val="FFFFFF"/>
+                <w:sz w:val="16"/>
+              </w:rPr>
+              <w:t>ID Agent</w:t>
+            </w:r>
+          </w:p>
+        </w:tc>
+        <w:tc>
+          <w:tcPr>
+            <w:tcW w:type="dxa" w:w="1662"/>
+            <w:shd w:fill="5B9BD5"/>
+          </w:tcPr>
+          <w:p>
+            <w:r>
+              <w:rPr>
+                <w:b/>
+                <w:color w:val="FFFFFF"/>
+                <w:sz w:val="16"/>
+              </w:rPr>
+              <w:t>ID Equipe</w:t>
+            </w:r>
+          </w:p>
+        </w:tc>
+        <w:tc>
+          <w:tcPr>
+            <w:tcW w:type="dxa" w:w="1662"/>
+            <w:shd w:fill="5B9BD5"/>
+          </w:tcPr>
+          <w:p>
+            <w:r>
+              <w:rPr>
+                <w:b/>
+                <w:color w:val="FFFFFF"/>
+                <w:sz w:val="16"/>
+              </w:rPr>
+              <w:t>Agent</w:t>
+            </w:r>
+          </w:p>
+        </w:tc>
+        <w:tc>
+          <w:tcPr>
+            <w:tcW w:type="dxa" w:w="1662"/>
+            <w:shd w:fill="5B9BD5"/>
+          </w:tcPr>
+          <w:p>
+            <w:r>
+              <w:rPr>
+                <w:b/>
+                <w:color w:val="FFFFFF"/>
+                <w:sz w:val="16"/>
+              </w:rPr>
+              <w:t>Chef d'equipe</w:t>
+            </w:r>
+          </w:p>
+        </w:tc>
+      </w:tr>
+      <w:tr>
+        <w:tc>
+          <w:tcPr>
+            <w:tcW w:type="dxa" w:w="1662"/>
+          </w:tcPr>
+          <w:p>
+            <w:r>
+              <w:rPr>
+                <w:sz w:val="14"/>
+              </w:rPr>
+              <w:t>83-52-46-55</w:t>
+            </w:r>
+          </w:p>
+        </w:tc>
+        <w:tc>
+          <w:tcPr>
+            <w:tcW w:type="dxa" w:w="1662"/>
+          </w:tcPr>
+          <w:p>
+            <w:r>
+              <w:rPr>
+                <w:sz w:val="14"/>
+              </w:rPr>
+              <w:t>667aafde76074e5e8c354ce7c525900f</w:t>
+            </w:r>
+          </w:p>
+        </w:tc>
+        <w:tc>
+          <w:tcPr>
+            <w:tcW w:type="dxa" w:w="1662"/>
+          </w:tcPr>
+          <w:p>
+            <w:r>
+              <w:rPr>
+                <w:sz w:val="14"/>
+              </w:rPr>
+              <w:t>EQ36_enq2</w:t>
+            </w:r>
+          </w:p>
+        </w:tc>
+        <w:tc>
+          <w:tcPr>
+            <w:tcW w:type="dxa" w:w="1662"/>
+          </w:tcPr>
+          <w:p>
+            <w:r>
+              <w:rPr>
+                <w:sz w:val="14"/>
+              </w:rPr>
+              <w:t>Equipe36</w:t>
+            </w:r>
+          </w:p>
+        </w:tc>
+        <w:tc>
+          <w:tcPr>
+            <w:tcW w:type="dxa" w:w="1662"/>
+          </w:tcPr>
+          <w:p>
+            <w:r>
+              <w:rPr>
+                <w:sz w:val="14"/>
+              </w:rPr>
+              <w:t>Hawa SAMBOU</w:t>
+            </w:r>
+          </w:p>
+        </w:tc>
+        <w:tc>
+          <w:tcPr>
+            <w:tcW w:type="dxa" w:w="1662"/>
+          </w:tcPr>
+          <w:p>
+            <w:r>
+              <w:rPr>
+                <w:sz w:val="14"/>
+              </w:rPr>
+              <w:t>Fode BAYO</w:t>
+            </w:r>
+          </w:p>
+        </w:tc>
+      </w:tr>
+    </w:tbl>
+    <w:p/>
+    <w:tbl>
+      <w:tblPr>
+        <w:tblStyle w:val="TableGrid"/>
+        <w:tblW w:type="auto" w:w="0"/>
+        <w:tblLook w:firstColumn="1" w:firstRow="1" w:lastColumn="0" w:lastRow="0" w:noHBand="0" w:noVBand="1" w:val="04A0"/>
+      </w:tblPr>
+      <w:tblGrid>
+        <w:gridCol w:w="3324"/>
+        <w:gridCol w:w="3324"/>
+        <w:gridCol w:w="3324"/>
+      </w:tblGrid>
+      <w:tr>
+        <w:tc>
+          <w:tcPr>
+            <w:tcW w:type="dxa" w:w="3324"/>
+            <w:shd w:fill="70AD47"/>
+          </w:tcPr>
+          <w:p>
+            <w:r>
+              <w:rPr>
+                <w:b/>
+                <w:color w:val="FFFFFF"/>
+                <w:sz w:val="18"/>
+              </w:rPr>
+              <w:t>Chef de Menage</w:t>
+            </w:r>
+          </w:p>
+        </w:tc>
+        <w:tc>
+          <w:tcPr>
+            <w:tcW w:type="dxa" w:w="3324"/>
+            <w:shd w:fill="70AD47"/>
+          </w:tcPr>
+          <w:p>
+            <w:r>
+              <w:rPr>
+                <w:b/>
+                <w:color w:val="FFFFFF"/>
+                <w:sz w:val="18"/>
+              </w:rPr>
+              <w:t>Quartier/Village (s00q05)</w:t>
+            </w:r>
+          </w:p>
+        </w:tc>
+        <w:tc>
+          <w:tcPr>
+            <w:tcW w:type="dxa" w:w="3324"/>
+            <w:shd w:fill="70AD47"/>
+          </w:tcPr>
+          <w:p>
+            <w:r>
+              <w:rPr>
+                <w:b/>
+                <w:color w:val="FFFFFF"/>
+                <w:sz w:val="18"/>
+              </w:rPr>
+              <w:t>Localisation GPS</w:t>
+            </w:r>
+          </w:p>
+        </w:tc>
+      </w:tr>
+      <w:tr>
+        <w:tc>
+          <w:tcPr>
+            <w:tcW w:type="dxa" w:w="3324"/>
+          </w:tcPr>
+          <w:p>
+            <w:r>
+              <w:rPr>
+                <w:sz w:val="18"/>
+              </w:rPr>
+              <w:t>BOUBACAR MBAYE DJITE</w:t>
+            </w:r>
+          </w:p>
+        </w:tc>
+        <w:tc>
+          <w:tcPr>
+            <w:tcW w:type="dxa" w:w="3324"/>
+          </w:tcPr>
+          <w:p>
+            <w:r>
+              <w:rPr>
+                <w:sz w:val="18"/>
+              </w:rPr>
+              <w:t>N/A</w:t>
+            </w:r>
+          </w:p>
+        </w:tc>
+        <w:tc>
+          <w:tcPr>
+            <w:tcW w:type="dxa" w:w="3324"/>
+          </w:tcPr>
+          <w:p>
+            <w:r/>
+            <w:hyperlink r:id="rId17">
+              <w:r>
+                <w:rPr>
+                  <w:color w:val="0563C1"/>
+                  <w:u w:val="single"/>
+                </w:rPr>
+                <w:t>DIOGNERE</w:t>
+              </w:r>
+            </w:hyperlink>
+          </w:p>
+        </w:tc>
+      </w:tr>
+    </w:tbl>
+    <w:p/>
+    <w:p>
+      <w:r>
+        <w:rPr>
+          <w:b/>
+          <w:color w:val="4672C4"/>
+          <w:sz w:val="22"/>
+        </w:rPr>
+        <w:t>&gt;&gt; Section0 - Identification et renseignements de controle</w:t>
+      </w:r>
+    </w:p>
+    <w:p>
+      <w:pPr>
+        <w:ind w:left="283"/>
+      </w:pPr>
+      <w:r>
+        <w:rPr>
+          <w:sz w:val="20"/>
+        </w:rPr>
+        <w:t>- Le questionnaire semble ne pas être complètement fini mais le questionnaire est en statut complet, prière de compléter le questionnaire.</w:t>
+      </w:r>
+    </w:p>
+    <w:p>
+      <w:r>
+        <w:rPr>
+          <w:b/>
+          <w:color w:val="4672C4"/>
+          <w:sz w:val="22"/>
+        </w:rPr>
+        <w:t>&gt;&gt; Section1 - Caracteristiques des membres</w:t>
+      </w:r>
+    </w:p>
+    <w:p>
+      <w:pPr>
+        <w:ind w:left="283"/>
+      </w:pPr>
+      <w:r>
+        <w:rPr>
+          <w:sz w:val="20"/>
+        </w:rPr>
+        <w:t xml:space="preserve">- Attention ! Le montant (4000 Fcfa) dépensé ou reçu en cadeau pour les recharges internet ou de forfaits de données mobiles(hors appels vocaux), aucours des 30 derniers jours de  Aïssatou Sao est relativement élevé par rapport aux autres montants depansés observés dans cette zone. Prière de corriger ou de confirmer avec le QG. </w:t>
+        <w:br/>
+        <w:t xml:space="preserve">- Incoherence! La mère de Lamine Djitte est trop jeune ou vielle pour avoir Lamine Djitte selon l'écart (11) d'âge entre lui et sa mère, prière de revoir l'âge de Lamine Djitte ou de sa mère. Dans le cas contraire rassurez vous que c'est bien son fils/fille biologique. </w:t>
+        <w:br/>
+        <w:t>- Incoherence! La mère de Sire Djitte est trop jeune ou vielle pour avoir Sire Djitte selon l'écart (13) d'âge entre lui et sa mère, prière de revoir l'âge de Sire Djitte ou de sa mère. Dans le cas contraire rassurez vous que c'est bien son fils/fille biologique.</w:t>
+      </w:r>
+    </w:p>
+    <w:p>
+      <w:r>
+        <w:rPr>
+          <w:b/>
+          <w:color w:val="4672C4"/>
+          <w:sz w:val="22"/>
+        </w:rPr>
+        <w:t>&gt;&gt; Section2 - Education</w:t>
+      </w:r>
+    </w:p>
+    <w:p>
+      <w:pPr>
+        <w:ind w:left="283"/>
+      </w:pPr>
+      <w:r>
+        <w:rPr>
+          <w:sz w:val="20"/>
+        </w:rPr>
+        <w:t>- Peu probable! Sire Nanding Djitte  n'arrive pas  à comprendre un petit texte lu dans une langue locale (s02q03). Veuillez corriger ou donner des explications au QG. Peu probable! Sire Nanding Djitte  ne sait ni lire, ni écrire, ni comprendre dans aucune des langues  (s02q01,s02q02,s02q03). Veuillez corriger ou donner des explications au QG.</w:t>
+      </w:r>
+    </w:p>
+    <w:p>
+      <w:r>
+        <w:rPr>
+          <w:b/>
+          <w:color w:val="4672C4"/>
+          <w:sz w:val="22"/>
+        </w:rPr>
+        <w:t>&gt;&gt; Section3 - Sante</w:t>
+      </w:r>
+    </w:p>
+    <w:p>
+      <w:pPr>
+        <w:ind w:left="283"/>
+      </w:pPr>
+      <w:r>
+        <w:rPr>
+          <w:sz w:val="20"/>
+        </w:rPr>
+        <w:t>- Avertissement! Le montant(110000 FCFA) des dépenses pour la dernière hospitalisation de Mame Touty Dabo semble être faible ou élevé(s03q27), veuillez confirmer ou corriger avec le QG. Le montant(200000 FCFA) des dépenses liées à l'accouchement de Mame Touty Dabo est faible ou élevé, prière de corriger.</w:t>
       </w:r>
     </w:p>
     <w:p>
@@ -1512,13 +5898,7 @@
         <w:rPr>
           <w:sz w:val="20"/>
         </w:rPr>
-        <w:t xml:space="preserve">- La  raison principale que Mariama Djitté n'a pas cherché du travail au cours des 30 derniers jours est école coranique et semble exister dans les modalités, prière de prendre attache avec le QG pour plus d'explication afin de la classer bien. </w:t>
-        <w:br/>
-        <w:t xml:space="preserve">- Avertissement! Généralement les jeunes hommes (10 à 25ans) font des travaux ménager soit apprendre les enfants à reviser leurs léçons ou d'autres cours, Abdou Kadri Djitté n'a consacré aucune heure pour les travaux cités en s04q01, s04q02, s04q03, s04q04, s04q05, s04q06, s04q07 et s04q08.Prière de regarder pour corriger ou confirmer avec le QG.  La  raison principale que Abdou Kadri Djitté n'a pas cherché du travail au cours des 30 derniers jours est École coranique et semble exister dans les modalités, prière de prendre attache avec le QG pour plus d'explication afin de la classer bien. </w:t>
-        <w:br/>
-        <w:t xml:space="preserve">- Avertissement! Généralement les jeunes hommes (10 à 25ans) font des travaux ménager soit apprendre les enfants à reviser leurs léçons ou d'autres cours, Ahmadou Djitté n'a consacré aucune heure pour les travaux cités en s04q01, s04q02, s04q03, s04q04, s04q05, s04q06, s04q07 et s04q08.Prière de regarder pour corriger ou confirmer avec le QG. </w:t>
-        <w:br/>
-        <w:t>- Avertissement! Karafa Dramé n'a consacré aucune heure pour aucun des travaux du ménage, prière de regarder les réponses prises dans les questions (s04q01 s04q02 s04q03 s04q04 s04q05 s04q06 s04q07 s04q08).</w:t>
+        <w:t>- Avertissement! Moussolba Djitte n'a consacré aucune heure pour aucun des travaux du ménage, prière de regarder les réponses prises dans les questions (s04q01 s04q02 s04q03 s04q04 s04q05 s04q06 s04q07 s04q08).</w:t>
       </w:r>
     </w:p>
     <w:p>
@@ -1539,7 +5919,9 @@
         <w:rPr>
           <w:sz w:val="20"/>
         </w:rPr>
-        <w:t>- Le revenu de Thierno Djitté (.a) doit être renseigné. Prière de renseigner le revenu de Thierno Djitté.</w:t>
+        <w:t xml:space="preserve">- || Avertissement!! Le montant de Aïssatou Sao semble trop faible pour un revenu net gagné par an. Veuillez, s'il vous plaît, confirmer cette information avec le QG ou la corriger. </w:t>
+        <w:br/>
+        <w:t>- Avertissement!! Le montant de Mame Touty Dabo semble trop faible pour un revenu net gagné par an. Veuillez, s'il vous plaît, confirmer cette information avec le QG ou la corriger.</w:t>
       </w:r>
     </w:p>
     <w:p>
@@ -1560,30 +5942,7 @@
         <w:rPr>
           <w:sz w:val="20"/>
         </w:rPr>
-        <w:t>- AvertissementThierno Djitté  travaille mais les questions relatives à son emploi secondaire ne sont pas renseignées à 100%, prière de les renseigner. Vous avez sélectionné l'option 'Ne sait pas' pour la catégorie socioprofessionnelle de Thierno Djitté ou vous ne l'avez pas renseigné. prière de corriger. Avertissement!!! les informations de Thierno Djitté sur le nombre de mois, jours ou heures de son emploi secondaire sont superieur a celles de son emploi principal , veuillez corriger ou confirmer aupres du QG. Incoherence!!! Thierno Djitté a travaillé plus de 20h par jours pour ses emplois (pricinpal et secondaire), prière de corriger.</w:t>
-      </w:r>
-    </w:p>
-    <w:p>
-      <w:r>
-        <w:rPr>
-          <w:b/>
-          <w:color w:val="4672C4"/>
-          <w:sz w:val="22"/>
-        </w:rPr>
-        <w:t>&gt;&gt; Section6 - Epargne et credit</w:t>
-      </w:r>
-    </w:p>
-    <w:p>
-      <w:pPr>
-        <w:ind w:left="283"/>
-      </w:pPr>
-      <w:r>
-        <w:rPr>
-          <w:sz w:val="20"/>
-        </w:rPr>
-        <w:t xml:space="preserve">- Il est impératif de renseigner la question : #Est-ce que Lamine Dramé possède un compte dans les établissements financiers suivants ou une carte prépayée ?# même si la personne ne dispose pas de compte, veuillez les renseigner s'il vous plaît. </w:t>
-        <w:br/>
-        <w:t>- Il est impératif de renseigner la question : #Est-ce que Sollo Dafé possède un compte dans les établissements financiers suivants ou une carte prépayée ?# même si la personne ne dispose pas de compte, veuillez les renseigner s'il vous plaît.</w:t>
+        <w:t>- Avertissement!!! la branche d'activité de Boubacar Mbaye Djitte est identique dans l'emploi principale et secondaire, prière de confirmer cette information avec le QG ou de corriger. Avertissement!!! les informations de Boubacar Mbaye Djitte sur le nombre de mois, jours ou heures de son emploi secondaire sont superieur a celles de son emploi principal , veuillez corriger ou confirmer aupres du QG.</w:t>
       </w:r>
     </w:p>
     <w:p>
@@ -1604,7 +5963,7 @@
         <w:rPr>
           <w:sz w:val="20"/>
         </w:rPr>
-        <w:t>- Attention ! Le prix unitaire d'achat (100 Fcfa) de Aubergine   en Pièce (Petit) est relativement élevé par rapport aux autres prix observés dans cette zone. Prière de corriger ou de confirmer avec le QG. Attention ! Le prix unitaire d'achat (100 Fcfa) de Piment séché en Sachets (Petit) est relativement élevé par rapport aux autres prix observés dans cette zone. Prière de corriger ou de confirmer avec le QG. Avertissement!! Les quantités du Thé en feuille consommées en Sachets industriel semble incoherent car les ménages consomment géneralement en sachet ou en paquet, prière de corriger ou confirmer avec le QG. Avertissement!! le prix unitaire (100 Fcfa) de Thé en sachet (unité: Sachets) de taille Petit est très faible ou élevé. Prière de corriger ou de confirmer avec le QG. Avertissement!!! Le ménage a consommé 12 Pièce Moyen de Caramel, bonbons, confiseries, etc., cette quantité semble anormale pour une consommation des 7 derniers jours.Prière de corriger ou de confirmer avec le QG. Difficile de consommer le Sel en Sachets industriel Moyen prière de verifier. Le prix d'achat unitaire (1 Fcfa) de Vinaigre de vin en Verre ( à thé) de taille taille unique  est invraisemblable, prière de regarder les reponses prises dans les questions s07bq07a s07bq07b s07bq07c s07bq08 pour mieux corriger.</w:t>
+        <w:t>- La dernière fois que vous avez acheté Lait pour bébé est Pharmacie et semble exister dans les modalités, prière de prendre attache avec le QG pour plus d'explication afin de la classer bien. Avertissement!!! Le ménage a consommé 14 Paquet Moyen de Thé en sachet, cette quantité semble anormale pour une consommation des 7 derniers jours.Prière de corriger ou de confirmer avec le QG. Avertissement!! le prix unitaire (125 Fcfa) de Thé en sachet (unité: Paquet) de taille Moyen est très faible ou élevé. Prière de corriger ou de confirmer avec le QG. Attention ! Le prix unitaire d'achat (125 Fcfa) de Thé en sachet en Paquet (Moyen) est relativement élevé par rapport aux autres prix observés dans cette zone. Prière de corriger ou de confirmer avec le QG. Avertissement!!! Le ménage a consommé 16 Kg taille unique de Mâchoiron Frais, cette quantité semble anormale pour une consommation des 7 derniers jours.Prière de corriger ou de confirmer avec le QG. Le prix d'achat unitaire (100 Fcfa) de Mâchoiron Frais en Kg de taille  taille unique  est très faible, prière de regarder les reponses prises dans les questions s07bq07a s07bq07b s07bq07c s07bq08 pour mieux corriger. Avertissement!!! Le ménage a consommé 20 Sachets Moyen de Sucre en poudre , cette quantité semble anormale pour une consommation des 7 derniers jours.Prière de corriger ou de confirmer avec le QG. Incohérence!! Dans ce ménage, chaque individus consomme par jour 31.07738 Kg  de cereale; Prière de revoir les quantités prises de ces produits. Incohérence!! Dans ce ménage, chaque individus consomme par jour 31.07738 Kg  de cereale; Prière de revoir les quantités prises de ces produits. Incohérence!! Dans ce ménage, chaque individus consomme par jour 31.07738 Kg  de cereale; Prière de revoir les quantités prises de ces produits.</w:t>
       </w:r>
     </w:p>
     <w:p>
@@ -1625,7 +5984,631 @@
         <w:rPr>
           <w:sz w:val="20"/>
         </w:rPr>
-        <w:t>- Peu plausible! le montant de la dépense pour Brosse à dents semble trop élevé. Veuillez, s'il vous plaît, confirmer cette information avec le QG ou la corriger.</w:t>
+        <w:t>- Peu plausible! le montant de la dépense pour Médicaments achetés en pharmacie sans ordonnance: alcool, pansements, paracétamol, médicaments les affections courantes (paludisme, toux, rhume, diarrhée/disenterie, vers intestinaux, etc. ) semble trop faible. Veuillez, s'il vous plaît, confirmer cette information avec le QG ou la corriger.</w:t>
+      </w:r>
+    </w:p>
+    <w:p>
+      <w:r>
+        <w:rPr>
+          <w:b/>
+          <w:color w:val="4672C4"/>
+          <w:sz w:val="22"/>
+        </w:rPr>
+        <w:t>&gt;&gt; Section9e - Depenses non-alimentaires - 6 mois</w:t>
+      </w:r>
+    </w:p>
+    <w:p>
+      <w:pPr>
+        <w:ind w:left="283"/>
+      </w:pPr>
+      <w:r>
+        <w:rPr>
+          <w:sz w:val="20"/>
+        </w:rPr>
+        <w:t>- Peu plausible! le montant de la dépense pour Accessoires des chaussures (chausse-pieds; brosses à chaussure, lacet) semble faible. Veuillez, s'il vous plaît, confirmer cette information avec le QG ou la corriger.</w:t>
+      </w:r>
+    </w:p>
+    <w:p>
+      <w:r>
+        <w:rPr>
+          <w:b/>
+          <w:color w:val="4672C4"/>
+          <w:sz w:val="22"/>
+        </w:rPr>
+        <w:t>&gt;&gt; Section16a - Champs et parcelles</w:t>
+      </w:r>
+    </w:p>
+    <w:p>
+      <w:pPr>
+        <w:ind w:left="283"/>
+      </w:pPr>
+      <w:r>
+        <w:rPr>
+          <w:sz w:val="20"/>
+        </w:rPr>
+        <w:t xml:space="preserve">- La superficie de la parcelle Riz selon l'exploitant est de 11 Mètre Carré (m^2) qui semble faible ou l'estimation ne semble pas bonne. Prière de corriger. Le salaire total payé de toutes catégories confondues par le ménage BOUBACAR MBAYE DJITE pour la main-d'oeuvre non-familiale sur la parcelle Riz au cours de la campagne pour la période de préparation du sol (labour) et des semis est de 0 qui semble élevé ou faible. Merci de corriger. Le salaire total payé de toutes catégories confondues par le ménage BOUBACAR MBAYE DJITE pour la main-d'oeuvre non-familiale sur la parcelle Riz au cours de la campagne pour la période d'entretien du sol (sarclage, etc.) est de 0 qui semble élevé ou faible. Merci de corriger. Le salaire total payé de toutes catégories confondues par le ménage BOUBACAR MBAYE DJITE pour la main-d'oeuvre non-familiale sur la parcelle Riz au cours de la campagne pour la période des récoltes est de 0 qui semble élevé ou faible. Merci de corriger. Le document légal (titre, acte, certificat etc. ) qui affirme votre possession de la parcelle Riz est  et semble exister dans les modalités, prière de prendre attache avec le QG pour plus d'explication afin de la classer bien. </w:t>
+        <w:br/>
+        <w:t xml:space="preserve">- La superficie de la parcelle Riz selon l'exploitant est de 8 Mètre Carré (m^2) qui semble faible ou l'estimation ne semble pas bonne. Prière de corriger. Le salaire total payé de toutes catégories confondues par le ménage BOUBACAR MBAYE DJITE pour la main-d'oeuvre non-familiale sur la parcelle Riz au cours de la campagne pour la période de préparation du sol (labour) et des semis est de 0 qui semble élevé ou faible. Merci de corriger. Le salaire total payé de toutes catégories confondues par le ménage BOUBACAR MBAYE DJITE pour la main-d'oeuvre non-familiale sur la parcelle Riz au cours de la campagne pour la période d'entretien du sol (sarclage, etc.) est de 0 qui semble élevé ou faible. Merci de corriger. Le salaire total payé de toutes catégories confondues par le ménage BOUBACAR MBAYE DJITE pour la main-d'oeuvre non-familiale sur la parcelle Riz au cours de la campagne pour la période des récoltes est de 0 qui semble élevé ou faible. Merci de corriger. Le document légal (titre, acte, certificat etc. ) qui affirme votre possession de la parcelle Riz est  et semble exister dans les modalités, prière de prendre attache avec le QG pour plus d'explication afin de la classer bien. </w:t>
+        <w:br/>
+        <w:t xml:space="preserve">- La superficie de la parcelle Riz selon l'exploitant est de 9.1 Mètre Carré (m^2) qui semble faible ou l'estimation ne semble pas bonne. Prière de corriger. La quantité de fumure appliquée dans la parcelle Riz est de 98  qui semble élevé ou ne sait pas, prière de fournir d'effort pour estimer la quantité afin de corriger. Le salaire total payé de toutes catégories confondues par le ménage BOUBACAR MBAYE DJITE pour la main-d'oeuvre non-familiale sur la parcelle Riz au cours de la campagne pour la période de préparation du sol (labour) et des semis est de 0 qui semble élevé ou faible. Merci de corriger. Le salaire total payé de toutes catégories confondues par le ménage BOUBACAR MBAYE DJITE pour la main-d'oeuvre non-familiale sur la parcelle Riz au cours de la campagne pour la période d'entretien du sol (sarclage, etc.) est de 0 qui semble élevé ou faible. Merci de corriger. Le salaire total payé de toutes catégories confondues par le ménage BOUBACAR MBAYE DJITE pour la main-d'oeuvre non-familiale sur la parcelle Riz au cours de la campagne pour la période des récoltes est de 0 qui semble élevé ou faible. Merci de corriger. Le document légal (titre, acte, certificat etc. ) qui affirme votre possession de la parcelle Riz est  et semble exister dans les modalités, prière de prendre attache avec le QG pour plus d'explication afin de la classer bien. </w:t>
+        <w:br/>
+        <w:t xml:space="preserve">- Le document légal (titre, acte, certificat etc. ) qui affirme votre possession de la parcelle arachide est  et semble exister dans les modalités, prière de prendre attache avec le QG pour plus d'explication afin de la classer bien. </w:t>
+        <w:br/>
+        <w:t>- Le salaire total payé de toutes catégories confondues par le ménage BOUBACAR MBAYE DJITE pour la main-d'oeuvre non-familiale sur la parcelle arachide au cours de la campagne pour la période de préparation du sol (labour) et des semis est de 0 qui semble élevé ou faible. Merci de corriger. Le salaire total payé de toutes catégories confondues par le ménage BOUBACAR MBAYE DJITE pour la main-d'oeuvre non-familiale sur la parcelle arachide au cours de la campagne pour la période d'entretien du sol (sarclage, etc.) est de 0 qui semble élevé ou faible. Merci de corriger. Le salaire total payé de toutes catégories confondues par le ménage BOUBACAR MBAYE DJITE pour la main-d'oeuvre non-familiale sur la parcelle arachide au cours de la campagne pour la période des récoltes est de 0 qui semble élevé ou faible. Merci de corriger. Le document légal (titre, acte, certificat etc. ) qui affirme votre possession de la parcelle arachide est  et semble exister dans les modalités, prière de prendre attache avec le QG pour plus d'explication afin de la classer bien.</w:t>
+      </w:r>
+    </w:p>
+    <w:p>
+      <w:r>
+        <w:rPr>
+          <w:b/>
+          <w:color w:val="4672C4"/>
+          <w:sz w:val="22"/>
+        </w:rPr>
+        <w:t>&gt;&gt; Section16c - Cultures</w:t>
+      </w:r>
+    </w:p>
+    <w:p>
+      <w:pPr>
+        <w:ind w:left="283"/>
+      </w:pPr>
+      <w:r>
+        <w:rPr>
+          <w:sz w:val="20"/>
+        </w:rPr>
+        <w:t>- Le pourcentage qui reste à recolter pour ces cultures est de 100% c'est-à-dire que la recolte n'a pas commencé pour ces cultures, prière de regarder les questions (s16Cq11 s16Cq12) ou corriger.</w:t>
+      </w:r>
+    </w:p>
+    <w:p>
+      <w:r>
+        <w:rPr>
+          <w:b/>
+          <w:color w:val="4672C4"/>
+          <w:sz w:val="22"/>
+        </w:rPr>
+        <w:t>&gt;&gt; Section17 - Elevage</w:t>
+      </w:r>
+    </w:p>
+    <w:p>
+      <w:pPr>
+        <w:ind w:left="283"/>
+      </w:pPr>
+      <w:r>
+        <w:rPr>
+          <w:sz w:val="20"/>
+        </w:rPr>
+        <w:t>- Incohérence!! Le ménage a dit qu'il a abbatu un animal dans les fêtes mais vous n'avez declaré aucun nombre d'animal abbatu dans les fêtes, prière de renseigner les nombre dans les questions (s17q18a s17q18b s17q18c s17q18d s17q18e s17q18f s17q18g s17q18h s17q18i).</w:t>
+      </w:r>
+    </w:p>
+    <w:p>
+      <w:r>
+        <w:rPr>
+          <w:b/>
+          <w:color w:val="4672C4"/>
+          <w:sz w:val="22"/>
+        </w:rPr>
+        <w:t>&gt;&gt; Section19 - Equipements agricoles</w:t>
+      </w:r>
+    </w:p>
+    <w:p>
+      <w:pPr>
+        <w:ind w:left="283"/>
+      </w:pPr>
+      <w:r>
+        <w:rPr>
+          <w:sz w:val="20"/>
+        </w:rPr>
+        <w:t>- Avertissement!! L'âge (29 ans)  de Semoir dans ce ménage semble être élevé, prière de corriger ou confirmer avec le QG.</w:t>
+      </w:r>
+    </w:p>
+    <w:p>
+      <w:r>
+        <w:t>________________________________________________________________________________</w:t>
+      </w:r>
+    </w:p>
+    <w:p>
+      <w:pPr>
+        <w:pStyle w:val="Heading2"/>
+      </w:pPr>
+      <w:r>
+        <w:t>Menage 14</w:t>
+      </w:r>
+    </w:p>
+    <w:tbl>
+      <w:tblPr>
+        <w:tblStyle w:val="TableGrid"/>
+        <w:tblW w:type="auto" w:w="0"/>
+        <w:tblLook w:firstColumn="1" w:firstRow="1" w:lastColumn="0" w:lastRow="0" w:noHBand="0" w:noVBand="1" w:val="04A0"/>
+      </w:tblPr>
+      <w:tblGrid>
+        <w:gridCol w:w="1662"/>
+        <w:gridCol w:w="1662"/>
+        <w:gridCol w:w="1662"/>
+        <w:gridCol w:w="1662"/>
+        <w:gridCol w:w="1662"/>
+        <w:gridCol w:w="1662"/>
+      </w:tblGrid>
+      <w:tr>
+        <w:tc>
+          <w:tcPr>
+            <w:tcW w:type="dxa" w:w="1662"/>
+            <w:shd w:fill="5B9BD5"/>
+          </w:tcPr>
+          <w:p>
+            <w:r>
+              <w:rPr>
+                <w:b/>
+                <w:color w:val="FFFFFF"/>
+                <w:sz w:val="16"/>
+              </w:rPr>
+              <w:t>Interview Key</w:t>
+            </w:r>
+          </w:p>
+        </w:tc>
+        <w:tc>
+          <w:tcPr>
+            <w:tcW w:type="dxa" w:w="1662"/>
+            <w:shd w:fill="5B9BD5"/>
+          </w:tcPr>
+          <w:p>
+            <w:r>
+              <w:rPr>
+                <w:b/>
+                <w:color w:val="FFFFFF"/>
+                <w:sz w:val="16"/>
+              </w:rPr>
+              <w:t>Interview ID</w:t>
+            </w:r>
+          </w:p>
+        </w:tc>
+        <w:tc>
+          <w:tcPr>
+            <w:tcW w:type="dxa" w:w="1662"/>
+            <w:shd w:fill="5B9BD5"/>
+          </w:tcPr>
+          <w:p>
+            <w:r>
+              <w:rPr>
+                <w:b/>
+                <w:color w:val="FFFFFF"/>
+                <w:sz w:val="16"/>
+              </w:rPr>
+              <w:t>ID Agent</w:t>
+            </w:r>
+          </w:p>
+        </w:tc>
+        <w:tc>
+          <w:tcPr>
+            <w:tcW w:type="dxa" w:w="1662"/>
+            <w:shd w:fill="5B9BD5"/>
+          </w:tcPr>
+          <w:p>
+            <w:r>
+              <w:rPr>
+                <w:b/>
+                <w:color w:val="FFFFFF"/>
+                <w:sz w:val="16"/>
+              </w:rPr>
+              <w:t>ID Equipe</w:t>
+            </w:r>
+          </w:p>
+        </w:tc>
+        <w:tc>
+          <w:tcPr>
+            <w:tcW w:type="dxa" w:w="1662"/>
+            <w:shd w:fill="5B9BD5"/>
+          </w:tcPr>
+          <w:p>
+            <w:r>
+              <w:rPr>
+                <w:b/>
+                <w:color w:val="FFFFFF"/>
+                <w:sz w:val="16"/>
+              </w:rPr>
+              <w:t>Agent</w:t>
+            </w:r>
+          </w:p>
+        </w:tc>
+        <w:tc>
+          <w:tcPr>
+            <w:tcW w:type="dxa" w:w="1662"/>
+            <w:shd w:fill="5B9BD5"/>
+          </w:tcPr>
+          <w:p>
+            <w:r>
+              <w:rPr>
+                <w:b/>
+                <w:color w:val="FFFFFF"/>
+                <w:sz w:val="16"/>
+              </w:rPr>
+              <w:t>Chef d'equipe</w:t>
+            </w:r>
+          </w:p>
+        </w:tc>
+      </w:tr>
+      <w:tr>
+        <w:tc>
+          <w:tcPr>
+            <w:tcW w:type="dxa" w:w="1662"/>
+          </w:tcPr>
+          <w:p>
+            <w:r>
+              <w:rPr>
+                <w:sz w:val="14"/>
+              </w:rPr>
+              <w:t>39-91-00-63</w:t>
+            </w:r>
+          </w:p>
+        </w:tc>
+        <w:tc>
+          <w:tcPr>
+            <w:tcW w:type="dxa" w:w="1662"/>
+          </w:tcPr>
+          <w:p>
+            <w:r>
+              <w:rPr>
+                <w:sz w:val="14"/>
+              </w:rPr>
+              <w:t>f2eabe7a4bd24f18b46e14f38ef28243</w:t>
+            </w:r>
+          </w:p>
+        </w:tc>
+        <w:tc>
+          <w:tcPr>
+            <w:tcW w:type="dxa" w:w="1662"/>
+          </w:tcPr>
+          <w:p>
+            <w:r>
+              <w:rPr>
+                <w:sz w:val="14"/>
+              </w:rPr>
+              <w:t>EQ36_enq3</w:t>
+            </w:r>
+          </w:p>
+        </w:tc>
+        <w:tc>
+          <w:tcPr>
+            <w:tcW w:type="dxa" w:w="1662"/>
+          </w:tcPr>
+          <w:p>
+            <w:r>
+              <w:rPr>
+                <w:sz w:val="14"/>
+              </w:rPr>
+              <w:t>Equipe36</w:t>
+            </w:r>
+          </w:p>
+        </w:tc>
+        <w:tc>
+          <w:tcPr>
+            <w:tcW w:type="dxa" w:w="1662"/>
+          </w:tcPr>
+          <w:p>
+            <w:r>
+              <w:rPr>
+                <w:sz w:val="14"/>
+              </w:rPr>
+              <w:t>Lamine CISSE</w:t>
+            </w:r>
+          </w:p>
+        </w:tc>
+        <w:tc>
+          <w:tcPr>
+            <w:tcW w:type="dxa" w:w="1662"/>
+          </w:tcPr>
+          <w:p>
+            <w:r>
+              <w:rPr>
+                <w:sz w:val="14"/>
+              </w:rPr>
+              <w:t>Fode BAYO</w:t>
+            </w:r>
+          </w:p>
+        </w:tc>
+      </w:tr>
+    </w:tbl>
+    <w:p/>
+    <w:tbl>
+      <w:tblPr>
+        <w:tblStyle w:val="TableGrid"/>
+        <w:tblW w:type="auto" w:w="0"/>
+        <w:tblLook w:firstColumn="1" w:firstRow="1" w:lastColumn="0" w:lastRow="0" w:noHBand="0" w:noVBand="1" w:val="04A0"/>
+      </w:tblPr>
+      <w:tblGrid>
+        <w:gridCol w:w="3324"/>
+        <w:gridCol w:w="3324"/>
+        <w:gridCol w:w="3324"/>
+      </w:tblGrid>
+      <w:tr>
+        <w:tc>
+          <w:tcPr>
+            <w:tcW w:type="dxa" w:w="3324"/>
+            <w:shd w:fill="70AD47"/>
+          </w:tcPr>
+          <w:p>
+            <w:r>
+              <w:rPr>
+                <w:b/>
+                <w:color w:val="FFFFFF"/>
+                <w:sz w:val="18"/>
+              </w:rPr>
+              <w:t>Chef de Menage</w:t>
+            </w:r>
+          </w:p>
+        </w:tc>
+        <w:tc>
+          <w:tcPr>
+            <w:tcW w:type="dxa" w:w="3324"/>
+            <w:shd w:fill="70AD47"/>
+          </w:tcPr>
+          <w:p>
+            <w:r>
+              <w:rPr>
+                <w:b/>
+                <w:color w:val="FFFFFF"/>
+                <w:sz w:val="18"/>
+              </w:rPr>
+              <w:t>Quartier/Village (s00q05)</w:t>
+            </w:r>
+          </w:p>
+        </w:tc>
+        <w:tc>
+          <w:tcPr>
+            <w:tcW w:type="dxa" w:w="3324"/>
+            <w:shd w:fill="70AD47"/>
+          </w:tcPr>
+          <w:p>
+            <w:r>
+              <w:rPr>
+                <w:b/>
+                <w:color w:val="FFFFFF"/>
+                <w:sz w:val="18"/>
+              </w:rPr>
+              <w:t>Localisation GPS</w:t>
+            </w:r>
+          </w:p>
+        </w:tc>
+      </w:tr>
+      <w:tr>
+        <w:tc>
+          <w:tcPr>
+            <w:tcW w:type="dxa" w:w="3324"/>
+          </w:tcPr>
+          <w:p>
+            <w:r>
+              <w:rPr>
+                <w:sz w:val="18"/>
+              </w:rPr>
+              <w:t>FODALY CISSE</w:t>
+            </w:r>
+          </w:p>
+        </w:tc>
+        <w:tc>
+          <w:tcPr>
+            <w:tcW w:type="dxa" w:w="3324"/>
+          </w:tcPr>
+          <w:p>
+            <w:r>
+              <w:rPr>
+                <w:sz w:val="18"/>
+              </w:rPr>
+              <w:t>N/A</w:t>
+            </w:r>
+          </w:p>
+        </w:tc>
+        <w:tc>
+          <w:tcPr>
+            <w:tcW w:type="dxa" w:w="3324"/>
+          </w:tcPr>
+          <w:p>
+            <w:r/>
+            <w:hyperlink r:id="rId18">
+              <w:r>
+                <w:rPr>
+                  <w:color w:val="0563C1"/>
+                  <w:u w:val="single"/>
+                </w:rPr>
+                <w:t>DIONGNERE</w:t>
+              </w:r>
+            </w:hyperlink>
+          </w:p>
+        </w:tc>
+      </w:tr>
+    </w:tbl>
+    <w:p/>
+    <w:p>
+      <w:r>
+        <w:rPr>
+          <w:b/>
+          <w:color w:val="4672C4"/>
+          <w:sz w:val="22"/>
+        </w:rPr>
+        <w:t>&gt;&gt; Section0 - Identification et renseignements de controle</w:t>
+      </w:r>
+    </w:p>
+    <w:p>
+      <w:pPr>
+        <w:ind w:left="283"/>
+      </w:pPr>
+      <w:r>
+        <w:rPr>
+          <w:sz w:val="20"/>
+        </w:rPr>
+        <w:t>- Le questionnaire semble ne pas être complètement fini mais le questionnaire est en statut complet, prière de compléter le questionnaire.</w:t>
+      </w:r>
+    </w:p>
+    <w:p>
+      <w:r>
+        <w:rPr>
+          <w:b/>
+          <w:color w:val="4672C4"/>
+          <w:sz w:val="22"/>
+        </w:rPr>
+        <w:t>&gt;&gt; Section1 - Caracteristiques des membres</w:t>
+      </w:r>
+    </w:p>
+    <w:p>
+      <w:pPr>
+        <w:ind w:left="283"/>
+      </w:pPr>
+      <w:r>
+        <w:rPr>
+          <w:sz w:val="20"/>
+        </w:rPr>
+        <w:t>- Les informations sur l'acte de naissance (ni Jours, ni mois et ni années) de  Solo Djitte  manquent, s'il vous plait pouvez-vous fournir d'effort pour avoir ces informations.</w:t>
+      </w:r>
+    </w:p>
+    <w:p>
+      <w:r>
+        <w:rPr>
+          <w:b/>
+          <w:color w:val="4672C4"/>
+          <w:sz w:val="22"/>
+        </w:rPr>
+        <w:t>&gt;&gt; Section2 - Education</w:t>
+      </w:r>
+    </w:p>
+    <w:p>
+      <w:pPr>
+        <w:ind w:left="283"/>
+      </w:pPr>
+      <w:r>
+        <w:rPr>
+          <w:sz w:val="20"/>
+        </w:rPr>
+        <w:t xml:space="preserve">- Peu probable! Amadou Bamba Cisse  n'arrive pas  à comprendre un petit texte lu dans une langue locale (s02q03). Veuillez corriger ou donner des explications au QG. </w:t>
+        <w:br/>
+        <w:t xml:space="preserve">- Peu probable! Awa Cisse  n'arrive pas  à comprendre un petit texte lu dans une langue locale (s02q03). Veuillez corriger ou donner des explications au QG. Peu probable! Awa Cisse  ne sait ni lire, ni écrire, ni comprendre dans aucune des langues  (s02q01,s02q02,s02q03). Veuillez corriger ou donner des explications au QG. </w:t>
+        <w:br/>
+        <w:t xml:space="preserve">- Peu probable! Ba Vieux Cisse  n'arrive pas  à comprendre un petit texte lu dans une langue locale (s02q03). Veuillez corriger ou donner des explications au QG. </w:t>
+        <w:br/>
+        <w:t xml:space="preserve">- Peu probable! Fatoumata Daffe  n'arrive pas  à comprendre un petit texte lu dans une langue locale (s02q03). Veuillez corriger ou donner des explications au QG. Avertissement!! Fatoumata Daffe qui sait écrire en français doit pouvoir lire en français. </w:t>
+        <w:br/>
+        <w:t xml:space="preserve">- Peu probable! Fendali Cisse  n'arrive pas  à comprendre un petit texte lu dans une langue locale (s02q03). Veuillez corriger ou donner des explications au QG. </w:t>
+        <w:br/>
+        <w:t xml:space="preserve">- Peu probable! Kouka Cisse  n'arrive pas  à comprendre un petit texte lu dans une langue locale (s02q03). Veuillez corriger ou donner des explications au QG. </w:t>
+        <w:br/>
+        <w:t xml:space="preserve">- Peu probable! Mamadou Cisse  n'arrive pas  à comprendre un petit texte lu dans une langue locale (s02q03). Veuillez corriger ou donner des explications au QG. Avertissement!! Mamadou Cisse qui sait écrire en français doit pouvoir lire en français. </w:t>
+        <w:br/>
+        <w:t xml:space="preserve">- Peu probable! Mariama Cisse  n'arrive pas  à comprendre un petit texte lu dans une langue locale (s02q03). Veuillez corriger ou donner des explications au QG. </w:t>
+        <w:br/>
+        <w:t xml:space="preserve">- Peu probable! Mbacke Cisse  n'arrive pas  à comprendre un petit texte lu dans une langue locale (s02q03). Veuillez corriger ou donner des explications au QG. </w:t>
+        <w:br/>
+        <w:t xml:space="preserve">- Peu probable! Mouslountang Cisse  n'arrive pas  à comprendre un petit texte lu dans une langue locale (s02q03). Veuillez corriger ou donner des explications au QG. </w:t>
+        <w:br/>
+        <w:t xml:space="preserve">- Peu probable! Wandiba Seydi  n'arrive pas  à comprendre un petit texte lu dans une langue locale (s02q03). Veuillez corriger ou donner des explications au QG. </w:t>
+        <w:br/>
+        <w:t>- Peu probable! Youssouph Cisse  n'arrive pas  à comprendre un petit texte lu dans une langue locale (s02q03). Veuillez corriger ou donner des explications au QG.</w:t>
+      </w:r>
+    </w:p>
+    <w:p>
+      <w:r>
+        <w:rPr>
+          <w:b/>
+          <w:color w:val="4672C4"/>
+          <w:sz w:val="22"/>
+        </w:rPr>
+        <w:t>&gt;&gt; Section4a - Emploi</w:t>
+      </w:r>
+    </w:p>
+    <w:p>
+      <w:pPr>
+        <w:ind w:left="283"/>
+      </w:pPr>
+      <w:r>
+        <w:rPr>
+          <w:sz w:val="20"/>
+        </w:rPr>
+        <w:t>- Avertissement! Généralement les jeunes hommes (10 à 25ans) font des travaux ménager soit apprendre les enfants à reviser leurs léçons ou d'autres cours, Amadou Bamba Cisse n'a consacré aucune heure pour les travaux cités en s04q01, s04q02, s04q03, s04q04, s04q05, s04q06, s04q07 et s04q08.Prière de regarder pour corriger ou confirmer avec le QG.</w:t>
+      </w:r>
+    </w:p>
+    <w:p>
+      <w:r>
+        <w:rPr>
+          <w:b/>
+          <w:color w:val="4672C4"/>
+          <w:sz w:val="22"/>
+        </w:rPr>
+        <w:t>&gt;&gt; Section4b - Emploi - Activite principale</w:t>
+      </w:r>
+    </w:p>
+    <w:p>
+      <w:pPr>
+        <w:ind w:left="283"/>
+      </w:pPr>
+      <w:r>
+        <w:rPr>
+          <w:sz w:val="20"/>
+        </w:rPr>
+        <w:t xml:space="preserve">- || </w:t>
+        <w:br/>
+        <w:t>-  ||</w:t>
+      </w:r>
+    </w:p>
+    <w:p>
+      <w:r>
+        <w:rPr>
+          <w:b/>
+          <w:color w:val="4672C4"/>
+          <w:sz w:val="22"/>
+        </w:rPr>
+        <w:t>&gt;&gt; Section4c - Emploi - Activite secondaire</w:t>
+      </w:r>
+    </w:p>
+    <w:p>
+      <w:pPr>
+        <w:ind w:left="283"/>
+      </w:pPr>
+      <w:r>
+        <w:rPr>
+          <w:sz w:val="20"/>
+        </w:rPr>
+        <w:t xml:space="preserve">- Avertissement!!! les informations de Fendali Cisse sur le nombre de mois, jours ou heures de son emploi secondaire sont superieur a celles de son emploi principal , veuillez corriger ou confirmer aupres du QG. </w:t>
+        <w:br/>
+        <w:t xml:space="preserve">- Avertissement!!! les informations de Mbacke Cisse sur le nombre de mois, jours ou heures de son emploi secondaire sont superieur a celles de son emploi principal , veuillez corriger ou confirmer aupres du QG. </w:t>
+        <w:br/>
+        <w:t>- Avertissement!!! les informations de Wandiba Seydi sur le nombre de mois, jours ou heures de son emploi secondaire sont superieur a celles de son emploi principal , veuillez corriger ou confirmer aupres du QG.</w:t>
+      </w:r>
+    </w:p>
+    <w:p>
+      <w:r>
+        <w:rPr>
+          <w:b/>
+          <w:color w:val="4672C4"/>
+          <w:sz w:val="22"/>
+        </w:rPr>
+        <w:t>&gt;&gt; Section7b - Consommation alimentaire - 7 jours</w:t>
+      </w:r>
+    </w:p>
+    <w:p>
+      <w:pPr>
+        <w:ind w:left="283"/>
+      </w:pPr>
+      <w:r>
+        <w:rPr>
+          <w:sz w:val="20"/>
+        </w:rPr>
+        <w:t>- La dernière fois que vous avez acheté Huile de palme brute est particulier et semble exister dans les modalités, prière de prendre attache avec le QG pour plus d'explication afin de la classer bien. Attention ! Le prix unitaire d'achat (33.33333 Fcfa) de Oignon frais en Pièce (Petit) est relativement faible par rapport aux autres prix observés dans cette zone. Prière de corriger ou de confirmer avec le QG. Attention ! Le prix unitaire d'achat (650 Fcfa) de Sucre en poudre  en Kg (taille unique) est relativement élevé par rapport aux autres prix observés dans cette zone. Prière de corriger ou de confirmer avec le QG. Avertissement!!! Le ménage a consommé 12 Kg taille unique de Mâchoiron Frais, cette quantité semble anormale pour une consommation des 7 derniers jours.Prière de corriger ou de confirmer avec le QG. Le prix d'achat unitaire (100 Fcfa) de Mâchoiron Frais en Kg de taille  taille unique  est très faible, prière de regarder les reponses prises dans les questions s07bq07a s07bq07b s07bq07c s07bq08 pour mieux corriger. Avertissement!!! Le ménage a consommé 14 Litre taille unique de Lait frais de vache, cette quantité semble anormale pour une consommation des 7 derniers jours.Prière de corriger ou de confirmer avec le QG. Avertissement!!! Le ménage a consommé 4 Cuillère Moyen de Pâte d'arachide, cette quantité semble anormale pour une consommation des 7 derniers jours. Etes vous sur d'avoir selectionner la bonne unitée ? prière de verifier et corriger. Avertissement!!! Le ménage a consommé 6 Paquet Moyen de Thé en sachet, cette quantité semble anormale pour une consommation des 7 derniers jours.Prière de corriger ou de confirmer avec le QG. Avertissement!! le prix unitaire (100 Fcfa) de Thé en sachet (unité: Paquet) de taille Moyen est très faible ou élevé. Prière de corriger ou de confirmer avec le QG. Incohérence!! Dans ce ménage, chaque individus consomme par jour 43.18735 Kg  de cereale; Prière de revoir les quantités prises de ces produits. Incohérence!! Dans ce ménage, chaque individus consomme par jour 43.18735 Kg  de cereale; Prière de revoir les quantités prises de ces produits.</w:t>
+      </w:r>
+    </w:p>
+    <w:p>
+      <w:r>
+        <w:rPr>
+          <w:b/>
+          <w:color w:val="4672C4"/>
+          <w:sz w:val="22"/>
+        </w:rPr>
+        <w:t>&gt;&gt; Section9c - Depenses non-alimentaires - 30 jours</w:t>
+      </w:r>
+    </w:p>
+    <w:p>
+      <w:pPr>
+        <w:ind w:left="283"/>
+      </w:pPr>
+      <w:r>
+        <w:rPr>
+          <w:sz w:val="20"/>
+        </w:rPr>
+        <w:t>- La dernière fois que vous avez acheté Bois de chauffe ramassé/coupé (estimer la valeur) est Ramassage et semble exister dans les modalités, prière de prendre attache avec le QG pour plus d'explication afin de la classer bien.</w:t>
       </w:r>
     </w:p>
     <w:p>
@@ -1646,7 +6629,7 @@
         <w:rPr>
           <w:sz w:val="20"/>
         </w:rPr>
-        <w:t>- Les informations sur ces entrepises non agricole manquent, prière de les renseigner. Le montant obtenus sur les services rendus par l'entreprise ##N/A## au cours des 30 derniers jours ou durant le dernier mois où l'entreprise a fonctionné n'a pas été renseigné, prière de mettre de 0 si l'entreprise n'a pas rendu de service. Prière de renseigner les montants dans les champs (s10q46 s10q47 s10q48 s10q49 s10q50 s10q51 s10q52 s10q53 s10q54 s10q55 s10q56 s10q57), mettre 0 si l'entreprise ##N/A## n'a pas effectué des dépenses ou faire des reventes des marchandises ou des produits ou rendre de service.Cette entreprise ##N/A## dit avoir obtenu une valeur sur les marchandises vendu en etat, les marchandises vendu après transformation et les services rendus. Prière de corriger. Cette entreprise ##N/A## dit avoir obtenu une valeur sur les marchandises vendu en etat et les marchandises vendu après transformation. La main d'oeuvre familiale pour Thierno Djitté ayant travaillé dans cette entreprise ##N/A## aucours des 12 derniers mois n'est pas renseigner. Prière de reneigner toutes les informations qui lui concerne.</w:t>
+        <w:t>- Le noms de l'entreprise Conducteur de moto 3 roues ne doit pas contenir de chiffre et doit être bien renseigné, prière de bien renseigné .</w:t>
       </w:r>
     </w:p>
     <w:p>
@@ -1656,7 +6639,7 @@
           <w:color w:val="4672C4"/>
           <w:sz w:val="22"/>
         </w:rPr>
-        <w:t>&gt;&gt; Section11 - Caracteristiques logement</w:t>
+        <w:t>&gt;&gt; Section13a - Transferts recus</w:t>
       </w:r>
     </w:p>
     <w:p>
@@ -1667,7 +6650,7 @@
         <w:rPr>
           <w:sz w:val="20"/>
         </w:rPr>
-        <w:t>- Avertissement!! la principale source d’énergie pour la cuisine semble ne pas bonne, prière de corriger ou confirmer avec le QG. La principale source d'énergie ( Electricité) pour la cusine semble incoherent, prière de corriger ou confirmer.</w:t>
+        <w:t>- L'enquêteur prière de fournir d'effort pour avoir le niveau d'étude et l'âge de celui qui a envoyé/donné de l'argent dans la section 13a (Transfert reçu). L'âge de celui qui a envoyé/donné de l'argent dans la section 13a (Transfert reçu) semble  élévé, prière de corriger ou confirmer ave le QG.</w:t>
       </w:r>
     </w:p>
     <w:p>
@@ -1688,7 +6671,13 @@
         <w:rPr>
           <w:sz w:val="20"/>
         </w:rPr>
-        <w:t>- La section 16 du ménage de Thierno Djite n'est pas renseigné, prière de renseigner.</w:t>
+        <w:t xml:space="preserve">- Avertissement!! La parcelle a comme nom (Riz 1) qui ne semble pas être un bon nom ou contient des lettres, prière de mettre le vrai nom de la parcelle. Le document légal (titre, acte, certificat etc. ) qui affirme votre possession de la parcelle Riz 1 est  et semble exister dans les modalités, prière de prendre attache avec le QG pour plus d'explication afin de la classer bien. </w:t>
+        <w:br/>
+        <w:t xml:space="preserve">- La quantité de fumure appliquée dans la parcelle Mil est de 98  qui semble élevé ou ne sait pas, prière de fournir d'effort pour estimer la quantité afin de corriger. Le document légal (titre, acte, certificat etc. ) qui affirme votre possession de la parcelle Mil est  et semble exister dans les modalités, prière de prendre attache avec le QG pour plus d'explication afin de la classer bien. </w:t>
+        <w:br/>
+        <w:t xml:space="preserve">- Le document légal (titre, acte, certificat etc. ) qui affirme votre possession de la parcelle Cesame est  et semble exister dans les modalités, prière de prendre attache avec le QG pour plus d'explication afin de la classer bien. </w:t>
+        <w:br/>
+        <w:t>- Le document légal (titre, acte, certificat etc. ) qui affirme votre possession de la parcelle Cesame est  et semble exister dans les modalités, prière de prendre attache avec le QG pour plus d'explication afin de la classer bien.</w:t>
       </w:r>
     </w:p>
     <w:p>
@@ -1698,7 +6687,7 @@
           <w:color w:val="4672C4"/>
           <w:sz w:val="22"/>
         </w:rPr>
-        <w:t>&gt;&gt; Section18c - Cueillette</w:t>
+        <w:t>&gt;&gt; Section16c - Cultures</w:t>
       </w:r>
     </w:p>
     <w:p>
@@ -1709,7 +6698,602 @@
         <w:rPr>
           <w:sz w:val="20"/>
         </w:rPr>
-        <w:t>- Prière de verifier la valeur de ce produit consommé ou stocké par mois dans le ménage, prière de corriger ou confirmer avec le QG.</w:t>
+        <w:t xml:space="preserve">- La quantité estimée en Kg est incorrecte (Exemple : si le ménage a eu 10 sacs de 100kg = 10*100=1000kg), prière de corriger merci. </w:t>
+        <w:br/>
+        <w:t xml:space="preserve">- La quantité estimée en Kg est incorrecte (Exemple : si le ménage a eu 10 sacs de 100kg = 10*100=1000kg), prière de corriger merci. </w:t>
+        <w:br/>
+        <w:t>- Le pourcentage qui reste à recolter pour ces cultures est de 100% c'est-à-dire que la recolte n'a pas commencé pour ces cultures, prière de regarder les questions (s16Cq11 s16Cq12) ou corriger.</w:t>
+      </w:r>
+    </w:p>
+    <w:p>
+      <w:r>
+        <w:rPr>
+          <w:b/>
+          <w:color w:val="4672C4"/>
+          <w:sz w:val="22"/>
+        </w:rPr>
+        <w:t>&gt;&gt; Section17 - Elevage</w:t>
+      </w:r>
+    </w:p>
+    <w:p>
+      <w:pPr>
+        <w:ind w:left="283"/>
+      </w:pPr>
+      <w:r>
+        <w:rPr>
+          <w:sz w:val="20"/>
+        </w:rPr>
+        <w:t>- Avertissement! Le prix de vente (375000 Fcfa) d'un Bovin est trop petit ou élevé . Veuillez confirmer ces informations avec le QG ou apporter les corrections nécessaires.</w:t>
+      </w:r>
+    </w:p>
+    <w:p>
+      <w:r>
+        <w:rPr>
+          <w:b/>
+          <w:color w:val="4672C4"/>
+          <w:sz w:val="22"/>
+        </w:rPr>
+        <w:t>&gt;&gt; Section19 - Equipements agricoles</w:t>
+      </w:r>
+    </w:p>
+    <w:p>
+      <w:pPr>
+        <w:ind w:left="283"/>
+      </w:pPr>
+      <w:r>
+        <w:rPr>
+          <w:sz w:val="20"/>
+        </w:rPr>
+        <w:t xml:space="preserve">- Attention ! Faucheuse a été revendu à 3000 Fcfa qui est relativement élevé par rapport aux autres prix de revente observés dans cette zone. Prière de corriger ou de confirmer avec le QG. </w:t>
+        <w:br/>
+        <w:t>- Attention ! Machette a été revendu à 5000 Fcfa qui est relativement élevé par rapport aux autres prix de revente observés dans cette zone. Prière de corriger ou de confirmer avec le QG.</w:t>
+      </w:r>
+    </w:p>
+    <w:p>
+      <w:r>
+        <w:t>________________________________________________________________________________</w:t>
+      </w:r>
+    </w:p>
+    <w:p>
+      <w:pPr>
+        <w:pStyle w:val="Heading2"/>
+      </w:pPr>
+      <w:r>
+        <w:t>Menage 15</w:t>
+      </w:r>
+    </w:p>
+    <w:tbl>
+      <w:tblPr>
+        <w:tblStyle w:val="TableGrid"/>
+        <w:tblW w:type="auto" w:w="0"/>
+        <w:tblLook w:firstColumn="1" w:firstRow="1" w:lastColumn="0" w:lastRow="0" w:noHBand="0" w:noVBand="1" w:val="04A0"/>
+      </w:tblPr>
+      <w:tblGrid>
+        <w:gridCol w:w="1662"/>
+        <w:gridCol w:w="1662"/>
+        <w:gridCol w:w="1662"/>
+        <w:gridCol w:w="1662"/>
+        <w:gridCol w:w="1662"/>
+        <w:gridCol w:w="1662"/>
+      </w:tblGrid>
+      <w:tr>
+        <w:tc>
+          <w:tcPr>
+            <w:tcW w:type="dxa" w:w="1662"/>
+            <w:shd w:fill="5B9BD5"/>
+          </w:tcPr>
+          <w:p>
+            <w:r>
+              <w:rPr>
+                <w:b/>
+                <w:color w:val="FFFFFF"/>
+                <w:sz w:val="16"/>
+              </w:rPr>
+              <w:t>Interview Key</w:t>
+            </w:r>
+          </w:p>
+        </w:tc>
+        <w:tc>
+          <w:tcPr>
+            <w:tcW w:type="dxa" w:w="1662"/>
+            <w:shd w:fill="5B9BD5"/>
+          </w:tcPr>
+          <w:p>
+            <w:r>
+              <w:rPr>
+                <w:b/>
+                <w:color w:val="FFFFFF"/>
+                <w:sz w:val="16"/>
+              </w:rPr>
+              <w:t>Interview ID</w:t>
+            </w:r>
+          </w:p>
+        </w:tc>
+        <w:tc>
+          <w:tcPr>
+            <w:tcW w:type="dxa" w:w="1662"/>
+            <w:shd w:fill="5B9BD5"/>
+          </w:tcPr>
+          <w:p>
+            <w:r>
+              <w:rPr>
+                <w:b/>
+                <w:color w:val="FFFFFF"/>
+                <w:sz w:val="16"/>
+              </w:rPr>
+              <w:t>ID Agent</w:t>
+            </w:r>
+          </w:p>
+        </w:tc>
+        <w:tc>
+          <w:tcPr>
+            <w:tcW w:type="dxa" w:w="1662"/>
+            <w:shd w:fill="5B9BD5"/>
+          </w:tcPr>
+          <w:p>
+            <w:r>
+              <w:rPr>
+                <w:b/>
+                <w:color w:val="FFFFFF"/>
+                <w:sz w:val="16"/>
+              </w:rPr>
+              <w:t>ID Equipe</w:t>
+            </w:r>
+          </w:p>
+        </w:tc>
+        <w:tc>
+          <w:tcPr>
+            <w:tcW w:type="dxa" w:w="1662"/>
+            <w:shd w:fill="5B9BD5"/>
+          </w:tcPr>
+          <w:p>
+            <w:r>
+              <w:rPr>
+                <w:b/>
+                <w:color w:val="FFFFFF"/>
+                <w:sz w:val="16"/>
+              </w:rPr>
+              <w:t>Agent</w:t>
+            </w:r>
+          </w:p>
+        </w:tc>
+        <w:tc>
+          <w:tcPr>
+            <w:tcW w:type="dxa" w:w="1662"/>
+            <w:shd w:fill="5B9BD5"/>
+          </w:tcPr>
+          <w:p>
+            <w:r>
+              <w:rPr>
+                <w:b/>
+                <w:color w:val="FFFFFF"/>
+                <w:sz w:val="16"/>
+              </w:rPr>
+              <w:t>Chef d'equipe</w:t>
+            </w:r>
+          </w:p>
+        </w:tc>
+      </w:tr>
+      <w:tr>
+        <w:tc>
+          <w:tcPr>
+            <w:tcW w:type="dxa" w:w="1662"/>
+          </w:tcPr>
+          <w:p>
+            <w:r>
+              <w:rPr>
+                <w:sz w:val="14"/>
+              </w:rPr>
+              <w:t>83-19-92-27</w:t>
+            </w:r>
+          </w:p>
+        </w:tc>
+        <w:tc>
+          <w:tcPr>
+            <w:tcW w:type="dxa" w:w="1662"/>
+          </w:tcPr>
+          <w:p>
+            <w:r>
+              <w:rPr>
+                <w:sz w:val="14"/>
+              </w:rPr>
+              <w:t>8a9f8d83431d43e2b09131b75383daab</w:t>
+            </w:r>
+          </w:p>
+        </w:tc>
+        <w:tc>
+          <w:tcPr>
+            <w:tcW w:type="dxa" w:w="1662"/>
+          </w:tcPr>
+          <w:p>
+            <w:r>
+              <w:rPr>
+                <w:sz w:val="14"/>
+              </w:rPr>
+              <w:t>EQ36_enq2</w:t>
+            </w:r>
+          </w:p>
+        </w:tc>
+        <w:tc>
+          <w:tcPr>
+            <w:tcW w:type="dxa" w:w="1662"/>
+          </w:tcPr>
+          <w:p>
+            <w:r>
+              <w:rPr>
+                <w:sz w:val="14"/>
+              </w:rPr>
+              <w:t>Equipe36</w:t>
+            </w:r>
+          </w:p>
+        </w:tc>
+        <w:tc>
+          <w:tcPr>
+            <w:tcW w:type="dxa" w:w="1662"/>
+          </w:tcPr>
+          <w:p>
+            <w:r>
+              <w:rPr>
+                <w:sz w:val="14"/>
+              </w:rPr>
+              <w:t>Hawa SAMBOU</w:t>
+            </w:r>
+          </w:p>
+        </w:tc>
+        <w:tc>
+          <w:tcPr>
+            <w:tcW w:type="dxa" w:w="1662"/>
+          </w:tcPr>
+          <w:p>
+            <w:r>
+              <w:rPr>
+                <w:sz w:val="14"/>
+              </w:rPr>
+              <w:t>Fode BAYO</w:t>
+            </w:r>
+          </w:p>
+        </w:tc>
+      </w:tr>
+    </w:tbl>
+    <w:p/>
+    <w:tbl>
+      <w:tblPr>
+        <w:tblStyle w:val="TableGrid"/>
+        <w:tblW w:type="auto" w:w="0"/>
+        <w:tblLook w:firstColumn="1" w:firstRow="1" w:lastColumn="0" w:lastRow="0" w:noHBand="0" w:noVBand="1" w:val="04A0"/>
+      </w:tblPr>
+      <w:tblGrid>
+        <w:gridCol w:w="3324"/>
+        <w:gridCol w:w="3324"/>
+        <w:gridCol w:w="3324"/>
+      </w:tblGrid>
+      <w:tr>
+        <w:tc>
+          <w:tcPr>
+            <w:tcW w:type="dxa" w:w="3324"/>
+            <w:shd w:fill="70AD47"/>
+          </w:tcPr>
+          <w:p>
+            <w:r>
+              <w:rPr>
+                <w:b/>
+                <w:color w:val="FFFFFF"/>
+                <w:sz w:val="18"/>
+              </w:rPr>
+              <w:t>Chef de Menage</w:t>
+            </w:r>
+          </w:p>
+        </w:tc>
+        <w:tc>
+          <w:tcPr>
+            <w:tcW w:type="dxa" w:w="3324"/>
+            <w:shd w:fill="70AD47"/>
+          </w:tcPr>
+          <w:p>
+            <w:r>
+              <w:rPr>
+                <w:b/>
+                <w:color w:val="FFFFFF"/>
+                <w:sz w:val="18"/>
+              </w:rPr>
+              <w:t>Quartier/Village (s00q05)</w:t>
+            </w:r>
+          </w:p>
+        </w:tc>
+        <w:tc>
+          <w:tcPr>
+            <w:tcW w:type="dxa" w:w="3324"/>
+            <w:shd w:fill="70AD47"/>
+          </w:tcPr>
+          <w:p>
+            <w:r>
+              <w:rPr>
+                <w:b/>
+                <w:color w:val="FFFFFF"/>
+                <w:sz w:val="18"/>
+              </w:rPr>
+              <w:t>Localisation GPS</w:t>
+            </w:r>
+          </w:p>
+        </w:tc>
+      </w:tr>
+      <w:tr>
+        <w:tc>
+          <w:tcPr>
+            <w:tcW w:type="dxa" w:w="3324"/>
+          </w:tcPr>
+          <w:p>
+            <w:r>
+              <w:rPr>
+                <w:sz w:val="18"/>
+              </w:rPr>
+              <w:t>BOUYA SAMATÉ</w:t>
+            </w:r>
+          </w:p>
+        </w:tc>
+        <w:tc>
+          <w:tcPr>
+            <w:tcW w:type="dxa" w:w="3324"/>
+          </w:tcPr>
+          <w:p>
+            <w:r>
+              <w:rPr>
+                <w:sz w:val="18"/>
+              </w:rPr>
+              <w:t>N/A</w:t>
+            </w:r>
+          </w:p>
+        </w:tc>
+        <w:tc>
+          <w:tcPr>
+            <w:tcW w:type="dxa" w:w="3324"/>
+          </w:tcPr>
+          <w:p>
+            <w:r/>
+            <w:hyperlink r:id="rId19">
+              <w:r>
+                <w:rPr>
+                  <w:color w:val="0563C1"/>
+                  <w:u w:val="single"/>
+                </w:rPr>
+                <w:t>DIOGNERE</w:t>
+              </w:r>
+            </w:hyperlink>
+          </w:p>
+        </w:tc>
+      </w:tr>
+    </w:tbl>
+    <w:p/>
+    <w:p>
+      <w:r>
+        <w:rPr>
+          <w:b/>
+          <w:color w:val="4672C4"/>
+          <w:sz w:val="22"/>
+        </w:rPr>
+        <w:t>&gt;&gt; Section0 - Identification et renseignements de controle</w:t>
+      </w:r>
+    </w:p>
+    <w:p>
+      <w:pPr>
+        <w:ind w:left="283"/>
+      </w:pPr>
+      <w:r>
+        <w:rPr>
+          <w:sz w:val="20"/>
+        </w:rPr>
+        <w:t>- Le questionnaire semble ne pas être complètement fini mais le questionnaire est en statut complet, prière de compléter le questionnaire.</w:t>
+      </w:r>
+    </w:p>
+    <w:p>
+      <w:r>
+        <w:rPr>
+          <w:b/>
+          <w:color w:val="4672C4"/>
+          <w:sz w:val="22"/>
+        </w:rPr>
+        <w:t>&gt;&gt; Section1 - Caracteristiques des membres</w:t>
+      </w:r>
+    </w:p>
+    <w:p>
+      <w:pPr>
+        <w:ind w:left="283"/>
+      </w:pPr>
+      <w:r>
+        <w:rPr>
+          <w:sz w:val="20"/>
+        </w:rPr>
+        <w:t xml:space="preserve">- Les informations sur l'acte de naissance (ni Jours, ni mois et ni années) de  Alanso Djite  manquent, s'il vous plait pouvez-vous fournir d'effort pour avoir ces informations. </w:t>
+        <w:br/>
+        <w:t>- Les informations sur l'acte de naissance (ni Jours, ni mois et ni années) de  Natoma Drame  manquent, s'il vous plait pouvez-vous fournir d'effort pour avoir ces informations.</w:t>
+      </w:r>
+    </w:p>
+    <w:p>
+      <w:r>
+        <w:rPr>
+          <w:b/>
+          <w:color w:val="4672C4"/>
+          <w:sz w:val="22"/>
+        </w:rPr>
+        <w:t>&gt;&gt; Section2 - Education</w:t>
+      </w:r>
+    </w:p>
+    <w:p>
+      <w:pPr>
+        <w:ind w:left="283"/>
+      </w:pPr>
+      <w:r>
+        <w:rPr>
+          <w:sz w:val="20"/>
+        </w:rPr>
+        <w:t xml:space="preserve">- La filière de Manding Samate est terminale et semble exister dans les modalités, prière de prendre attache avec le QG pour plus d'explication afin de la classer bien. </w:t>
+        <w:br/>
+        <w:t xml:space="preserve">- Peu plausible Mouhamed Samate fréquente au minimum le fondamental 1 mais ne sait ni lire ni comprendre la langue française, prière de corriger ou de confirmer avec le QG merci. Avertissement!! Mouhamed Samate fréquente au minimum la troisième année de fondamental 1 mais ne sait pas écrire, prière de corriger ou confirmer avec le QG. </w:t>
+        <w:br/>
+        <w:t>- Peu probable! Fatoumata Samate  n'arrive pas  à comprendre un petit texte lu dans une langue locale (s02q03). Veuillez corriger ou donner des explications au QG. Peu probable! Fatoumata Samate  ne sait ni lire, ni écrire, ni comprendre dans aucune des langues  (s02q01,s02q02,s02q03). Veuillez corriger ou donner des explications au QG.</w:t>
+      </w:r>
+    </w:p>
+    <w:p>
+      <w:r>
+        <w:rPr>
+          <w:b/>
+          <w:color w:val="4672C4"/>
+          <w:sz w:val="22"/>
+        </w:rPr>
+        <w:t>&gt;&gt; Section4b - Emploi - Activite principale</w:t>
+      </w:r>
+    </w:p>
+    <w:p>
+      <w:pPr>
+        <w:ind w:left="283"/>
+      </w:pPr>
+      <w:r>
+        <w:rPr>
+          <w:sz w:val="20"/>
+        </w:rPr>
+        <w:t xml:space="preserve">- Incohérence détectée ! Il semble peu probable que Manding Samate occupe un emploi pour l'ETAT/collectivités locales ou dans une entreprise publique/parapublique tout en travaillant moins de 20 jours par mois. Veuillez, s'il vous plaît, corriger cette information. </w:t>
+        <w:br/>
+        <w:t xml:space="preserve">- Nombre de mois exercé par Moussolba Drame dans l'emploi au cours des 12 derniers mois semble faible, veuillez corriger s'il vous plait ou comfirmer avec le QG. </w:t>
+        <w:br/>
+        <w:t>- Nombre de mois exercé par Natoma Drame dans l'emploi au cours des 12 derniers mois semble faible, veuillez corriger s'il vous plait ou comfirmer avec le QG.</w:t>
+      </w:r>
+    </w:p>
+    <w:p>
+      <w:r>
+        <w:rPr>
+          <w:b/>
+          <w:color w:val="4672C4"/>
+          <w:sz w:val="22"/>
+        </w:rPr>
+        <w:t>&gt;&gt; Section7b - Consommation alimentaire - 7 jours</w:t>
+      </w:r>
+    </w:p>
+    <w:p>
+      <w:pPr>
+        <w:ind w:left="283"/>
+      </w:pPr>
+      <w:r>
+        <w:rPr>
+          <w:sz w:val="20"/>
+        </w:rPr>
+        <w:t>- Attention ! Le prix unitaire d'achat (500 Fcfa) de Pâte d'arachide en Sachets (Moyen) est relativement élevé par rapport aux autres prix observés dans cette zone. Prière de corriger ou de confirmer avec le QG. Avertissement!!! Le ménage a consommé 10 Kg taille unique de Mâchoiron Frais, cette quantité semble anormale pour une consommation des 7 derniers jours.Prière de corriger ou de confirmer avec le QG. Le prix d'achat unitaire (100 Fcfa) de Mâchoiron Frais en Kg de taille  taille unique  est très faible, prière de regarder les reponses prises dans les questions s07bq07a s07bq07b s07bq07c s07bq08 pour mieux corriger. Avertissement!!! Le ménage a consommé 18 Paquet Moyen de Thé en sachet, cette quantité semble anormale pour une consommation des 7 derniers jours.Prière de corriger ou de confirmer avec le QG. Avertissement!! le prix unitaire (100 Fcfa) de Thé en sachet (unité: Paquet) de taille Moyen est très faible ou élevé. Prière de corriger ou de confirmer avec le QG. Avertissement!!! Le ménage a consommé 18 Sachets Moyen de Sucre en poudre , cette quantité semble anormale pour une consommation des 7 derniers jours.Prière de corriger ou de confirmer avec le QG. Avertissement!!! Le ménage a consommé 24 Pièce Petit de Caramel, bonbons, confiseries, etc., cette quantité semble anormale pour une consommation des 7 derniers jours.Prière de corriger ou de confirmer avec le QG. Incohérence!! Dans ce ménage, chaque individus consomme par jour 23.82036 Kg  de cereale; Prière de revoir les quantités prises de ces produits. Incohérence!! Dans ce ménage, chaque individus consomme par jour 23.82036 Kg  de cereale; Prière de revoir les quantités prises de ces produits.</w:t>
+      </w:r>
+    </w:p>
+    <w:p>
+      <w:r>
+        <w:rPr>
+          <w:b/>
+          <w:color w:val="4672C4"/>
+          <w:sz w:val="22"/>
+        </w:rPr>
+        <w:t>&gt;&gt; Section9b - Depenses non-alimentaires - 7 jours</w:t>
+      </w:r>
+    </w:p>
+    <w:p>
+      <w:pPr>
+        <w:ind w:left="283"/>
+      </w:pPr>
+      <w:r>
+        <w:rPr>
+          <w:sz w:val="20"/>
+        </w:rPr>
+        <w:t>- Il est difficile d'avoir un ménage qui n'a effectué aucune des dépenses mentionnées au cours de 7 derniers jours, prière de revoir la section 9B pour ce ménage.</w:t>
+      </w:r>
+    </w:p>
+    <w:p>
+      <w:r>
+        <w:rPr>
+          <w:b/>
+          <w:color w:val="4672C4"/>
+          <w:sz w:val="22"/>
+        </w:rPr>
+        <w:t>&gt;&gt; Section10b - caracteristiques entreprise non agricole</w:t>
+      </w:r>
+    </w:p>
+    <w:p>
+      <w:pPr>
+        <w:ind w:left="283"/>
+      </w:pPr>
+      <w:r>
+        <w:rPr>
+          <w:sz w:val="20"/>
+        </w:rPr>
+        <w:t>- Le montant dépensé de L'entreprise vente de chaussures pour l'achat de ces marchandises revendues en état, sans transformation ne peut être supérieur aux montants obtenus sur la revente de marchandises achetées et revendues en état au cours des 30 derniers jours ou durant le dernier mois où l'entreprise a fonctionné (s10q47 &gt; s10q46), prière de corriger.</w:t>
+      </w:r>
+    </w:p>
+    <w:p>
+      <w:r>
+        <w:rPr>
+          <w:b/>
+          <w:color w:val="4672C4"/>
+          <w:sz w:val="22"/>
+        </w:rPr>
+        <w:t>&gt;&gt; Section12 - Actifs du menage</w:t>
+      </w:r>
+    </w:p>
+    <w:p>
+      <w:pPr>
+        <w:ind w:left="283"/>
+      </w:pPr>
+      <w:r>
+        <w:rPr>
+          <w:sz w:val="20"/>
+        </w:rPr>
+        <w:t>- Attention ! Tapis a été achété à 20000 Fcfa est relativement élevé par rapport aux autres prix d'achat observés dans cette zone. Prière de corriger ou de confirmer avec le QG.</w:t>
+      </w:r>
+    </w:p>
+    <w:p>
+      <w:r>
+        <w:rPr>
+          <w:b/>
+          <w:color w:val="4672C4"/>
+          <w:sz w:val="22"/>
+        </w:rPr>
+        <w:t>&gt;&gt; Section16a - Champs et parcelles</w:t>
+      </w:r>
+    </w:p>
+    <w:p>
+      <w:pPr>
+        <w:ind w:left="283"/>
+      </w:pPr>
+      <w:r>
+        <w:rPr>
+          <w:sz w:val="20"/>
+        </w:rPr>
+        <w:t xml:space="preserve">- La superficie de la parcelle Riz un selon l'exploitant est de 8 Mètre Carré (m^2) qui semble faible ou l'estimation ne semble pas bonne. Prière de corriger. La quantité de fumure appliquée dans la parcelle Riz un est de 98  qui semble élevé ou ne sait pas, prière de fournir d'effort pour estimer la quantité afin de corriger. Le nombre de femmes de 15 ans et plus (20) non membre du ménage de BOUYA SAMATÉ ayant travaillé dans la parcelle Riz un pour la préparation du sol (labour) et des semis semble élevé, prière de corriger. Le nombre de femme de 15 ans et plus (20) non membre du ménage de BOUYA SAMATÉ ayant travaillé dans la parcelle Riz un pour la période d'entretien du sol semble élevé, prière de corriger. Le nombre de femme de 15 ans et plus (20) non membre du ménage de BOUYA SAMATÉ ayant travaillé dans la parcelle Riz un pour la pour la période des récoltes semble élevé, prière de corriger. Le nombre de personnes toutes catégories confondues des main-d'oeuvre non-familiale sur la parcelle Riz un au cours de la campagne pour la période de préparation du sol (labour) et des semis est de 20 personnes qui semble faible ou élevé. Merci de corriger. Le salaire total payé de toutes catégories confondues par le ménage BOUYA SAMATÉ pour la main-d'oeuvre non-familiale sur la parcelle Riz un au cours de la campagne pour la période de préparation du sol (labour) et des semis est de 0 qui semble élevé ou faible. Merci de corriger. Le nombre de personnes toutes catégories confondues des main-d'oeuvre non-familiale sur la parcelle Riz un au cours de la campagne pour la période d'entretien du sol (sarclage, etc.) est de 20 personnes qui semble faible ou élevé. Merci de corriger. Le salaire total payé de toutes catégories confondues par le ménage BOUYA SAMATÉ pour la main-d'oeuvre non-familiale sur la parcelle Riz un au cours de la campagne pour la période d'entretien du sol (sarclage, etc.) est de 0 qui semble élevé ou faible. Merci de corriger. Le nombre de personnes toutes catégories confondues des main-d'oeuvre non-familiale sur la parcelle Riz un au cours de la campagne pour la période des récoltes est de 20 personnes qui semble faible ou élevé. Merci de corriger. Le salaire total payé de toutes catégories confondues par le ménage BOUYA SAMATÉ pour la main-d'oeuvre non-familiale sur la parcelle Riz un au cours de la campagne pour la période des récoltes est de 0 qui semble élevé ou faible. Merci de corriger. Le document légal (titre, acte, certificat etc. ) qui affirme votre possession de la parcelle Riz un est  et semble exister dans les modalités, prière de prendre attache avec le QG pour plus d'explication afin de la classer bien. </w:t>
+        <w:br/>
+        <w:t xml:space="preserve">- La superficie de la parcelle Riz un selon l'exploitant est de 8 Mètre Carré (m^2) qui semble faible ou l'estimation ne semble pas bonne. Prière de corriger. Le nombre de femmes de 15 ans et plus (20) non membre du ménage de BOUYA SAMATÉ ayant travaillé dans la parcelle Riz un pour la préparation du sol (labour) et des semis semble élevé, prière de corriger. Le nombre de femme de 15 ans et plus (20) non membre du ménage de BOUYA SAMATÉ ayant travaillé dans la parcelle Riz un pour la pour la période des récoltes semble élevé, prière de corriger. Le nombre de personnes toutes catégories confondues des main-d'oeuvre non-familiale sur la parcelle Riz un au cours de la campagne pour la période de préparation du sol (labour) et des semis est de 20 personnes qui semble faible ou élevé. Merci de corriger. Le salaire total payé de toutes catégories confondues par le ménage BOUYA SAMATÉ pour la main-d'oeuvre non-familiale sur la parcelle Riz un au cours de la campagne pour la période de préparation du sol (labour) et des semis est de 0 qui semble élevé ou faible. Merci de corriger. Le nombre de personnes toutes catégories confondues des main-d'oeuvre non-familiale sur la parcelle Riz un au cours de la campagne pour la période des récoltes est de 20 personnes qui semble faible ou élevé. Merci de corriger. Le salaire total payé de toutes catégories confondues par le ménage BOUYA SAMATÉ pour la main-d'oeuvre non-familiale sur la parcelle Riz un au cours de la campagne pour la période des récoltes est de 0 qui semble élevé ou faible. Merci de corriger. Le document légal (titre, acte, certificat etc. ) qui affirme votre possession de la parcelle Riz un est  et semble exister dans les modalités, prière de prendre attache avec le QG pour plus d'explication afin de la classer bien. </w:t>
+        <w:br/>
+        <w:t xml:space="preserve">- La superficie de la parcelle Riz un selon l'exploitant est de 8 Mètre Carré (m^2) qui semble faible ou l'estimation ne semble pas bonne. Prière de corriger. Le nombre de femmes de 15 ans et plus (20) non membre du ménage de BOUYA SAMATÉ ayant travaillé dans la parcelle Riz un pour la préparation du sol (labour) et des semis semble élevé, prière de corriger. Le nombre de femme de 15 ans et plus (20) non membre du ménage de BOUYA SAMATÉ ayant travaillé dans la parcelle Riz un pour la période d'entretien du sol semble élevé, prière de corriger. Le nombre de femme de 15 ans et plus (20) non membre du ménage de BOUYA SAMATÉ ayant travaillé dans la parcelle Riz un pour la pour la période des récoltes semble élevé, prière de corriger. Le nombre de personnes toutes catégories confondues des main-d'oeuvre non-familiale sur la parcelle Riz un au cours de la campagne pour la période de préparation du sol (labour) et des semis est de 20 personnes qui semble faible ou élevé. Merci de corriger. Le salaire total payé de toutes catégories confondues par le ménage BOUYA SAMATÉ pour la main-d'oeuvre non-familiale sur la parcelle Riz un au cours de la campagne pour la période de préparation du sol (labour) et des semis est de 0 qui semble élevé ou faible. Merci de corriger. Le nombre de personnes toutes catégories confondues des main-d'oeuvre non-familiale sur la parcelle Riz un au cours de la campagne pour la période d'entretien du sol (sarclage, etc.) est de 20 personnes qui semble faible ou élevé. Merci de corriger. Le salaire total payé de toutes catégories confondues par le ménage BOUYA SAMATÉ pour la main-d'oeuvre non-familiale sur la parcelle Riz un au cours de la campagne pour la période d'entretien du sol (sarclage, etc.) est de 0 qui semble élevé ou faible. Merci de corriger. Le nombre de personnes toutes catégories confondues des main-d'oeuvre non-familiale sur la parcelle Riz un au cours de la campagne pour la période des récoltes est de 20 personnes qui semble faible ou élevé. Merci de corriger. Le salaire total payé de toutes catégories confondues par le ménage BOUYA SAMATÉ pour la main-d'oeuvre non-familiale sur la parcelle Riz un au cours de la campagne pour la période des récoltes est de 0 qui semble élevé ou faible. Merci de corriger. Le document légal (titre, acte, certificat etc. ) qui affirme votre possession de la parcelle Riz un est  et semble exister dans les modalités, prière de prendre attache avec le QG pour plus d'explication afin de la classer bien. </w:t>
+        <w:br/>
+        <w:t xml:space="preserve">- Le document légal (titre, acte, certificat etc. ) qui affirme votre possession de la parcelle sesame est  et semble exister dans les modalités, prière de prendre attache avec le QG pour plus d'explication afin de la classer bien. </w:t>
+        <w:br/>
+        <w:t xml:space="preserve">- Le nombre d'homme de 15 ans et plus (35) non membre du ménage de BOUYA SAMATÉ ayant travaillé dans la parcelle arachide pour la période des récoltes semble élevé, prière de corriger. Le nombre de personnes toutes catégories confondues des main-d'oeuvre non-familiale sur la parcelle arachide au cours de la campagne pour la période des récoltes est de 35 personnes qui semble faible ou élevé. Merci de corriger. Le salaire d'un homme de 15ans et plus ayant travaillé sur la parcelle arachide par jours au moment de la période des récoltes est de 285.7143 FCFA qui semble faible ou  élevé, prière de corriger. Le document légal (titre, acte, certificat etc. ) qui affirme votre possession de la parcelle arachide est  et semble exister dans les modalités, prière de prendre attache avec le QG pour plus d'explication afin de la classer bien. </w:t>
+        <w:br/>
+        <w:t xml:space="preserve">- Le nombre de femmes de 15 ans et plus (20) non membre du ménage de BOUYA SAMATÉ ayant travaillé dans la parcelle Riz un pour la préparation du sol (labour) et des semis semble élevé, prière de corriger. Le nombre de femme de 15 ans et plus (20) non membre du ménage de BOUYA SAMATÉ ayant travaillé dans la parcelle Riz un pour la période d'entretien du sol semble élevé, prière de corriger. Le nombre de femme de 15 ans et plus (20) non membre du ménage de BOUYA SAMATÉ ayant travaillé dans la parcelle Riz un pour la pour la période des récoltes semble élevé, prière de corriger. Le nombre de personnes toutes catégories confondues des main-d'oeuvre non-familiale sur la parcelle Riz un au cours de la campagne pour la période de préparation du sol (labour) et des semis est de 20 personnes qui semble faible ou élevé. Merci de corriger. Le salaire total payé de toutes catégories confondues par le ménage BOUYA SAMATÉ pour la main-d'oeuvre non-familiale sur la parcelle Riz un au cours de la campagne pour la période de préparation du sol (labour) et des semis est de 0 qui semble élevé ou faible. Merci de corriger. Le nombre de personnes toutes catégories confondues des main-d'oeuvre non-familiale sur la parcelle Riz un au cours de la campagne pour la période d'entretien du sol (sarclage, etc.) est de 20 personnes qui semble faible ou élevé. Merci de corriger. Le salaire total payé de toutes catégories confondues par le ménage BOUYA SAMATÉ pour la main-d'oeuvre non-familiale sur la parcelle Riz un au cours de la campagne pour la période d'entretien du sol (sarclage, etc.) est de 0 qui semble élevé ou faible. Merci de corriger. Le nombre de personnes toutes catégories confondues des main-d'oeuvre non-familiale sur la parcelle Riz un au cours de la campagne pour la période des récoltes est de 20 personnes qui semble faible ou élevé. Merci de corriger. Le salaire total payé de toutes catégories confondues par le ménage BOUYA SAMATÉ pour la main-d'oeuvre non-familiale sur la parcelle Riz un au cours de la campagne pour la période des récoltes est de 0 qui semble élevé ou faible. Merci de corriger. Le document légal (titre, acte, certificat etc. ) qui affirme votre possession de la parcelle Riz un est  et semble exister dans les modalités, prière de prendre attache avec le QG pour plus d'explication afin de la classer bien. </w:t>
+        <w:br/>
+        <w:t>- Le nombre de femmes de 15 ans et plus (20) non membre du ménage de BOUYA SAMATÉ ayant travaillé dans la parcelle Riz un pour la préparation du sol (labour) et des semis semble élevé, prière de corriger. Le nombre de femme de 15 ans et plus (20) non membre du ménage de BOUYA SAMATÉ ayant travaillé dans la parcelle Riz un pour la période d'entretien du sol semble élevé, prière de corriger. Le nombre de femme de 15 ans et plus (20) non membre du ménage de BOUYA SAMATÉ ayant travaillé dans la parcelle Riz un pour la pour la période des récoltes semble élevé, prière de corriger. Le nombre de personnes toutes catégories confondues des main-d'oeuvre non-familiale sur la parcelle Riz un au cours de la campagne pour la période de préparation du sol (labour) et des semis est de 20 personnes qui semble faible ou élevé. Merci de corriger. Le salaire total payé de toutes catégories confondues par le ménage BOUYA SAMATÉ pour la main-d'oeuvre non-familiale sur la parcelle Riz un au cours de la campagne pour la période de préparation du sol (labour) et des semis est de 0 qui semble élevé ou faible. Merci de corriger. Le nombre de personnes toutes catégories confondues des main-d'oeuvre non-familiale sur la parcelle Riz un au cours de la campagne pour la période d'entretien du sol (sarclage, etc.) est de 20 personnes qui semble faible ou élevé. Merci de corriger. Le salaire total payé de toutes catégories confondues par le ménage BOUYA SAMATÉ pour la main-d'oeuvre non-familiale sur la parcelle Riz un au cours de la campagne pour la période d'entretien du sol (sarclage, etc.) est de 0 qui semble élevé ou faible. Merci de corriger. Le nombre de personnes toutes catégories confondues des main-d'oeuvre non-familiale sur la parcelle Riz un au cours de la campagne pour la période des récoltes est de 20 personnes qui semble faible ou élevé. Merci de corriger. Le salaire total payé de toutes catégories confondues par le ménage BOUYA SAMATÉ pour la main-d'oeuvre non-familiale sur la parcelle Riz un au cours de la campagne pour la période des récoltes est de 0 qui semble élevé ou faible. Merci de corriger. Le document légal (titre, acte, certificat etc. ) qui affirme votre possession de la parcelle Riz un est  et semble exister dans les modalités, prière de prendre attache avec le QG pour plus d'explication afin de la classer bien.</w:t>
+      </w:r>
+    </w:p>
+    <w:p>
+      <w:r>
+        <w:rPr>
+          <w:b/>
+          <w:color w:val="4672C4"/>
+          <w:sz w:val="22"/>
+        </w:rPr>
+        <w:t>&gt;&gt; Section16c - Cultures</w:t>
+      </w:r>
+    </w:p>
+    <w:p>
+      <w:pPr>
+        <w:ind w:left="283"/>
+      </w:pPr>
+      <w:r>
+        <w:rPr>
+          <w:sz w:val="20"/>
+        </w:rPr>
+        <w:t>- Le pourcentage qui reste à recolter pour ces cultures est de 100% c'est-à-dire que la recolte n'a pas commencé pour ces cultures, prière de regarder les questions (s16Cq11 s16Cq12) ou corriger.</w:t>
       </w:r>
     </w:p>
     <w:p>
